--- a/studies/teacher_reference_bias_paper/analysis/main_cross_analysis_colored.docx
+++ b/studies/teacher_reference_bias_paper/analysis/main_cross_analysis_colored.docx
@@ -28,7 +28,7 @@
           <w:rFonts w:ascii="DejaVu Sans" w:hAnsi="DejaVu Sans"/>
           <w:sz w:val="18"/>
         </w:rPr>
-        <w:t>Dört deney aynı 512 görüntü / dört eşit 128 görüntülük tabaka / seed 42 / 1024×1024 / SAM1-2-3 / GT ve YOLO bbox protokolünü kullanır.</w:t>
+        <w:t>Dört deney aynı 512 görüntü / dört eşit 128 görüntülük sahne grubu / seed 42 / 1024×1024 / SAM1-2-3 / GT ve YOLO bbox protokolünü kullanır.</w:t>
       </w:r>
     </w:p>
     <w:p>
@@ -41,7 +41,7 @@
           <w:rFonts w:ascii="DejaVu Sans" w:hAnsi="DejaVu Sans"/>
           <w:sz w:val="18"/>
         </w:rPr>
-        <w:t>iSAID Plane ve Small Vehicle deneylerinde insan anotasyonu bağımsız kontrol referansıdır; teacher-reference bias iddiasının ana kanıtı bu iki deneydeki eşleşmiş pseudo−human farklarıdır.</w:t>
+        <w:t>iSAID Plane ve Small Vehicle deneylerinde insan anotasyonu bağımsız kontrol referansıdır. Ana karşılaştırma, aynı dondurulmuş model tahmininin kendi ürettiği etikette aldığı IoU ile diğer iki SAM etiketinde aldığı ortalama IoU arasındaki farktır.</w:t>
       </w:r>
     </w:p>
     <w:p>
@@ -54,7 +54,7 @@
           <w:rFonts w:ascii="DejaVu Sans" w:hAnsi="DejaVu Sans"/>
           <w:sz w:val="18"/>
         </w:rPr>
-        <w:t>SAMRS Plane ve Small Vehicle deneylerinde yayımlanmış etiket insan GT değildir; SAM tabanlı üretim hattından geldiği için bu iki deney destekleyici model-aile yakınlığı analizi olarak yorumlanır.</w:t>
+        <w:t>SAMRS Plane ve Small Vehicle deneylerinde yayımlanmış etiket insan GT değildir; SAM tabanlı üretim hattından geldiği için bu iki deney destekleyici SAM1-benzeri referans yakınlığı analizi olarak yorumlanır.</w:t>
       </w:r>
     </w:p>
     <w:p>
@@ -67,7 +67,7 @@
           <w:rFonts w:ascii="DejaVu Sans" w:hAnsi="DejaVu Sans"/>
           <w:sz w:val="18"/>
         </w:rPr>
-        <w:t>GT-bbox öz-referans diagonalinde 1,000 görmek beklenen matematiksel identity control'dür. Ana değerlendirme, teacher ve evaluated prediction bbox istemleri farklı olan YOLO-bbox koşuludur.</w:t>
+        <w:t>GT bbox ile bir modelin kendi ürettiği maske yine aynı maskeye karşı ölçüldüğünde IoU'nun 1,000 olması beklenen matematiksel sonuçtur. Ana değerlendirme bu doğrudan eşitliği kıran YOLO bbox koşuludur.</w:t>
       </w:r>
     </w:p>
     <w:p>
@@ -80,7 +80,7 @@
           <w:rFonts w:ascii="DejaVu Sans" w:hAnsi="DejaVu Sans"/>
           <w:sz w:val="18"/>
         </w:rPr>
-        <w:t>Farklı veri setlerinin IoU değerleri tek bir ortalamada birleştirilmez; sınıf ve veri ailesi bazında ayrı raporlanır.</w:t>
+        <w:t>Dört deney tek bir ortalamada birleştirilmez. iSAID ve SAMRS ayrı anotasyon ürünleridir ancak ikisi de DOTA kökenli görüntüler içerdiği ve test kümeleri kısmen örtüştüğü için bağımsız dört replikasyon olarak yorumlanmaz.</w:t>
       </w:r>
     </w:p>
     <w:p>
@@ -93,7 +93,7 @@
           <w:rFonts w:ascii="DejaVu Sans" w:hAnsi="DejaVu Sans"/>
           <w:sz w:val="18"/>
         </w:rPr>
-        <w:t>Sonuç pseudo etiketlemenin yararsız olduğunu değil, pseudo etiket üreticisiyle aday modelin bağımlı olduğu test referansının model seçimini yanıltabileceğini gösterir.</w:t>
+        <w:t>Sonuçlar, bu dondurulmuş checkpoint'ler ve seçilmiş test kapsamı içinde, pseudo etiket üreticisiyle bağımlı test referansının skor ve model seçimini etkileyebildiğini destekler; pseudo etiketlemenin eğitimde yararsız olduğunu göstermez.</w:t>
       </w:r>
     </w:p>
     <w:p>
@@ -102,1215 +102,6 @@
       </w:pPr>
       <w:r>
         <w:t>Dört Deneyde Temel Referans Sonuçları</w:t>
-      </w:r>
-    </w:p>
-    <w:tbl>
-      <w:tblPr>
-        <w:tblStyle w:val="TableGrid"/>
-        <w:tblW w:type="auto" w:w="0"/>
-        <w:jc w:val="center"/>
-        <w:tblLook w:firstColumn="1" w:firstRow="1" w:lastColumn="0" w:lastRow="0" w:noHBand="0" w:noVBand="1" w:val="04A0"/>
-      </w:tblPr>
-      <w:tblGrid>
-        <w:gridCol w:w="2892"/>
-        <w:gridCol w:w="2892"/>
-        <w:gridCol w:w="2892"/>
-        <w:gridCol w:w="2892"/>
-        <w:gridCol w:w="2892"/>
-      </w:tblGrid>
-      <w:tr>
-        <w:tc>
-          <w:tcPr>
-            <w:tcW w:type="dxa" w:w="2892"/>
-            <w:shd w:fill="1F4E79"/>
-          </w:tcPr>
-          <w:p>
-            <w:r>
-              <w:rPr>
-                <w:b/>
-                <w:color w:val="FFFFFF"/>
-                <w:sz w:val="13"/>
-              </w:rPr>
-              <w:t>Deney</w:t>
-            </w:r>
-          </w:p>
-        </w:tc>
-        <w:tc>
-          <w:tcPr>
-            <w:tcW w:type="dxa" w:w="2892"/>
-            <w:shd w:fill="1F4E79"/>
-          </w:tcPr>
-          <w:p>
-            <w:r>
-              <w:rPr>
-                <w:b/>
-                <w:color w:val="FFFFFF"/>
-                <w:sz w:val="13"/>
-              </w:rPr>
-              <w:t>Temel Referans</w:t>
-            </w:r>
-          </w:p>
-        </w:tc>
-        <w:tc>
-          <w:tcPr>
-            <w:tcW w:type="dxa" w:w="2892"/>
-            <w:shd w:fill="1F4E79"/>
-          </w:tcPr>
-          <w:p>
-            <w:r>
-              <w:rPr>
-                <w:b/>
-                <w:color w:val="FFFFFF"/>
-                <w:sz w:val="13"/>
-              </w:rPr>
-              <w:t>Model</w:t>
-            </w:r>
-          </w:p>
-        </w:tc>
-        <w:tc>
-          <w:tcPr>
-            <w:tcW w:type="dxa" w:w="2892"/>
-            <w:shd w:fill="1F4E79"/>
-          </w:tcPr>
-          <w:p>
-            <w:r>
-              <w:rPr>
-                <w:b/>
-                <w:color w:val="FFFFFF"/>
-                <w:sz w:val="13"/>
-              </w:rPr>
-              <w:t>Avg IoU</w:t>
-            </w:r>
-          </w:p>
-        </w:tc>
-        <w:tc>
-          <w:tcPr>
-            <w:tcW w:type="dxa" w:w="2892"/>
-            <w:shd w:fill="1F4E79"/>
-          </w:tcPr>
-          <w:p>
-            <w:r>
-              <w:rPr>
-                <w:b/>
-                <w:color w:val="FFFFFF"/>
-                <w:sz w:val="13"/>
-              </w:rPr>
-              <w:t>Instance</w:t>
-            </w:r>
-          </w:p>
-        </w:tc>
-      </w:tr>
-      <w:tr>
-        <w:tc>
-          <w:tcPr>
-            <w:tcW w:type="dxa" w:w="2892"/>
-            <w:vAlign w:val="center"/>
-          </w:tcPr>
-          <w:p>
-            <w:pPr>
-              <w:jc w:val="center"/>
-            </w:pPr>
-            <w:r>
-              <w:rPr>
-                <w:rFonts w:ascii="DejaVu Sans" w:hAnsi="DejaVu Sans"/>
-                <w:sz w:val="12"/>
-              </w:rPr>
-              <w:t>isaid_plane</w:t>
-            </w:r>
-          </w:p>
-        </w:tc>
-        <w:tc>
-          <w:tcPr>
-            <w:tcW w:type="dxa" w:w="2892"/>
-            <w:vAlign w:val="center"/>
-          </w:tcPr>
-          <w:p>
-            <w:pPr>
-              <w:jc w:val="center"/>
-            </w:pPr>
-            <w:r>
-              <w:rPr>
-                <w:rFonts w:ascii="DejaVu Sans" w:hAnsi="DejaVu Sans"/>
-                <w:sz w:val="12"/>
-              </w:rPr>
-              <w:t>İnsan</w:t>
-            </w:r>
-          </w:p>
-        </w:tc>
-        <w:tc>
-          <w:tcPr>
-            <w:tcW w:type="dxa" w:w="2892"/>
-            <w:vAlign w:val="center"/>
-          </w:tcPr>
-          <w:p>
-            <w:pPr>
-              <w:jc w:val="center"/>
-            </w:pPr>
-            <w:r>
-              <w:rPr>
-                <w:rFonts w:ascii="DejaVu Sans" w:hAnsi="DejaVu Sans"/>
-                <w:sz w:val="12"/>
-              </w:rPr>
-              <w:t>SAM1</w:t>
-            </w:r>
-          </w:p>
-        </w:tc>
-        <w:tc>
-          <w:tcPr>
-            <w:tcW w:type="dxa" w:w="2892"/>
-            <w:vAlign w:val="center"/>
-          </w:tcPr>
-          <w:p>
-            <w:pPr>
-              <w:jc w:val="center"/>
-            </w:pPr>
-            <w:r>
-              <w:rPr>
-                <w:rFonts w:ascii="DejaVu Sans" w:hAnsi="DejaVu Sans"/>
-                <w:sz w:val="12"/>
-              </w:rPr>
-              <w:t>0.597</w:t>
-            </w:r>
-          </w:p>
-        </w:tc>
-        <w:tc>
-          <w:tcPr>
-            <w:tcW w:type="dxa" w:w="2892"/>
-            <w:vAlign w:val="center"/>
-          </w:tcPr>
-          <w:p>
-            <w:pPr>
-              <w:jc w:val="center"/>
-            </w:pPr>
-            <w:r>
-              <w:rPr>
-                <w:rFonts w:ascii="DejaVu Sans" w:hAnsi="DejaVu Sans"/>
-                <w:sz w:val="12"/>
-              </w:rPr>
-              <w:t>5447</w:t>
-            </w:r>
-          </w:p>
-        </w:tc>
-      </w:tr>
-      <w:tr>
-        <w:tc>
-          <w:tcPr>
-            <w:tcW w:type="dxa" w:w="2892"/>
-            <w:vAlign w:val="center"/>
-          </w:tcPr>
-          <w:p>
-            <w:pPr>
-              <w:jc w:val="center"/>
-            </w:pPr>
-            <w:r>
-              <w:rPr>
-                <w:rFonts w:ascii="DejaVu Sans" w:hAnsi="DejaVu Sans"/>
-                <w:sz w:val="12"/>
-              </w:rPr>
-              <w:t>isaid_plane</w:t>
-            </w:r>
-          </w:p>
-        </w:tc>
-        <w:tc>
-          <w:tcPr>
-            <w:tcW w:type="dxa" w:w="2892"/>
-            <w:vAlign w:val="center"/>
-          </w:tcPr>
-          <w:p>
-            <w:pPr>
-              <w:jc w:val="center"/>
-            </w:pPr>
-            <w:r>
-              <w:rPr>
-                <w:rFonts w:ascii="DejaVu Sans" w:hAnsi="DejaVu Sans"/>
-                <w:sz w:val="12"/>
-              </w:rPr>
-              <w:t>İnsan</w:t>
-            </w:r>
-          </w:p>
-        </w:tc>
-        <w:tc>
-          <w:tcPr>
-            <w:tcW w:type="dxa" w:w="2892"/>
-            <w:vAlign w:val="center"/>
-          </w:tcPr>
-          <w:p>
-            <w:pPr>
-              <w:jc w:val="center"/>
-            </w:pPr>
-            <w:r>
-              <w:rPr>
-                <w:rFonts w:ascii="DejaVu Sans" w:hAnsi="DejaVu Sans"/>
-                <w:sz w:val="12"/>
-              </w:rPr>
-              <w:t>SAM2</w:t>
-            </w:r>
-          </w:p>
-        </w:tc>
-        <w:tc>
-          <w:tcPr>
-            <w:tcW w:type="dxa" w:w="2892"/>
-            <w:vAlign w:val="center"/>
-          </w:tcPr>
-          <w:p>
-            <w:pPr>
-              <w:jc w:val="center"/>
-            </w:pPr>
-            <w:r>
-              <w:rPr>
-                <w:rFonts w:ascii="DejaVu Sans" w:hAnsi="DejaVu Sans"/>
-                <w:sz w:val="12"/>
-              </w:rPr>
-              <w:t>0.574</w:t>
-            </w:r>
-          </w:p>
-        </w:tc>
-        <w:tc>
-          <w:tcPr>
-            <w:tcW w:type="dxa" w:w="2892"/>
-            <w:vAlign w:val="center"/>
-          </w:tcPr>
-          <w:p>
-            <w:pPr>
-              <w:jc w:val="center"/>
-            </w:pPr>
-            <w:r>
-              <w:rPr>
-                <w:rFonts w:ascii="DejaVu Sans" w:hAnsi="DejaVu Sans"/>
-                <w:sz w:val="12"/>
-              </w:rPr>
-              <w:t>5447</w:t>
-            </w:r>
-          </w:p>
-        </w:tc>
-      </w:tr>
-      <w:tr>
-        <w:tc>
-          <w:tcPr>
-            <w:tcW w:type="dxa" w:w="2892"/>
-            <w:vAlign w:val="center"/>
-          </w:tcPr>
-          <w:p>
-            <w:pPr>
-              <w:jc w:val="center"/>
-            </w:pPr>
-            <w:r>
-              <w:rPr>
-                <w:rFonts w:ascii="DejaVu Sans" w:hAnsi="DejaVu Sans"/>
-                <w:sz w:val="12"/>
-              </w:rPr>
-              <w:t>isaid_plane</w:t>
-            </w:r>
-          </w:p>
-        </w:tc>
-        <w:tc>
-          <w:tcPr>
-            <w:tcW w:type="dxa" w:w="2892"/>
-            <w:vAlign w:val="center"/>
-          </w:tcPr>
-          <w:p>
-            <w:pPr>
-              <w:jc w:val="center"/>
-            </w:pPr>
-            <w:r>
-              <w:rPr>
-                <w:rFonts w:ascii="DejaVu Sans" w:hAnsi="DejaVu Sans"/>
-                <w:sz w:val="12"/>
-              </w:rPr>
-              <w:t>İnsan</w:t>
-            </w:r>
-          </w:p>
-        </w:tc>
-        <w:tc>
-          <w:tcPr>
-            <w:tcW w:type="dxa" w:w="2892"/>
-            <w:vAlign w:val="center"/>
-          </w:tcPr>
-          <w:p>
-            <w:pPr>
-              <w:jc w:val="center"/>
-            </w:pPr>
-            <w:r>
-              <w:rPr>
-                <w:rFonts w:ascii="DejaVu Sans" w:hAnsi="DejaVu Sans"/>
-                <w:sz w:val="12"/>
-              </w:rPr>
-              <w:t>SAM3</w:t>
-            </w:r>
-          </w:p>
-        </w:tc>
-        <w:tc>
-          <w:tcPr>
-            <w:tcW w:type="dxa" w:w="2892"/>
-            <w:vAlign w:val="center"/>
-          </w:tcPr>
-          <w:p>
-            <w:pPr>
-              <w:jc w:val="center"/>
-            </w:pPr>
-            <w:r>
-              <w:rPr>
-                <w:rFonts w:ascii="DejaVu Sans" w:hAnsi="DejaVu Sans"/>
-                <w:sz w:val="12"/>
-              </w:rPr>
-              <w:t>0.638</w:t>
-            </w:r>
-          </w:p>
-        </w:tc>
-        <w:tc>
-          <w:tcPr>
-            <w:tcW w:type="dxa" w:w="2892"/>
-            <w:vAlign w:val="center"/>
-          </w:tcPr>
-          <w:p>
-            <w:pPr>
-              <w:jc w:val="center"/>
-            </w:pPr>
-            <w:r>
-              <w:rPr>
-                <w:rFonts w:ascii="DejaVu Sans" w:hAnsi="DejaVu Sans"/>
-                <w:sz w:val="12"/>
-              </w:rPr>
-              <w:t>5447</w:t>
-            </w:r>
-          </w:p>
-        </w:tc>
-      </w:tr>
-      <w:tr>
-        <w:tc>
-          <w:tcPr>
-            <w:tcW w:type="dxa" w:w="2892"/>
-            <w:vAlign w:val="center"/>
-          </w:tcPr>
-          <w:p>
-            <w:pPr>
-              <w:jc w:val="center"/>
-            </w:pPr>
-            <w:r>
-              <w:rPr>
-                <w:rFonts w:ascii="DejaVu Sans" w:hAnsi="DejaVu Sans"/>
-                <w:sz w:val="12"/>
-              </w:rPr>
-              <w:t>isaid_small_vehicle</w:t>
-            </w:r>
-          </w:p>
-        </w:tc>
-        <w:tc>
-          <w:tcPr>
-            <w:tcW w:type="dxa" w:w="2892"/>
-            <w:vAlign w:val="center"/>
-          </w:tcPr>
-          <w:p>
-            <w:pPr>
-              <w:jc w:val="center"/>
-            </w:pPr>
-            <w:r>
-              <w:rPr>
-                <w:rFonts w:ascii="DejaVu Sans" w:hAnsi="DejaVu Sans"/>
-                <w:sz w:val="12"/>
-              </w:rPr>
-              <w:t>İnsan</w:t>
-            </w:r>
-          </w:p>
-        </w:tc>
-        <w:tc>
-          <w:tcPr>
-            <w:tcW w:type="dxa" w:w="2892"/>
-            <w:vAlign w:val="center"/>
-          </w:tcPr>
-          <w:p>
-            <w:pPr>
-              <w:jc w:val="center"/>
-            </w:pPr>
-            <w:r>
-              <w:rPr>
-                <w:rFonts w:ascii="DejaVu Sans" w:hAnsi="DejaVu Sans"/>
-                <w:sz w:val="12"/>
-              </w:rPr>
-              <w:t>SAM1</w:t>
-            </w:r>
-          </w:p>
-        </w:tc>
-        <w:tc>
-          <w:tcPr>
-            <w:tcW w:type="dxa" w:w="2892"/>
-            <w:vAlign w:val="center"/>
-          </w:tcPr>
-          <w:p>
-            <w:pPr>
-              <w:jc w:val="center"/>
-            </w:pPr>
-            <w:r>
-              <w:rPr>
-                <w:rFonts w:ascii="DejaVu Sans" w:hAnsi="DejaVu Sans"/>
-                <w:sz w:val="12"/>
-              </w:rPr>
-              <w:t>0.478</w:t>
-            </w:r>
-          </w:p>
-        </w:tc>
-        <w:tc>
-          <w:tcPr>
-            <w:tcW w:type="dxa" w:w="2892"/>
-            <w:vAlign w:val="center"/>
-          </w:tcPr>
-          <w:p>
-            <w:pPr>
-              <w:jc w:val="center"/>
-            </w:pPr>
-            <w:r>
-              <w:rPr>
-                <w:rFonts w:ascii="DejaVu Sans" w:hAnsi="DejaVu Sans"/>
-                <w:sz w:val="12"/>
-              </w:rPr>
-              <w:t>12051</w:t>
-            </w:r>
-          </w:p>
-        </w:tc>
-      </w:tr>
-      <w:tr>
-        <w:tc>
-          <w:tcPr>
-            <w:tcW w:type="dxa" w:w="2892"/>
-            <w:vAlign w:val="center"/>
-          </w:tcPr>
-          <w:p>
-            <w:pPr>
-              <w:jc w:val="center"/>
-            </w:pPr>
-            <w:r>
-              <w:rPr>
-                <w:rFonts w:ascii="DejaVu Sans" w:hAnsi="DejaVu Sans"/>
-                <w:sz w:val="12"/>
-              </w:rPr>
-              <w:t>isaid_small_vehicle</w:t>
-            </w:r>
-          </w:p>
-        </w:tc>
-        <w:tc>
-          <w:tcPr>
-            <w:tcW w:type="dxa" w:w="2892"/>
-            <w:vAlign w:val="center"/>
-          </w:tcPr>
-          <w:p>
-            <w:pPr>
-              <w:jc w:val="center"/>
-            </w:pPr>
-            <w:r>
-              <w:rPr>
-                <w:rFonts w:ascii="DejaVu Sans" w:hAnsi="DejaVu Sans"/>
-                <w:sz w:val="12"/>
-              </w:rPr>
-              <w:t>İnsan</w:t>
-            </w:r>
-          </w:p>
-        </w:tc>
-        <w:tc>
-          <w:tcPr>
-            <w:tcW w:type="dxa" w:w="2892"/>
-            <w:vAlign w:val="center"/>
-          </w:tcPr>
-          <w:p>
-            <w:pPr>
-              <w:jc w:val="center"/>
-            </w:pPr>
-            <w:r>
-              <w:rPr>
-                <w:rFonts w:ascii="DejaVu Sans" w:hAnsi="DejaVu Sans"/>
-                <w:sz w:val="12"/>
-              </w:rPr>
-              <w:t>SAM2</w:t>
-            </w:r>
-          </w:p>
-        </w:tc>
-        <w:tc>
-          <w:tcPr>
-            <w:tcW w:type="dxa" w:w="2892"/>
-            <w:vAlign w:val="center"/>
-          </w:tcPr>
-          <w:p>
-            <w:pPr>
-              <w:jc w:val="center"/>
-            </w:pPr>
-            <w:r>
-              <w:rPr>
-                <w:rFonts w:ascii="DejaVu Sans" w:hAnsi="DejaVu Sans"/>
-                <w:sz w:val="12"/>
-              </w:rPr>
-              <w:t>0.461</w:t>
-            </w:r>
-          </w:p>
-        </w:tc>
-        <w:tc>
-          <w:tcPr>
-            <w:tcW w:type="dxa" w:w="2892"/>
-            <w:vAlign w:val="center"/>
-          </w:tcPr>
-          <w:p>
-            <w:pPr>
-              <w:jc w:val="center"/>
-            </w:pPr>
-            <w:r>
-              <w:rPr>
-                <w:rFonts w:ascii="DejaVu Sans" w:hAnsi="DejaVu Sans"/>
-                <w:sz w:val="12"/>
-              </w:rPr>
-              <w:t>12051</w:t>
-            </w:r>
-          </w:p>
-        </w:tc>
-      </w:tr>
-      <w:tr>
-        <w:tc>
-          <w:tcPr>
-            <w:tcW w:type="dxa" w:w="2892"/>
-            <w:vAlign w:val="center"/>
-          </w:tcPr>
-          <w:p>
-            <w:pPr>
-              <w:jc w:val="center"/>
-            </w:pPr>
-            <w:r>
-              <w:rPr>
-                <w:rFonts w:ascii="DejaVu Sans" w:hAnsi="DejaVu Sans"/>
-                <w:sz w:val="12"/>
-              </w:rPr>
-              <w:t>isaid_small_vehicle</w:t>
-            </w:r>
-          </w:p>
-        </w:tc>
-        <w:tc>
-          <w:tcPr>
-            <w:tcW w:type="dxa" w:w="2892"/>
-            <w:vAlign w:val="center"/>
-          </w:tcPr>
-          <w:p>
-            <w:pPr>
-              <w:jc w:val="center"/>
-            </w:pPr>
-            <w:r>
-              <w:rPr>
-                <w:rFonts w:ascii="DejaVu Sans" w:hAnsi="DejaVu Sans"/>
-                <w:sz w:val="12"/>
-              </w:rPr>
-              <w:t>İnsan</w:t>
-            </w:r>
-          </w:p>
-        </w:tc>
-        <w:tc>
-          <w:tcPr>
-            <w:tcW w:type="dxa" w:w="2892"/>
-            <w:vAlign w:val="center"/>
-          </w:tcPr>
-          <w:p>
-            <w:pPr>
-              <w:jc w:val="center"/>
-            </w:pPr>
-            <w:r>
-              <w:rPr>
-                <w:rFonts w:ascii="DejaVu Sans" w:hAnsi="DejaVu Sans"/>
-                <w:sz w:val="12"/>
-              </w:rPr>
-              <w:t>SAM3</w:t>
-            </w:r>
-          </w:p>
-        </w:tc>
-        <w:tc>
-          <w:tcPr>
-            <w:tcW w:type="dxa" w:w="2892"/>
-            <w:vAlign w:val="center"/>
-          </w:tcPr>
-          <w:p>
-            <w:pPr>
-              <w:jc w:val="center"/>
-            </w:pPr>
-            <w:r>
-              <w:rPr>
-                <w:rFonts w:ascii="DejaVu Sans" w:hAnsi="DejaVu Sans"/>
-                <w:sz w:val="12"/>
-              </w:rPr>
-              <w:t>0.491</w:t>
-            </w:r>
-          </w:p>
-        </w:tc>
-        <w:tc>
-          <w:tcPr>
-            <w:tcW w:type="dxa" w:w="2892"/>
-            <w:vAlign w:val="center"/>
-          </w:tcPr>
-          <w:p>
-            <w:pPr>
-              <w:jc w:val="center"/>
-            </w:pPr>
-            <w:r>
-              <w:rPr>
-                <w:rFonts w:ascii="DejaVu Sans" w:hAnsi="DejaVu Sans"/>
-                <w:sz w:val="12"/>
-              </w:rPr>
-              <w:t>12051</w:t>
-            </w:r>
-          </w:p>
-        </w:tc>
-      </w:tr>
-      <w:tr>
-        <w:tc>
-          <w:tcPr>
-            <w:tcW w:type="dxa" w:w="2892"/>
-            <w:vAlign w:val="center"/>
-          </w:tcPr>
-          <w:p>
-            <w:pPr>
-              <w:jc w:val="center"/>
-            </w:pPr>
-            <w:r>
-              <w:rPr>
-                <w:rFonts w:ascii="DejaVu Sans" w:hAnsi="DejaVu Sans"/>
-                <w:sz w:val="12"/>
-              </w:rPr>
-              <w:t>samrs_plane</w:t>
-            </w:r>
-          </w:p>
-        </w:tc>
-        <w:tc>
-          <w:tcPr>
-            <w:tcW w:type="dxa" w:w="2892"/>
-            <w:vAlign w:val="center"/>
-          </w:tcPr>
-          <w:p>
-            <w:pPr>
-              <w:jc w:val="center"/>
-            </w:pPr>
-            <w:r>
-              <w:rPr>
-                <w:rFonts w:ascii="DejaVu Sans" w:hAnsi="DejaVu Sans"/>
-                <w:sz w:val="12"/>
-              </w:rPr>
-              <w:t>Yayımlanmış SAMRS</w:t>
-            </w:r>
-          </w:p>
-        </w:tc>
-        <w:tc>
-          <w:tcPr>
-            <w:tcW w:type="dxa" w:w="2892"/>
-            <w:vAlign w:val="center"/>
-          </w:tcPr>
-          <w:p>
-            <w:pPr>
-              <w:jc w:val="center"/>
-            </w:pPr>
-            <w:r>
-              <w:rPr>
-                <w:rFonts w:ascii="DejaVu Sans" w:hAnsi="DejaVu Sans"/>
-                <w:sz w:val="12"/>
-              </w:rPr>
-              <w:t>SAM1</w:t>
-            </w:r>
-          </w:p>
-        </w:tc>
-        <w:tc>
-          <w:tcPr>
-            <w:tcW w:type="dxa" w:w="2892"/>
-            <w:vAlign w:val="center"/>
-          </w:tcPr>
-          <w:p>
-            <w:pPr>
-              <w:jc w:val="center"/>
-            </w:pPr>
-            <w:r>
-              <w:rPr>
-                <w:rFonts w:ascii="DejaVu Sans" w:hAnsi="DejaVu Sans"/>
-                <w:sz w:val="12"/>
-              </w:rPr>
-              <w:t>0.813</w:t>
-            </w:r>
-          </w:p>
-        </w:tc>
-        <w:tc>
-          <w:tcPr>
-            <w:tcW w:type="dxa" w:w="2892"/>
-            <w:vAlign w:val="center"/>
-          </w:tcPr>
-          <w:p>
-            <w:pPr>
-              <w:jc w:val="center"/>
-            </w:pPr>
-            <w:r>
-              <w:rPr>
-                <w:rFonts w:ascii="DejaVu Sans" w:hAnsi="DejaVu Sans"/>
-                <w:sz w:val="12"/>
-              </w:rPr>
-              <w:t>3713</w:t>
-            </w:r>
-          </w:p>
-        </w:tc>
-      </w:tr>
-      <w:tr>
-        <w:tc>
-          <w:tcPr>
-            <w:tcW w:type="dxa" w:w="2892"/>
-            <w:vAlign w:val="center"/>
-          </w:tcPr>
-          <w:p>
-            <w:pPr>
-              <w:jc w:val="center"/>
-            </w:pPr>
-            <w:r>
-              <w:rPr>
-                <w:rFonts w:ascii="DejaVu Sans" w:hAnsi="DejaVu Sans"/>
-                <w:sz w:val="12"/>
-              </w:rPr>
-              <w:t>samrs_plane</w:t>
-            </w:r>
-          </w:p>
-        </w:tc>
-        <w:tc>
-          <w:tcPr>
-            <w:tcW w:type="dxa" w:w="2892"/>
-            <w:vAlign w:val="center"/>
-          </w:tcPr>
-          <w:p>
-            <w:pPr>
-              <w:jc w:val="center"/>
-            </w:pPr>
-            <w:r>
-              <w:rPr>
-                <w:rFonts w:ascii="DejaVu Sans" w:hAnsi="DejaVu Sans"/>
-                <w:sz w:val="12"/>
-              </w:rPr>
-              <w:t>Yayımlanmış SAMRS</w:t>
-            </w:r>
-          </w:p>
-        </w:tc>
-        <w:tc>
-          <w:tcPr>
-            <w:tcW w:type="dxa" w:w="2892"/>
-            <w:vAlign w:val="center"/>
-          </w:tcPr>
-          <w:p>
-            <w:pPr>
-              <w:jc w:val="center"/>
-            </w:pPr>
-            <w:r>
-              <w:rPr>
-                <w:rFonts w:ascii="DejaVu Sans" w:hAnsi="DejaVu Sans"/>
-                <w:sz w:val="12"/>
-              </w:rPr>
-              <w:t>SAM2</w:t>
-            </w:r>
-          </w:p>
-        </w:tc>
-        <w:tc>
-          <w:tcPr>
-            <w:tcW w:type="dxa" w:w="2892"/>
-            <w:vAlign w:val="center"/>
-          </w:tcPr>
-          <w:p>
-            <w:pPr>
-              <w:jc w:val="center"/>
-            </w:pPr>
-            <w:r>
-              <w:rPr>
-                <w:rFonts w:ascii="DejaVu Sans" w:hAnsi="DejaVu Sans"/>
-                <w:sz w:val="12"/>
-              </w:rPr>
-              <w:t>0.679</w:t>
-            </w:r>
-          </w:p>
-        </w:tc>
-        <w:tc>
-          <w:tcPr>
-            <w:tcW w:type="dxa" w:w="2892"/>
-            <w:vAlign w:val="center"/>
-          </w:tcPr>
-          <w:p>
-            <w:pPr>
-              <w:jc w:val="center"/>
-            </w:pPr>
-            <w:r>
-              <w:rPr>
-                <w:rFonts w:ascii="DejaVu Sans" w:hAnsi="DejaVu Sans"/>
-                <w:sz w:val="12"/>
-              </w:rPr>
-              <w:t>3713</w:t>
-            </w:r>
-          </w:p>
-        </w:tc>
-      </w:tr>
-      <w:tr>
-        <w:tc>
-          <w:tcPr>
-            <w:tcW w:type="dxa" w:w="2892"/>
-            <w:vAlign w:val="center"/>
-          </w:tcPr>
-          <w:p>
-            <w:pPr>
-              <w:jc w:val="center"/>
-            </w:pPr>
-            <w:r>
-              <w:rPr>
-                <w:rFonts w:ascii="DejaVu Sans" w:hAnsi="DejaVu Sans"/>
-                <w:sz w:val="12"/>
-              </w:rPr>
-              <w:t>samrs_plane</w:t>
-            </w:r>
-          </w:p>
-        </w:tc>
-        <w:tc>
-          <w:tcPr>
-            <w:tcW w:type="dxa" w:w="2892"/>
-            <w:vAlign w:val="center"/>
-          </w:tcPr>
-          <w:p>
-            <w:pPr>
-              <w:jc w:val="center"/>
-            </w:pPr>
-            <w:r>
-              <w:rPr>
-                <w:rFonts w:ascii="DejaVu Sans" w:hAnsi="DejaVu Sans"/>
-                <w:sz w:val="12"/>
-              </w:rPr>
-              <w:t>Yayımlanmış SAMRS</w:t>
-            </w:r>
-          </w:p>
-        </w:tc>
-        <w:tc>
-          <w:tcPr>
-            <w:tcW w:type="dxa" w:w="2892"/>
-            <w:vAlign w:val="center"/>
-          </w:tcPr>
-          <w:p>
-            <w:pPr>
-              <w:jc w:val="center"/>
-            </w:pPr>
-            <w:r>
-              <w:rPr>
-                <w:rFonts w:ascii="DejaVu Sans" w:hAnsi="DejaVu Sans"/>
-                <w:sz w:val="12"/>
-              </w:rPr>
-              <w:t>SAM3</w:t>
-            </w:r>
-          </w:p>
-        </w:tc>
-        <w:tc>
-          <w:tcPr>
-            <w:tcW w:type="dxa" w:w="2892"/>
-            <w:vAlign w:val="center"/>
-          </w:tcPr>
-          <w:p>
-            <w:pPr>
-              <w:jc w:val="center"/>
-            </w:pPr>
-            <w:r>
-              <w:rPr>
-                <w:rFonts w:ascii="DejaVu Sans" w:hAnsi="DejaVu Sans"/>
-                <w:sz w:val="12"/>
-              </w:rPr>
-              <w:t>0.691</w:t>
-            </w:r>
-          </w:p>
-        </w:tc>
-        <w:tc>
-          <w:tcPr>
-            <w:tcW w:type="dxa" w:w="2892"/>
-            <w:vAlign w:val="center"/>
-          </w:tcPr>
-          <w:p>
-            <w:pPr>
-              <w:jc w:val="center"/>
-            </w:pPr>
-            <w:r>
-              <w:rPr>
-                <w:rFonts w:ascii="DejaVu Sans" w:hAnsi="DejaVu Sans"/>
-                <w:sz w:val="12"/>
-              </w:rPr>
-              <w:t>3713</w:t>
-            </w:r>
-          </w:p>
-        </w:tc>
-      </w:tr>
-      <w:tr>
-        <w:tc>
-          <w:tcPr>
-            <w:tcW w:type="dxa" w:w="2892"/>
-            <w:vAlign w:val="center"/>
-          </w:tcPr>
-          <w:p>
-            <w:pPr>
-              <w:jc w:val="center"/>
-            </w:pPr>
-            <w:r>
-              <w:rPr>
-                <w:rFonts w:ascii="DejaVu Sans" w:hAnsi="DejaVu Sans"/>
-                <w:sz w:val="12"/>
-              </w:rPr>
-              <w:t>samrs_small_vehicle</w:t>
-            </w:r>
-          </w:p>
-        </w:tc>
-        <w:tc>
-          <w:tcPr>
-            <w:tcW w:type="dxa" w:w="2892"/>
-            <w:vAlign w:val="center"/>
-          </w:tcPr>
-          <w:p>
-            <w:pPr>
-              <w:jc w:val="center"/>
-            </w:pPr>
-            <w:r>
-              <w:rPr>
-                <w:rFonts w:ascii="DejaVu Sans" w:hAnsi="DejaVu Sans"/>
-                <w:sz w:val="12"/>
-              </w:rPr>
-              <w:t>Yayımlanmış SAMRS</w:t>
-            </w:r>
-          </w:p>
-        </w:tc>
-        <w:tc>
-          <w:tcPr>
-            <w:tcW w:type="dxa" w:w="2892"/>
-            <w:vAlign w:val="center"/>
-          </w:tcPr>
-          <w:p>
-            <w:pPr>
-              <w:jc w:val="center"/>
-            </w:pPr>
-            <w:r>
-              <w:rPr>
-                <w:rFonts w:ascii="DejaVu Sans" w:hAnsi="DejaVu Sans"/>
-                <w:sz w:val="12"/>
-              </w:rPr>
-              <w:t>SAM1</w:t>
-            </w:r>
-          </w:p>
-        </w:tc>
-        <w:tc>
-          <w:tcPr>
-            <w:tcW w:type="dxa" w:w="2892"/>
-            <w:vAlign w:val="center"/>
-          </w:tcPr>
-          <w:p>
-            <w:pPr>
-              <w:jc w:val="center"/>
-            </w:pPr>
-            <w:r>
-              <w:rPr>
-                <w:rFonts w:ascii="DejaVu Sans" w:hAnsi="DejaVu Sans"/>
-                <w:sz w:val="12"/>
-              </w:rPr>
-              <w:t>0.782</w:t>
-            </w:r>
-          </w:p>
-        </w:tc>
-        <w:tc>
-          <w:tcPr>
-            <w:tcW w:type="dxa" w:w="2892"/>
-            <w:vAlign w:val="center"/>
-          </w:tcPr>
-          <w:p>
-            <w:pPr>
-              <w:jc w:val="center"/>
-            </w:pPr>
-            <w:r>
-              <w:rPr>
-                <w:rFonts w:ascii="DejaVu Sans" w:hAnsi="DejaVu Sans"/>
-                <w:sz w:val="12"/>
-              </w:rPr>
-              <w:t>7659</w:t>
-            </w:r>
-          </w:p>
-        </w:tc>
-      </w:tr>
-      <w:tr>
-        <w:tc>
-          <w:tcPr>
-            <w:tcW w:type="dxa" w:w="2892"/>
-            <w:vAlign w:val="center"/>
-          </w:tcPr>
-          <w:p>
-            <w:pPr>
-              <w:jc w:val="center"/>
-            </w:pPr>
-            <w:r>
-              <w:rPr>
-                <w:rFonts w:ascii="DejaVu Sans" w:hAnsi="DejaVu Sans"/>
-                <w:sz w:val="12"/>
-              </w:rPr>
-              <w:t>samrs_small_vehicle</w:t>
-            </w:r>
-          </w:p>
-        </w:tc>
-        <w:tc>
-          <w:tcPr>
-            <w:tcW w:type="dxa" w:w="2892"/>
-            <w:vAlign w:val="center"/>
-          </w:tcPr>
-          <w:p>
-            <w:pPr>
-              <w:jc w:val="center"/>
-            </w:pPr>
-            <w:r>
-              <w:rPr>
-                <w:rFonts w:ascii="DejaVu Sans" w:hAnsi="DejaVu Sans"/>
-                <w:sz w:val="12"/>
-              </w:rPr>
-              <w:t>Yayımlanmış SAMRS</w:t>
-            </w:r>
-          </w:p>
-        </w:tc>
-        <w:tc>
-          <w:tcPr>
-            <w:tcW w:type="dxa" w:w="2892"/>
-            <w:vAlign w:val="center"/>
-          </w:tcPr>
-          <w:p>
-            <w:pPr>
-              <w:jc w:val="center"/>
-            </w:pPr>
-            <w:r>
-              <w:rPr>
-                <w:rFonts w:ascii="DejaVu Sans" w:hAnsi="DejaVu Sans"/>
-                <w:sz w:val="12"/>
-              </w:rPr>
-              <w:t>SAM2</w:t>
-            </w:r>
-          </w:p>
-        </w:tc>
-        <w:tc>
-          <w:tcPr>
-            <w:tcW w:type="dxa" w:w="2892"/>
-            <w:vAlign w:val="center"/>
-          </w:tcPr>
-          <w:p>
-            <w:pPr>
-              <w:jc w:val="center"/>
-            </w:pPr>
-            <w:r>
-              <w:rPr>
-                <w:rFonts w:ascii="DejaVu Sans" w:hAnsi="DejaVu Sans"/>
-                <w:sz w:val="12"/>
-              </w:rPr>
-              <w:t>0.707</w:t>
-            </w:r>
-          </w:p>
-        </w:tc>
-        <w:tc>
-          <w:tcPr>
-            <w:tcW w:type="dxa" w:w="2892"/>
-            <w:vAlign w:val="center"/>
-          </w:tcPr>
-          <w:p>
-            <w:pPr>
-              <w:jc w:val="center"/>
-            </w:pPr>
-            <w:r>
-              <w:rPr>
-                <w:rFonts w:ascii="DejaVu Sans" w:hAnsi="DejaVu Sans"/>
-                <w:sz w:val="12"/>
-              </w:rPr>
-              <w:t>7659</w:t>
-            </w:r>
-          </w:p>
-        </w:tc>
-      </w:tr>
-      <w:tr>
-        <w:tc>
-          <w:tcPr>
-            <w:tcW w:type="dxa" w:w="2892"/>
-            <w:vAlign w:val="center"/>
-          </w:tcPr>
-          <w:p>
-            <w:pPr>
-              <w:jc w:val="center"/>
-            </w:pPr>
-            <w:r>
-              <w:rPr>
-                <w:rFonts w:ascii="DejaVu Sans" w:hAnsi="DejaVu Sans"/>
-                <w:sz w:val="12"/>
-              </w:rPr>
-              <w:t>samrs_small_vehicle</w:t>
-            </w:r>
-          </w:p>
-        </w:tc>
-        <w:tc>
-          <w:tcPr>
-            <w:tcW w:type="dxa" w:w="2892"/>
-            <w:vAlign w:val="center"/>
-          </w:tcPr>
-          <w:p>
-            <w:pPr>
-              <w:jc w:val="center"/>
-            </w:pPr>
-            <w:r>
-              <w:rPr>
-                <w:rFonts w:ascii="DejaVu Sans" w:hAnsi="DejaVu Sans"/>
-                <w:sz w:val="12"/>
-              </w:rPr>
-              <w:t>Yayımlanmış SAMRS</w:t>
-            </w:r>
-          </w:p>
-        </w:tc>
-        <w:tc>
-          <w:tcPr>
-            <w:tcW w:type="dxa" w:w="2892"/>
-            <w:vAlign w:val="center"/>
-          </w:tcPr>
-          <w:p>
-            <w:pPr>
-              <w:jc w:val="center"/>
-            </w:pPr>
-            <w:r>
-              <w:rPr>
-                <w:rFonts w:ascii="DejaVu Sans" w:hAnsi="DejaVu Sans"/>
-                <w:sz w:val="12"/>
-              </w:rPr>
-              <w:t>SAM3</w:t>
-            </w:r>
-          </w:p>
-        </w:tc>
-        <w:tc>
-          <w:tcPr>
-            <w:tcW w:type="dxa" w:w="2892"/>
-            <w:vAlign w:val="center"/>
-          </w:tcPr>
-          <w:p>
-            <w:pPr>
-              <w:jc w:val="center"/>
-            </w:pPr>
-            <w:r>
-              <w:rPr>
-                <w:rFonts w:ascii="DejaVu Sans" w:hAnsi="DejaVu Sans"/>
-                <w:sz w:val="12"/>
-              </w:rPr>
-              <w:t>0.707</w:t>
-            </w:r>
-          </w:p>
-        </w:tc>
-        <w:tc>
-          <w:tcPr>
-            <w:tcW w:type="dxa" w:w="2892"/>
-            <w:vAlign w:val="center"/>
-          </w:tcPr>
-          <w:p>
-            <w:pPr>
-              <w:jc w:val="center"/>
-            </w:pPr>
-            <w:r>
-              <w:rPr>
-                <w:rFonts w:ascii="DejaVu Sans" w:hAnsi="DejaVu Sans"/>
-                <w:sz w:val="12"/>
-              </w:rPr>
-              <w:t>7659</w:t>
-            </w:r>
-          </w:p>
-        </w:tc>
-      </w:tr>
-    </w:tbl>
-    <w:p>
-      <w:pPr>
-        <w:pStyle w:val="Heading2"/>
-      </w:pPr>
-      <w:r>
-        <w:t>YOLO-BBox Eşleşmiş Referans Etkileri</w:t>
       </w:r>
     </w:p>
     <w:tbl>
@@ -1357,6 +148,22 @@
                 <w:color w:val="FFFFFF"/>
                 <w:sz w:val="13"/>
               </w:rPr>
+              <w:t>Temel Referans</w:t>
+            </w:r>
+          </w:p>
+        </w:tc>
+        <w:tc>
+          <w:tcPr>
+            <w:tcW w:type="dxa" w:w="2410"/>
+            <w:shd w:fill="1F4E79"/>
+          </w:tcPr>
+          <w:p>
+            <w:r>
+              <w:rPr>
+                <w:b/>
+                <w:color w:val="FFFFFF"/>
+                <w:sz w:val="13"/>
+              </w:rPr>
               <w:t>Model</w:t>
             </w:r>
           </w:p>
@@ -1373,7 +180,7 @@
                 <w:color w:val="FFFFFF"/>
                 <w:sz w:val="13"/>
               </w:rPr>
-              <w:t>Referans</w:t>
+              <w:t>BBox</w:t>
             </w:r>
           </w:p>
         </w:tc>
@@ -1389,7 +196,7 @@
                 <w:color w:val="FFFFFF"/>
                 <w:sz w:val="13"/>
               </w:rPr>
-              <w:t>Temel IoU</w:t>
+              <w:t>Avg IoU</w:t>
             </w:r>
           </w:p>
         </w:tc>
@@ -1405,23 +212,7 @@
                 <w:color w:val="FFFFFF"/>
                 <w:sz w:val="13"/>
               </w:rPr>
-              <w:t>Referans IoU</w:t>
-            </w:r>
-          </w:p>
-        </w:tc>
-        <w:tc>
-          <w:tcPr>
-            <w:tcW w:type="dxa" w:w="2410"/>
-            <w:shd w:fill="1F4E79"/>
-          </w:tcPr>
-          <w:p>
-            <w:r>
-              <w:rPr>
-                <w:b/>
-                <w:color w:val="FFFFFF"/>
-                <w:sz w:val="13"/>
-              </w:rPr>
-              <w:t>Fark (%95 GA)</w:t>
+              <w:t>Nesne Sayısı</w:t>
             </w:r>
           </w:p>
         </w:tc>
@@ -1441,7 +232,25 @@
                 <w:rFonts w:ascii="DejaVu Sans" w:hAnsi="DejaVu Sans"/>
                 <w:sz w:val="12"/>
               </w:rPr>
-              <w:t>isaid_plane</w:t>
+              <w:t>iSAID Plane</w:t>
+            </w:r>
+          </w:p>
+        </w:tc>
+        <w:tc>
+          <w:tcPr>
+            <w:tcW w:type="dxa" w:w="2410"/>
+            <w:vAlign w:val="center"/>
+          </w:tcPr>
+          <w:p>
+            <w:pPr>
+              <w:jc w:val="center"/>
+            </w:pPr>
+            <w:r>
+              <w:rPr>
+                <w:rFonts w:ascii="DejaVu Sans" w:hAnsi="DejaVu Sans"/>
+                <w:sz w:val="12"/>
+              </w:rPr>
+              <w:t>İnsan</w:t>
             </w:r>
           </w:p>
         </w:tc>
@@ -1477,7 +286,7 @@
                 <w:rFonts w:ascii="DejaVu Sans" w:hAnsi="DejaVu Sans"/>
                 <w:sz w:val="12"/>
               </w:rPr>
-              <w:t>SAM1 pseudo</w:t>
+              <w:t>YOLO bbox</w:t>
             </w:r>
           </w:p>
         </w:tc>
@@ -1485,7 +294,6 @@
           <w:tcPr>
             <w:tcW w:type="dxa" w:w="2410"/>
             <w:vAlign w:val="center"/>
-            <w:shd w:fill="E1E282"/>
           </w:tcPr>
           <w:p>
             <w:pPr>
@@ -1504,7 +312,6 @@
           <w:tcPr>
             <w:tcW w:type="dxa" w:w="2410"/>
             <w:vAlign w:val="center"/>
-            <w:shd w:fill="8BC97D"/>
           </w:tcPr>
           <w:p>
             <w:pPr>
@@ -1515,25 +322,7 @@
                 <w:rFonts w:ascii="DejaVu Sans" w:hAnsi="DejaVu Sans"/>
                 <w:sz w:val="12"/>
               </w:rPr>
-              <w:t>0.873</w:t>
-            </w:r>
-          </w:p>
-        </w:tc>
-        <w:tc>
-          <w:tcPr>
-            <w:tcW w:type="dxa" w:w="2410"/>
-            <w:vAlign w:val="center"/>
-          </w:tcPr>
-          <w:p>
-            <w:pPr>
-              <w:jc w:val="center"/>
-            </w:pPr>
-            <w:r>
-              <w:rPr>
-                <w:rFonts w:ascii="DejaVu Sans" w:hAnsi="DejaVu Sans"/>
-                <w:sz w:val="12"/>
-              </w:rPr>
-              <w:t>+0.276 [+0.257, +0.297]</w:t>
+              <w:t>5447</w:t>
             </w:r>
           </w:p>
         </w:tc>
@@ -1553,7 +342,245 @@
                 <w:rFonts w:ascii="DejaVu Sans" w:hAnsi="DejaVu Sans"/>
                 <w:sz w:val="12"/>
               </w:rPr>
-              <w:t>isaid_plane</w:t>
+              <w:t>iSAID Plane</w:t>
+            </w:r>
+          </w:p>
+        </w:tc>
+        <w:tc>
+          <w:tcPr>
+            <w:tcW w:type="dxa" w:w="2410"/>
+            <w:vAlign w:val="center"/>
+          </w:tcPr>
+          <w:p>
+            <w:pPr>
+              <w:jc w:val="center"/>
+            </w:pPr>
+            <w:r>
+              <w:rPr>
+                <w:rFonts w:ascii="DejaVu Sans" w:hAnsi="DejaVu Sans"/>
+                <w:sz w:val="12"/>
+              </w:rPr>
+              <w:t>İnsan</w:t>
+            </w:r>
+          </w:p>
+        </w:tc>
+        <w:tc>
+          <w:tcPr>
+            <w:tcW w:type="dxa" w:w="2410"/>
+            <w:vAlign w:val="center"/>
+          </w:tcPr>
+          <w:p>
+            <w:pPr>
+              <w:jc w:val="center"/>
+            </w:pPr>
+            <w:r>
+              <w:rPr>
+                <w:rFonts w:ascii="DejaVu Sans" w:hAnsi="DejaVu Sans"/>
+                <w:sz w:val="12"/>
+              </w:rPr>
+              <w:t>SAM2</w:t>
+            </w:r>
+          </w:p>
+        </w:tc>
+        <w:tc>
+          <w:tcPr>
+            <w:tcW w:type="dxa" w:w="2410"/>
+            <w:vAlign w:val="center"/>
+          </w:tcPr>
+          <w:p>
+            <w:pPr>
+              <w:jc w:val="center"/>
+            </w:pPr>
+            <w:r>
+              <w:rPr>
+                <w:rFonts w:ascii="DejaVu Sans" w:hAnsi="DejaVu Sans"/>
+                <w:sz w:val="12"/>
+              </w:rPr>
+              <w:t>YOLO bbox</w:t>
+            </w:r>
+          </w:p>
+        </w:tc>
+        <w:tc>
+          <w:tcPr>
+            <w:tcW w:type="dxa" w:w="2410"/>
+            <w:vAlign w:val="center"/>
+          </w:tcPr>
+          <w:p>
+            <w:pPr>
+              <w:jc w:val="center"/>
+            </w:pPr>
+            <w:r>
+              <w:rPr>
+                <w:rFonts w:ascii="DejaVu Sans" w:hAnsi="DejaVu Sans"/>
+                <w:sz w:val="12"/>
+              </w:rPr>
+              <w:t>0.574</w:t>
+            </w:r>
+          </w:p>
+        </w:tc>
+        <w:tc>
+          <w:tcPr>
+            <w:tcW w:type="dxa" w:w="2410"/>
+            <w:vAlign w:val="center"/>
+          </w:tcPr>
+          <w:p>
+            <w:pPr>
+              <w:jc w:val="center"/>
+            </w:pPr>
+            <w:r>
+              <w:rPr>
+                <w:rFonts w:ascii="DejaVu Sans" w:hAnsi="DejaVu Sans"/>
+                <w:sz w:val="12"/>
+              </w:rPr>
+              <w:t>5447</w:t>
+            </w:r>
+          </w:p>
+        </w:tc>
+      </w:tr>
+      <w:tr>
+        <w:tc>
+          <w:tcPr>
+            <w:tcW w:type="dxa" w:w="2410"/>
+            <w:vAlign w:val="center"/>
+          </w:tcPr>
+          <w:p>
+            <w:pPr>
+              <w:jc w:val="center"/>
+            </w:pPr>
+            <w:r>
+              <w:rPr>
+                <w:rFonts w:ascii="DejaVu Sans" w:hAnsi="DejaVu Sans"/>
+                <w:sz w:val="12"/>
+              </w:rPr>
+              <w:t>iSAID Plane</w:t>
+            </w:r>
+          </w:p>
+        </w:tc>
+        <w:tc>
+          <w:tcPr>
+            <w:tcW w:type="dxa" w:w="2410"/>
+            <w:vAlign w:val="center"/>
+          </w:tcPr>
+          <w:p>
+            <w:pPr>
+              <w:jc w:val="center"/>
+            </w:pPr>
+            <w:r>
+              <w:rPr>
+                <w:rFonts w:ascii="DejaVu Sans" w:hAnsi="DejaVu Sans"/>
+                <w:sz w:val="12"/>
+              </w:rPr>
+              <w:t>İnsan</w:t>
+            </w:r>
+          </w:p>
+        </w:tc>
+        <w:tc>
+          <w:tcPr>
+            <w:tcW w:type="dxa" w:w="2410"/>
+            <w:vAlign w:val="center"/>
+          </w:tcPr>
+          <w:p>
+            <w:pPr>
+              <w:jc w:val="center"/>
+            </w:pPr>
+            <w:r>
+              <w:rPr>
+                <w:rFonts w:ascii="DejaVu Sans" w:hAnsi="DejaVu Sans"/>
+                <w:sz w:val="12"/>
+              </w:rPr>
+              <w:t>SAM3</w:t>
+            </w:r>
+          </w:p>
+        </w:tc>
+        <w:tc>
+          <w:tcPr>
+            <w:tcW w:type="dxa" w:w="2410"/>
+            <w:vAlign w:val="center"/>
+          </w:tcPr>
+          <w:p>
+            <w:pPr>
+              <w:jc w:val="center"/>
+            </w:pPr>
+            <w:r>
+              <w:rPr>
+                <w:rFonts w:ascii="DejaVu Sans" w:hAnsi="DejaVu Sans"/>
+                <w:sz w:val="12"/>
+              </w:rPr>
+              <w:t>YOLO bbox</w:t>
+            </w:r>
+          </w:p>
+        </w:tc>
+        <w:tc>
+          <w:tcPr>
+            <w:tcW w:type="dxa" w:w="2410"/>
+            <w:vAlign w:val="center"/>
+          </w:tcPr>
+          <w:p>
+            <w:pPr>
+              <w:jc w:val="center"/>
+            </w:pPr>
+            <w:r>
+              <w:rPr>
+                <w:rFonts w:ascii="DejaVu Sans" w:hAnsi="DejaVu Sans"/>
+                <w:sz w:val="12"/>
+              </w:rPr>
+              <w:t>0.638</w:t>
+            </w:r>
+          </w:p>
+        </w:tc>
+        <w:tc>
+          <w:tcPr>
+            <w:tcW w:type="dxa" w:w="2410"/>
+            <w:vAlign w:val="center"/>
+          </w:tcPr>
+          <w:p>
+            <w:pPr>
+              <w:jc w:val="center"/>
+            </w:pPr>
+            <w:r>
+              <w:rPr>
+                <w:rFonts w:ascii="DejaVu Sans" w:hAnsi="DejaVu Sans"/>
+                <w:sz w:val="12"/>
+              </w:rPr>
+              <w:t>5447</w:t>
+            </w:r>
+          </w:p>
+        </w:tc>
+      </w:tr>
+      <w:tr>
+        <w:tc>
+          <w:tcPr>
+            <w:tcW w:type="dxa" w:w="2410"/>
+            <w:vAlign w:val="center"/>
+          </w:tcPr>
+          <w:p>
+            <w:pPr>
+              <w:jc w:val="center"/>
+            </w:pPr>
+            <w:r>
+              <w:rPr>
+                <w:rFonts w:ascii="DejaVu Sans" w:hAnsi="DejaVu Sans"/>
+                <w:sz w:val="12"/>
+              </w:rPr>
+              <w:t>iSAID Small Vehicle</w:t>
+            </w:r>
+          </w:p>
+        </w:tc>
+        <w:tc>
+          <w:tcPr>
+            <w:tcW w:type="dxa" w:w="2410"/>
+            <w:vAlign w:val="center"/>
+          </w:tcPr>
+          <w:p>
+            <w:pPr>
+              <w:jc w:val="center"/>
+            </w:pPr>
+            <w:r>
+              <w:rPr>
+                <w:rFonts w:ascii="DejaVu Sans" w:hAnsi="DejaVu Sans"/>
+                <w:sz w:val="12"/>
+              </w:rPr>
+              <w:t>İnsan</w:t>
             </w:r>
           </w:p>
         </w:tc>
@@ -1589,45 +616,7 @@
                 <w:rFonts w:ascii="DejaVu Sans" w:hAnsi="DejaVu Sans"/>
                 <w:sz w:val="12"/>
               </w:rPr>
-              <w:t>SAM2 pseudo</w:t>
-            </w:r>
-          </w:p>
-        </w:tc>
-        <w:tc>
-          <w:tcPr>
-            <w:tcW w:type="dxa" w:w="2410"/>
-            <w:vAlign w:val="center"/>
-            <w:shd w:fill="E1E282"/>
-          </w:tcPr>
-          <w:p>
-            <w:pPr>
-              <w:jc w:val="center"/>
-            </w:pPr>
-            <w:r>
-              <w:rPr>
-                <w:rFonts w:ascii="DejaVu Sans" w:hAnsi="DejaVu Sans"/>
-                <w:sz w:val="12"/>
-              </w:rPr>
-              <w:t>0.597</w:t>
-            </w:r>
-          </w:p>
-        </w:tc>
-        <w:tc>
-          <w:tcPr>
-            <w:tcW w:type="dxa" w:w="2410"/>
-            <w:vAlign w:val="center"/>
-            <w:shd w:fill="B1D580"/>
-          </w:tcPr>
-          <w:p>
-            <w:pPr>
-              <w:jc w:val="center"/>
-            </w:pPr>
-            <w:r>
-              <w:rPr>
-                <w:rFonts w:ascii="DejaVu Sans" w:hAnsi="DejaVu Sans"/>
-                <w:sz w:val="12"/>
-              </w:rPr>
-              <w:t>0.749</w:t>
+              <w:t>YOLO bbox</w:t>
             </w:r>
           </w:p>
         </w:tc>
@@ -1645,7 +634,25 @@
                 <w:rFonts w:ascii="DejaVu Sans" w:hAnsi="DejaVu Sans"/>
                 <w:sz w:val="12"/>
               </w:rPr>
-              <w:t>+0.152 [+0.136, +0.166]</w:t>
+              <w:t>0.478</w:t>
+            </w:r>
+          </w:p>
+        </w:tc>
+        <w:tc>
+          <w:tcPr>
+            <w:tcW w:type="dxa" w:w="2410"/>
+            <w:vAlign w:val="center"/>
+          </w:tcPr>
+          <w:p>
+            <w:pPr>
+              <w:jc w:val="center"/>
+            </w:pPr>
+            <w:r>
+              <w:rPr>
+                <w:rFonts w:ascii="DejaVu Sans" w:hAnsi="DejaVu Sans"/>
+                <w:sz w:val="12"/>
+              </w:rPr>
+              <w:t>12051</w:t>
             </w:r>
           </w:p>
         </w:tc>
@@ -1665,7 +672,245 @@
                 <w:rFonts w:ascii="DejaVu Sans" w:hAnsi="DejaVu Sans"/>
                 <w:sz w:val="12"/>
               </w:rPr>
-              <w:t>isaid_plane</w:t>
+              <w:t>iSAID Small Vehicle</w:t>
+            </w:r>
+          </w:p>
+        </w:tc>
+        <w:tc>
+          <w:tcPr>
+            <w:tcW w:type="dxa" w:w="2410"/>
+            <w:vAlign w:val="center"/>
+          </w:tcPr>
+          <w:p>
+            <w:pPr>
+              <w:jc w:val="center"/>
+            </w:pPr>
+            <w:r>
+              <w:rPr>
+                <w:rFonts w:ascii="DejaVu Sans" w:hAnsi="DejaVu Sans"/>
+                <w:sz w:val="12"/>
+              </w:rPr>
+              <w:t>İnsan</w:t>
+            </w:r>
+          </w:p>
+        </w:tc>
+        <w:tc>
+          <w:tcPr>
+            <w:tcW w:type="dxa" w:w="2410"/>
+            <w:vAlign w:val="center"/>
+          </w:tcPr>
+          <w:p>
+            <w:pPr>
+              <w:jc w:val="center"/>
+            </w:pPr>
+            <w:r>
+              <w:rPr>
+                <w:rFonts w:ascii="DejaVu Sans" w:hAnsi="DejaVu Sans"/>
+                <w:sz w:val="12"/>
+              </w:rPr>
+              <w:t>SAM2</w:t>
+            </w:r>
+          </w:p>
+        </w:tc>
+        <w:tc>
+          <w:tcPr>
+            <w:tcW w:type="dxa" w:w="2410"/>
+            <w:vAlign w:val="center"/>
+          </w:tcPr>
+          <w:p>
+            <w:pPr>
+              <w:jc w:val="center"/>
+            </w:pPr>
+            <w:r>
+              <w:rPr>
+                <w:rFonts w:ascii="DejaVu Sans" w:hAnsi="DejaVu Sans"/>
+                <w:sz w:val="12"/>
+              </w:rPr>
+              <w:t>YOLO bbox</w:t>
+            </w:r>
+          </w:p>
+        </w:tc>
+        <w:tc>
+          <w:tcPr>
+            <w:tcW w:type="dxa" w:w="2410"/>
+            <w:vAlign w:val="center"/>
+          </w:tcPr>
+          <w:p>
+            <w:pPr>
+              <w:jc w:val="center"/>
+            </w:pPr>
+            <w:r>
+              <w:rPr>
+                <w:rFonts w:ascii="DejaVu Sans" w:hAnsi="DejaVu Sans"/>
+                <w:sz w:val="12"/>
+              </w:rPr>
+              <w:t>0.461</w:t>
+            </w:r>
+          </w:p>
+        </w:tc>
+        <w:tc>
+          <w:tcPr>
+            <w:tcW w:type="dxa" w:w="2410"/>
+            <w:vAlign w:val="center"/>
+          </w:tcPr>
+          <w:p>
+            <w:pPr>
+              <w:jc w:val="center"/>
+            </w:pPr>
+            <w:r>
+              <w:rPr>
+                <w:rFonts w:ascii="DejaVu Sans" w:hAnsi="DejaVu Sans"/>
+                <w:sz w:val="12"/>
+              </w:rPr>
+              <w:t>12051</w:t>
+            </w:r>
+          </w:p>
+        </w:tc>
+      </w:tr>
+      <w:tr>
+        <w:tc>
+          <w:tcPr>
+            <w:tcW w:type="dxa" w:w="2410"/>
+            <w:vAlign w:val="center"/>
+          </w:tcPr>
+          <w:p>
+            <w:pPr>
+              <w:jc w:val="center"/>
+            </w:pPr>
+            <w:r>
+              <w:rPr>
+                <w:rFonts w:ascii="DejaVu Sans" w:hAnsi="DejaVu Sans"/>
+                <w:sz w:val="12"/>
+              </w:rPr>
+              <w:t>iSAID Small Vehicle</w:t>
+            </w:r>
+          </w:p>
+        </w:tc>
+        <w:tc>
+          <w:tcPr>
+            <w:tcW w:type="dxa" w:w="2410"/>
+            <w:vAlign w:val="center"/>
+          </w:tcPr>
+          <w:p>
+            <w:pPr>
+              <w:jc w:val="center"/>
+            </w:pPr>
+            <w:r>
+              <w:rPr>
+                <w:rFonts w:ascii="DejaVu Sans" w:hAnsi="DejaVu Sans"/>
+                <w:sz w:val="12"/>
+              </w:rPr>
+              <w:t>İnsan</w:t>
+            </w:r>
+          </w:p>
+        </w:tc>
+        <w:tc>
+          <w:tcPr>
+            <w:tcW w:type="dxa" w:w="2410"/>
+            <w:vAlign w:val="center"/>
+          </w:tcPr>
+          <w:p>
+            <w:pPr>
+              <w:jc w:val="center"/>
+            </w:pPr>
+            <w:r>
+              <w:rPr>
+                <w:rFonts w:ascii="DejaVu Sans" w:hAnsi="DejaVu Sans"/>
+                <w:sz w:val="12"/>
+              </w:rPr>
+              <w:t>SAM3</w:t>
+            </w:r>
+          </w:p>
+        </w:tc>
+        <w:tc>
+          <w:tcPr>
+            <w:tcW w:type="dxa" w:w="2410"/>
+            <w:vAlign w:val="center"/>
+          </w:tcPr>
+          <w:p>
+            <w:pPr>
+              <w:jc w:val="center"/>
+            </w:pPr>
+            <w:r>
+              <w:rPr>
+                <w:rFonts w:ascii="DejaVu Sans" w:hAnsi="DejaVu Sans"/>
+                <w:sz w:val="12"/>
+              </w:rPr>
+              <w:t>YOLO bbox</w:t>
+            </w:r>
+          </w:p>
+        </w:tc>
+        <w:tc>
+          <w:tcPr>
+            <w:tcW w:type="dxa" w:w="2410"/>
+            <w:vAlign w:val="center"/>
+          </w:tcPr>
+          <w:p>
+            <w:pPr>
+              <w:jc w:val="center"/>
+            </w:pPr>
+            <w:r>
+              <w:rPr>
+                <w:rFonts w:ascii="DejaVu Sans" w:hAnsi="DejaVu Sans"/>
+                <w:sz w:val="12"/>
+              </w:rPr>
+              <w:t>0.491</w:t>
+            </w:r>
+          </w:p>
+        </w:tc>
+        <w:tc>
+          <w:tcPr>
+            <w:tcW w:type="dxa" w:w="2410"/>
+            <w:vAlign w:val="center"/>
+          </w:tcPr>
+          <w:p>
+            <w:pPr>
+              <w:jc w:val="center"/>
+            </w:pPr>
+            <w:r>
+              <w:rPr>
+                <w:rFonts w:ascii="DejaVu Sans" w:hAnsi="DejaVu Sans"/>
+                <w:sz w:val="12"/>
+              </w:rPr>
+              <w:t>12051</w:t>
+            </w:r>
+          </w:p>
+        </w:tc>
+      </w:tr>
+      <w:tr>
+        <w:tc>
+          <w:tcPr>
+            <w:tcW w:type="dxa" w:w="2410"/>
+            <w:vAlign w:val="center"/>
+          </w:tcPr>
+          <w:p>
+            <w:pPr>
+              <w:jc w:val="center"/>
+            </w:pPr>
+            <w:r>
+              <w:rPr>
+                <w:rFonts w:ascii="DejaVu Sans" w:hAnsi="DejaVu Sans"/>
+                <w:sz w:val="12"/>
+              </w:rPr>
+              <w:t>SAMRS SOTA Plane</w:t>
+            </w:r>
+          </w:p>
+        </w:tc>
+        <w:tc>
+          <w:tcPr>
+            <w:tcW w:type="dxa" w:w="2410"/>
+            <w:vAlign w:val="center"/>
+          </w:tcPr>
+          <w:p>
+            <w:pPr>
+              <w:jc w:val="center"/>
+            </w:pPr>
+            <w:r>
+              <w:rPr>
+                <w:rFonts w:ascii="DejaVu Sans" w:hAnsi="DejaVu Sans"/>
+                <w:sz w:val="12"/>
+              </w:rPr>
+              <w:t>Yayımlanmış SAMRS</w:t>
             </w:r>
           </w:p>
         </w:tc>
@@ -1701,45 +946,7 @@
                 <w:rFonts w:ascii="DejaVu Sans" w:hAnsi="DejaVu Sans"/>
                 <w:sz w:val="12"/>
               </w:rPr>
-              <w:t>SAM3 pseudo</w:t>
-            </w:r>
-          </w:p>
-        </w:tc>
-        <w:tc>
-          <w:tcPr>
-            <w:tcW w:type="dxa" w:w="2410"/>
-            <w:vAlign w:val="center"/>
-            <w:shd w:fill="E1E282"/>
-          </w:tcPr>
-          <w:p>
-            <w:pPr>
-              <w:jc w:val="center"/>
-            </w:pPr>
-            <w:r>
-              <w:rPr>
-                <w:rFonts w:ascii="DejaVu Sans" w:hAnsi="DejaVu Sans"/>
-                <w:sz w:val="12"/>
-              </w:rPr>
-              <w:t>0.597</w:t>
-            </w:r>
-          </w:p>
-        </w:tc>
-        <w:tc>
-          <w:tcPr>
-            <w:tcW w:type="dxa" w:w="2410"/>
-            <w:vAlign w:val="center"/>
-            <w:shd w:fill="B3D580"/>
-          </w:tcPr>
-          <w:p>
-            <w:pPr>
-              <w:jc w:val="center"/>
-            </w:pPr>
-            <w:r>
-              <w:rPr>
-                <w:rFonts w:ascii="DejaVu Sans" w:hAnsi="DejaVu Sans"/>
-                <w:sz w:val="12"/>
-              </w:rPr>
-              <w:t>0.742</w:t>
+              <w:t>YOLO bbox</w:t>
             </w:r>
           </w:p>
         </w:tc>
@@ -1757,7 +964,25 @@
                 <w:rFonts w:ascii="DejaVu Sans" w:hAnsi="DejaVu Sans"/>
                 <w:sz w:val="12"/>
               </w:rPr>
-              <w:t>+0.145 [+0.130, +0.158]</w:t>
+              <w:t>0.813</w:t>
+            </w:r>
+          </w:p>
+        </w:tc>
+        <w:tc>
+          <w:tcPr>
+            <w:tcW w:type="dxa" w:w="2410"/>
+            <w:vAlign w:val="center"/>
+          </w:tcPr>
+          <w:p>
+            <w:pPr>
+              <w:jc w:val="center"/>
+            </w:pPr>
+            <w:r>
+              <w:rPr>
+                <w:rFonts w:ascii="DejaVu Sans" w:hAnsi="DejaVu Sans"/>
+                <w:sz w:val="12"/>
+              </w:rPr>
+              <w:t>3713</w:t>
             </w:r>
           </w:p>
         </w:tc>
@@ -1777,7 +1002,25 @@
                 <w:rFonts w:ascii="DejaVu Sans" w:hAnsi="DejaVu Sans"/>
                 <w:sz w:val="12"/>
               </w:rPr>
-              <w:t>isaid_plane</w:t>
+              <w:t>SAMRS SOTA Plane</w:t>
+            </w:r>
+          </w:p>
+        </w:tc>
+        <w:tc>
+          <w:tcPr>
+            <w:tcW w:type="dxa" w:w="2410"/>
+            <w:vAlign w:val="center"/>
+          </w:tcPr>
+          <w:p>
+            <w:pPr>
+              <w:jc w:val="center"/>
+            </w:pPr>
+            <w:r>
+              <w:rPr>
+                <w:rFonts w:ascii="DejaVu Sans" w:hAnsi="DejaVu Sans"/>
+                <w:sz w:val="12"/>
+              </w:rPr>
+              <w:t>Yayımlanmış SAMRS</w:t>
             </w:r>
           </w:p>
         </w:tc>
@@ -1813,45 +1056,7 @@
                 <w:rFonts w:ascii="DejaVu Sans" w:hAnsi="DejaVu Sans"/>
                 <w:sz w:val="12"/>
               </w:rPr>
-              <w:t>SAM1 pseudo</w:t>
-            </w:r>
-          </w:p>
-        </w:tc>
-        <w:tc>
-          <w:tcPr>
-            <w:tcW w:type="dxa" w:w="2410"/>
-            <w:vAlign w:val="center"/>
-            <w:shd w:fill="E8E483"/>
-          </w:tcPr>
-          <w:p>
-            <w:pPr>
-              <w:jc w:val="center"/>
-            </w:pPr>
-            <w:r>
-              <w:rPr>
-                <w:rFonts w:ascii="DejaVu Sans" w:hAnsi="DejaVu Sans"/>
-                <w:sz w:val="12"/>
-              </w:rPr>
-              <w:t>0.574</w:t>
-            </w:r>
-          </w:p>
-        </w:tc>
-        <w:tc>
-          <w:tcPr>
-            <w:tcW w:type="dxa" w:w="2410"/>
-            <w:vAlign w:val="center"/>
-            <w:shd w:fill="B1D480"/>
-          </w:tcPr>
-          <w:p>
-            <w:pPr>
-              <w:jc w:val="center"/>
-            </w:pPr>
-            <w:r>
-              <w:rPr>
-                <w:rFonts w:ascii="DejaVu Sans" w:hAnsi="DejaVu Sans"/>
-                <w:sz w:val="12"/>
-              </w:rPr>
-              <w:t>0.750</w:t>
+              <w:t>YOLO bbox</w:t>
             </w:r>
           </w:p>
         </w:tc>
@@ -1869,7 +1074,25 @@
                 <w:rFonts w:ascii="DejaVu Sans" w:hAnsi="DejaVu Sans"/>
                 <w:sz w:val="12"/>
               </w:rPr>
-              <w:t>+0.177 [+0.158, +0.195]</w:t>
+              <w:t>0.679</w:t>
+            </w:r>
+          </w:p>
+        </w:tc>
+        <w:tc>
+          <w:tcPr>
+            <w:tcW w:type="dxa" w:w="2410"/>
+            <w:vAlign w:val="center"/>
+          </w:tcPr>
+          <w:p>
+            <w:pPr>
+              <w:jc w:val="center"/>
+            </w:pPr>
+            <w:r>
+              <w:rPr>
+                <w:rFonts w:ascii="DejaVu Sans" w:hAnsi="DejaVu Sans"/>
+                <w:sz w:val="12"/>
+              </w:rPr>
+              <w:t>3713</w:t>
             </w:r>
           </w:p>
         </w:tc>
@@ -1889,7 +1112,245 @@
                 <w:rFonts w:ascii="DejaVu Sans" w:hAnsi="DejaVu Sans"/>
                 <w:sz w:val="12"/>
               </w:rPr>
-              <w:t>isaid_plane</w:t>
+              <w:t>SAMRS SOTA Plane</w:t>
+            </w:r>
+          </w:p>
+        </w:tc>
+        <w:tc>
+          <w:tcPr>
+            <w:tcW w:type="dxa" w:w="2410"/>
+            <w:vAlign w:val="center"/>
+          </w:tcPr>
+          <w:p>
+            <w:pPr>
+              <w:jc w:val="center"/>
+            </w:pPr>
+            <w:r>
+              <w:rPr>
+                <w:rFonts w:ascii="DejaVu Sans" w:hAnsi="DejaVu Sans"/>
+                <w:sz w:val="12"/>
+              </w:rPr>
+              <w:t>Yayımlanmış SAMRS</w:t>
+            </w:r>
+          </w:p>
+        </w:tc>
+        <w:tc>
+          <w:tcPr>
+            <w:tcW w:type="dxa" w:w="2410"/>
+            <w:vAlign w:val="center"/>
+          </w:tcPr>
+          <w:p>
+            <w:pPr>
+              <w:jc w:val="center"/>
+            </w:pPr>
+            <w:r>
+              <w:rPr>
+                <w:rFonts w:ascii="DejaVu Sans" w:hAnsi="DejaVu Sans"/>
+                <w:sz w:val="12"/>
+              </w:rPr>
+              <w:t>SAM3</w:t>
+            </w:r>
+          </w:p>
+        </w:tc>
+        <w:tc>
+          <w:tcPr>
+            <w:tcW w:type="dxa" w:w="2410"/>
+            <w:vAlign w:val="center"/>
+          </w:tcPr>
+          <w:p>
+            <w:pPr>
+              <w:jc w:val="center"/>
+            </w:pPr>
+            <w:r>
+              <w:rPr>
+                <w:rFonts w:ascii="DejaVu Sans" w:hAnsi="DejaVu Sans"/>
+                <w:sz w:val="12"/>
+              </w:rPr>
+              <w:t>YOLO bbox</w:t>
+            </w:r>
+          </w:p>
+        </w:tc>
+        <w:tc>
+          <w:tcPr>
+            <w:tcW w:type="dxa" w:w="2410"/>
+            <w:vAlign w:val="center"/>
+          </w:tcPr>
+          <w:p>
+            <w:pPr>
+              <w:jc w:val="center"/>
+            </w:pPr>
+            <w:r>
+              <w:rPr>
+                <w:rFonts w:ascii="DejaVu Sans" w:hAnsi="DejaVu Sans"/>
+                <w:sz w:val="12"/>
+              </w:rPr>
+              <w:t>0.691</w:t>
+            </w:r>
+          </w:p>
+        </w:tc>
+        <w:tc>
+          <w:tcPr>
+            <w:tcW w:type="dxa" w:w="2410"/>
+            <w:vAlign w:val="center"/>
+          </w:tcPr>
+          <w:p>
+            <w:pPr>
+              <w:jc w:val="center"/>
+            </w:pPr>
+            <w:r>
+              <w:rPr>
+                <w:rFonts w:ascii="DejaVu Sans" w:hAnsi="DejaVu Sans"/>
+                <w:sz w:val="12"/>
+              </w:rPr>
+              <w:t>3713</w:t>
+            </w:r>
+          </w:p>
+        </w:tc>
+      </w:tr>
+      <w:tr>
+        <w:tc>
+          <w:tcPr>
+            <w:tcW w:type="dxa" w:w="2410"/>
+            <w:vAlign w:val="center"/>
+          </w:tcPr>
+          <w:p>
+            <w:pPr>
+              <w:jc w:val="center"/>
+            </w:pPr>
+            <w:r>
+              <w:rPr>
+                <w:rFonts w:ascii="DejaVu Sans" w:hAnsi="DejaVu Sans"/>
+                <w:sz w:val="12"/>
+              </w:rPr>
+              <w:t>SAMRS SOTA Small Vehicle</w:t>
+            </w:r>
+          </w:p>
+        </w:tc>
+        <w:tc>
+          <w:tcPr>
+            <w:tcW w:type="dxa" w:w="2410"/>
+            <w:vAlign w:val="center"/>
+          </w:tcPr>
+          <w:p>
+            <w:pPr>
+              <w:jc w:val="center"/>
+            </w:pPr>
+            <w:r>
+              <w:rPr>
+                <w:rFonts w:ascii="DejaVu Sans" w:hAnsi="DejaVu Sans"/>
+                <w:sz w:val="12"/>
+              </w:rPr>
+              <w:t>Yayımlanmış SAMRS</w:t>
+            </w:r>
+          </w:p>
+        </w:tc>
+        <w:tc>
+          <w:tcPr>
+            <w:tcW w:type="dxa" w:w="2410"/>
+            <w:vAlign w:val="center"/>
+          </w:tcPr>
+          <w:p>
+            <w:pPr>
+              <w:jc w:val="center"/>
+            </w:pPr>
+            <w:r>
+              <w:rPr>
+                <w:rFonts w:ascii="DejaVu Sans" w:hAnsi="DejaVu Sans"/>
+                <w:sz w:val="12"/>
+              </w:rPr>
+              <w:t>SAM1</w:t>
+            </w:r>
+          </w:p>
+        </w:tc>
+        <w:tc>
+          <w:tcPr>
+            <w:tcW w:type="dxa" w:w="2410"/>
+            <w:vAlign w:val="center"/>
+          </w:tcPr>
+          <w:p>
+            <w:pPr>
+              <w:jc w:val="center"/>
+            </w:pPr>
+            <w:r>
+              <w:rPr>
+                <w:rFonts w:ascii="DejaVu Sans" w:hAnsi="DejaVu Sans"/>
+                <w:sz w:val="12"/>
+              </w:rPr>
+              <w:t>YOLO bbox</w:t>
+            </w:r>
+          </w:p>
+        </w:tc>
+        <w:tc>
+          <w:tcPr>
+            <w:tcW w:type="dxa" w:w="2410"/>
+            <w:vAlign w:val="center"/>
+          </w:tcPr>
+          <w:p>
+            <w:pPr>
+              <w:jc w:val="center"/>
+            </w:pPr>
+            <w:r>
+              <w:rPr>
+                <w:rFonts w:ascii="DejaVu Sans" w:hAnsi="DejaVu Sans"/>
+                <w:sz w:val="12"/>
+              </w:rPr>
+              <w:t>0.782</w:t>
+            </w:r>
+          </w:p>
+        </w:tc>
+        <w:tc>
+          <w:tcPr>
+            <w:tcW w:type="dxa" w:w="2410"/>
+            <w:vAlign w:val="center"/>
+          </w:tcPr>
+          <w:p>
+            <w:pPr>
+              <w:jc w:val="center"/>
+            </w:pPr>
+            <w:r>
+              <w:rPr>
+                <w:rFonts w:ascii="DejaVu Sans" w:hAnsi="DejaVu Sans"/>
+                <w:sz w:val="12"/>
+              </w:rPr>
+              <w:t>7659</w:t>
+            </w:r>
+          </w:p>
+        </w:tc>
+      </w:tr>
+      <w:tr>
+        <w:tc>
+          <w:tcPr>
+            <w:tcW w:type="dxa" w:w="2410"/>
+            <w:vAlign w:val="center"/>
+          </w:tcPr>
+          <w:p>
+            <w:pPr>
+              <w:jc w:val="center"/>
+            </w:pPr>
+            <w:r>
+              <w:rPr>
+                <w:rFonts w:ascii="DejaVu Sans" w:hAnsi="DejaVu Sans"/>
+                <w:sz w:val="12"/>
+              </w:rPr>
+              <w:t>SAMRS SOTA Small Vehicle</w:t>
+            </w:r>
+          </w:p>
+        </w:tc>
+        <w:tc>
+          <w:tcPr>
+            <w:tcW w:type="dxa" w:w="2410"/>
+            <w:vAlign w:val="center"/>
+          </w:tcPr>
+          <w:p>
+            <w:pPr>
+              <w:jc w:val="center"/>
+            </w:pPr>
+            <w:r>
+              <w:rPr>
+                <w:rFonts w:ascii="DejaVu Sans" w:hAnsi="DejaVu Sans"/>
+                <w:sz w:val="12"/>
+              </w:rPr>
+              <w:t>Yayımlanmış SAMRS</w:t>
             </w:r>
           </w:p>
         </w:tc>
@@ -1925,45 +1386,7 @@
                 <w:rFonts w:ascii="DejaVu Sans" w:hAnsi="DejaVu Sans"/>
                 <w:sz w:val="12"/>
               </w:rPr>
-              <w:t>SAM2 pseudo</w:t>
-            </w:r>
-          </w:p>
-        </w:tc>
-        <w:tc>
-          <w:tcPr>
-            <w:tcW w:type="dxa" w:w="2410"/>
-            <w:vAlign w:val="center"/>
-            <w:shd w:fill="E8E483"/>
-          </w:tcPr>
-          <w:p>
-            <w:pPr>
-              <w:jc w:val="center"/>
-            </w:pPr>
-            <w:r>
-              <w:rPr>
-                <w:rFonts w:ascii="DejaVu Sans" w:hAnsi="DejaVu Sans"/>
-                <w:sz w:val="12"/>
-              </w:rPr>
-              <w:t>0.574</w:t>
-            </w:r>
-          </w:p>
-        </w:tc>
-        <w:tc>
-          <w:tcPr>
-            <w:tcW w:type="dxa" w:w="2410"/>
-            <w:vAlign w:val="center"/>
-            <w:shd w:fill="91CB7E"/>
-          </w:tcPr>
-          <w:p>
-            <w:pPr>
-              <w:jc w:val="center"/>
-            </w:pPr>
-            <w:r>
-              <w:rPr>
-                <w:rFonts w:ascii="DejaVu Sans" w:hAnsi="DejaVu Sans"/>
-                <w:sz w:val="12"/>
-              </w:rPr>
-              <w:t>0.853</w:t>
+              <w:t>YOLO bbox</w:t>
             </w:r>
           </w:p>
         </w:tc>
@@ -1981,7 +1404,25 @@
                 <w:rFonts w:ascii="DejaVu Sans" w:hAnsi="DejaVu Sans"/>
                 <w:sz w:val="12"/>
               </w:rPr>
-              <w:t>+0.279 [+0.258, +0.302]</w:t>
+              <w:t>0.707</w:t>
+            </w:r>
+          </w:p>
+        </w:tc>
+        <w:tc>
+          <w:tcPr>
+            <w:tcW w:type="dxa" w:w="2410"/>
+            <w:vAlign w:val="center"/>
+          </w:tcPr>
+          <w:p>
+            <w:pPr>
+              <w:jc w:val="center"/>
+            </w:pPr>
+            <w:r>
+              <w:rPr>
+                <w:rFonts w:ascii="DejaVu Sans" w:hAnsi="DejaVu Sans"/>
+                <w:sz w:val="12"/>
+              </w:rPr>
+              <w:t>7659</w:t>
             </w:r>
           </w:p>
         </w:tc>
@@ -2001,7 +1442,7 @@
                 <w:rFonts w:ascii="DejaVu Sans" w:hAnsi="DejaVu Sans"/>
                 <w:sz w:val="12"/>
               </w:rPr>
-              <w:t>isaid_plane</w:t>
+              <w:t>SAMRS SOTA Small Vehicle</w:t>
             </w:r>
           </w:p>
         </w:tc>
@@ -2019,101 +1460,7 @@
                 <w:rFonts w:ascii="DejaVu Sans" w:hAnsi="DejaVu Sans"/>
                 <w:sz w:val="12"/>
               </w:rPr>
-              <w:t>SAM2</w:t>
-            </w:r>
-          </w:p>
-        </w:tc>
-        <w:tc>
-          <w:tcPr>
-            <w:tcW w:type="dxa" w:w="2410"/>
-            <w:vAlign w:val="center"/>
-          </w:tcPr>
-          <w:p>
-            <w:pPr>
-              <w:jc w:val="center"/>
-            </w:pPr>
-            <w:r>
-              <w:rPr>
-                <w:rFonts w:ascii="DejaVu Sans" w:hAnsi="DejaVu Sans"/>
-                <w:sz w:val="12"/>
-              </w:rPr>
-              <w:t>SAM3 pseudo</w:t>
-            </w:r>
-          </w:p>
-        </w:tc>
-        <w:tc>
-          <w:tcPr>
-            <w:tcW w:type="dxa" w:w="2410"/>
-            <w:vAlign w:val="center"/>
-            <w:shd w:fill="E8E483"/>
-          </w:tcPr>
-          <w:p>
-            <w:pPr>
-              <w:jc w:val="center"/>
-            </w:pPr>
-            <w:r>
-              <w:rPr>
-                <w:rFonts w:ascii="DejaVu Sans" w:hAnsi="DejaVu Sans"/>
-                <w:sz w:val="12"/>
-              </w:rPr>
-              <w:t>0.574</w:t>
-            </w:r>
-          </w:p>
-        </w:tc>
-        <w:tc>
-          <w:tcPr>
-            <w:tcW w:type="dxa" w:w="2410"/>
-            <w:vAlign w:val="center"/>
-            <w:shd w:fill="BFD880"/>
-          </w:tcPr>
-          <w:p>
-            <w:pPr>
-              <w:jc w:val="center"/>
-            </w:pPr>
-            <w:r>
-              <w:rPr>
-                <w:rFonts w:ascii="DejaVu Sans" w:hAnsi="DejaVu Sans"/>
-                <w:sz w:val="12"/>
-              </w:rPr>
-              <w:t>0.706</w:t>
-            </w:r>
-          </w:p>
-        </w:tc>
-        <w:tc>
-          <w:tcPr>
-            <w:tcW w:type="dxa" w:w="2410"/>
-            <w:vAlign w:val="center"/>
-          </w:tcPr>
-          <w:p>
-            <w:pPr>
-              <w:jc w:val="center"/>
-            </w:pPr>
-            <w:r>
-              <w:rPr>
-                <w:rFonts w:ascii="DejaVu Sans" w:hAnsi="DejaVu Sans"/>
-                <w:sz w:val="12"/>
-              </w:rPr>
-              <w:t>+0.132 [+0.120, +0.144]</w:t>
-            </w:r>
-          </w:p>
-        </w:tc>
-      </w:tr>
-      <w:tr>
-        <w:tc>
-          <w:tcPr>
-            <w:tcW w:type="dxa" w:w="2410"/>
-            <w:vAlign w:val="center"/>
-          </w:tcPr>
-          <w:p>
-            <w:pPr>
-              <w:jc w:val="center"/>
-            </w:pPr>
-            <w:r>
-              <w:rPr>
-                <w:rFonts w:ascii="DejaVu Sans" w:hAnsi="DejaVu Sans"/>
-                <w:sz w:val="12"/>
-              </w:rPr>
-              <w:t>isaid_plane</w:t>
+              <w:t>Yayımlanmış SAMRS</w:t>
             </w:r>
           </w:p>
         </w:tc>
@@ -2149,7 +1496,7 @@
                 <w:rFonts w:ascii="DejaVu Sans" w:hAnsi="DejaVu Sans"/>
                 <w:sz w:val="12"/>
               </w:rPr>
-              <w:t>SAM1 pseudo</w:t>
+              <w:t>YOLO bbox</w:t>
             </w:r>
           </w:p>
         </w:tc>
@@ -2157,2938 +1504,6 @@
           <w:tcPr>
             <w:tcW w:type="dxa" w:w="2410"/>
             <w:vAlign w:val="center"/>
-            <w:shd w:fill="D4DF82"/>
-          </w:tcPr>
-          <w:p>
-            <w:pPr>
-              <w:jc w:val="center"/>
-            </w:pPr>
-            <w:r>
-              <w:rPr>
-                <w:rFonts w:ascii="DejaVu Sans" w:hAnsi="DejaVu Sans"/>
-                <w:sz w:val="12"/>
-              </w:rPr>
-              <w:t>0.638</w:t>
-            </w:r>
-          </w:p>
-        </w:tc>
-        <w:tc>
-          <w:tcPr>
-            <w:tcW w:type="dxa" w:w="2410"/>
-            <w:vAlign w:val="center"/>
-            <w:shd w:fill="B4D580"/>
-          </w:tcPr>
-          <w:p>
-            <w:pPr>
-              <w:jc w:val="center"/>
-            </w:pPr>
-            <w:r>
-              <w:rPr>
-                <w:rFonts w:ascii="DejaVu Sans" w:hAnsi="DejaVu Sans"/>
-                <w:sz w:val="12"/>
-              </w:rPr>
-              <w:t>0.741</w:t>
-            </w:r>
-          </w:p>
-        </w:tc>
-        <w:tc>
-          <w:tcPr>
-            <w:tcW w:type="dxa" w:w="2410"/>
-            <w:vAlign w:val="center"/>
-          </w:tcPr>
-          <w:p>
-            <w:pPr>
-              <w:jc w:val="center"/>
-            </w:pPr>
-            <w:r>
-              <w:rPr>
-                <w:rFonts w:ascii="DejaVu Sans" w:hAnsi="DejaVu Sans"/>
-                <w:sz w:val="12"/>
-              </w:rPr>
-              <w:t>+0.103 [+0.080, +0.121]</w:t>
-            </w:r>
-          </w:p>
-        </w:tc>
-      </w:tr>
-      <w:tr>
-        <w:tc>
-          <w:tcPr>
-            <w:tcW w:type="dxa" w:w="2410"/>
-            <w:vAlign w:val="center"/>
-          </w:tcPr>
-          <w:p>
-            <w:pPr>
-              <w:jc w:val="center"/>
-            </w:pPr>
-            <w:r>
-              <w:rPr>
-                <w:rFonts w:ascii="DejaVu Sans" w:hAnsi="DejaVu Sans"/>
-                <w:sz w:val="12"/>
-              </w:rPr>
-              <w:t>isaid_plane</w:t>
-            </w:r>
-          </w:p>
-        </w:tc>
-        <w:tc>
-          <w:tcPr>
-            <w:tcW w:type="dxa" w:w="2410"/>
-            <w:vAlign w:val="center"/>
-          </w:tcPr>
-          <w:p>
-            <w:pPr>
-              <w:jc w:val="center"/>
-            </w:pPr>
-            <w:r>
-              <w:rPr>
-                <w:rFonts w:ascii="DejaVu Sans" w:hAnsi="DejaVu Sans"/>
-                <w:sz w:val="12"/>
-              </w:rPr>
-              <w:t>SAM3</w:t>
-            </w:r>
-          </w:p>
-        </w:tc>
-        <w:tc>
-          <w:tcPr>
-            <w:tcW w:type="dxa" w:w="2410"/>
-            <w:vAlign w:val="center"/>
-          </w:tcPr>
-          <w:p>
-            <w:pPr>
-              <w:jc w:val="center"/>
-            </w:pPr>
-            <w:r>
-              <w:rPr>
-                <w:rFonts w:ascii="DejaVu Sans" w:hAnsi="DejaVu Sans"/>
-                <w:sz w:val="12"/>
-              </w:rPr>
-              <w:t>SAM2 pseudo</w:t>
-            </w:r>
-          </w:p>
-        </w:tc>
-        <w:tc>
-          <w:tcPr>
-            <w:tcW w:type="dxa" w:w="2410"/>
-            <w:vAlign w:val="center"/>
-            <w:shd w:fill="D4DF82"/>
-          </w:tcPr>
-          <w:p>
-            <w:pPr>
-              <w:jc w:val="center"/>
-            </w:pPr>
-            <w:r>
-              <w:rPr>
-                <w:rFonts w:ascii="DejaVu Sans" w:hAnsi="DejaVu Sans"/>
-                <w:sz w:val="12"/>
-              </w:rPr>
-              <w:t>0.638</w:t>
-            </w:r>
-          </w:p>
-        </w:tc>
-        <w:tc>
-          <w:tcPr>
-            <w:tcW w:type="dxa" w:w="2410"/>
-            <w:vAlign w:val="center"/>
-            <w:shd w:fill="C0D980"/>
-          </w:tcPr>
-          <w:p>
-            <w:pPr>
-              <w:jc w:val="center"/>
-            </w:pPr>
-            <w:r>
-              <w:rPr>
-                <w:rFonts w:ascii="DejaVu Sans" w:hAnsi="DejaVu Sans"/>
-                <w:sz w:val="12"/>
-              </w:rPr>
-              <w:t>0.702</w:t>
-            </w:r>
-          </w:p>
-        </w:tc>
-        <w:tc>
-          <w:tcPr>
-            <w:tcW w:type="dxa" w:w="2410"/>
-            <w:vAlign w:val="center"/>
-          </w:tcPr>
-          <w:p>
-            <w:pPr>
-              <w:jc w:val="center"/>
-            </w:pPr>
-            <w:r>
-              <w:rPr>
-                <w:rFonts w:ascii="DejaVu Sans" w:hAnsi="DejaVu Sans"/>
-                <w:sz w:val="12"/>
-              </w:rPr>
-              <w:t>+0.064 [+0.046, +0.081]</w:t>
-            </w:r>
-          </w:p>
-        </w:tc>
-      </w:tr>
-      <w:tr>
-        <w:tc>
-          <w:tcPr>
-            <w:tcW w:type="dxa" w:w="2410"/>
-            <w:vAlign w:val="center"/>
-          </w:tcPr>
-          <w:p>
-            <w:pPr>
-              <w:jc w:val="center"/>
-            </w:pPr>
-            <w:r>
-              <w:rPr>
-                <w:rFonts w:ascii="DejaVu Sans" w:hAnsi="DejaVu Sans"/>
-                <w:sz w:val="12"/>
-              </w:rPr>
-              <w:t>isaid_plane</w:t>
-            </w:r>
-          </w:p>
-        </w:tc>
-        <w:tc>
-          <w:tcPr>
-            <w:tcW w:type="dxa" w:w="2410"/>
-            <w:vAlign w:val="center"/>
-          </w:tcPr>
-          <w:p>
-            <w:pPr>
-              <w:jc w:val="center"/>
-            </w:pPr>
-            <w:r>
-              <w:rPr>
-                <w:rFonts w:ascii="DejaVu Sans" w:hAnsi="DejaVu Sans"/>
-                <w:sz w:val="12"/>
-              </w:rPr>
-              <w:t>SAM3</w:t>
-            </w:r>
-          </w:p>
-        </w:tc>
-        <w:tc>
-          <w:tcPr>
-            <w:tcW w:type="dxa" w:w="2410"/>
-            <w:vAlign w:val="center"/>
-          </w:tcPr>
-          <w:p>
-            <w:pPr>
-              <w:jc w:val="center"/>
-            </w:pPr>
-            <w:r>
-              <w:rPr>
-                <w:rFonts w:ascii="DejaVu Sans" w:hAnsi="DejaVu Sans"/>
-                <w:sz w:val="12"/>
-              </w:rPr>
-              <w:t>SAM3 pseudo</w:t>
-            </w:r>
-          </w:p>
-        </w:tc>
-        <w:tc>
-          <w:tcPr>
-            <w:tcW w:type="dxa" w:w="2410"/>
-            <w:vAlign w:val="center"/>
-            <w:shd w:fill="D4DF82"/>
-          </w:tcPr>
-          <w:p>
-            <w:pPr>
-              <w:jc w:val="center"/>
-            </w:pPr>
-            <w:r>
-              <w:rPr>
-                <w:rFonts w:ascii="DejaVu Sans" w:hAnsi="DejaVu Sans"/>
-                <w:sz w:val="12"/>
-              </w:rPr>
-              <w:t>0.638</w:t>
-            </w:r>
-          </w:p>
-        </w:tc>
-        <w:tc>
-          <w:tcPr>
-            <w:tcW w:type="dxa" w:w="2410"/>
-            <w:vAlign w:val="center"/>
-            <w:shd w:fill="8ECA7D"/>
-          </w:tcPr>
-          <w:p>
-            <w:pPr>
-              <w:jc w:val="center"/>
-            </w:pPr>
-            <w:r>
-              <w:rPr>
-                <w:rFonts w:ascii="DejaVu Sans" w:hAnsi="DejaVu Sans"/>
-                <w:sz w:val="12"/>
-              </w:rPr>
-              <w:t>0.863</w:t>
-            </w:r>
-          </w:p>
-        </w:tc>
-        <w:tc>
-          <w:tcPr>
-            <w:tcW w:type="dxa" w:w="2410"/>
-            <w:vAlign w:val="center"/>
-          </w:tcPr>
-          <w:p>
-            <w:pPr>
-              <w:jc w:val="center"/>
-            </w:pPr>
-            <w:r>
-              <w:rPr>
-                <w:rFonts w:ascii="DejaVu Sans" w:hAnsi="DejaVu Sans"/>
-                <w:sz w:val="12"/>
-              </w:rPr>
-              <w:t>+0.224 [+0.208, +0.240]</w:t>
-            </w:r>
-          </w:p>
-        </w:tc>
-      </w:tr>
-      <w:tr>
-        <w:tc>
-          <w:tcPr>
-            <w:tcW w:type="dxa" w:w="2410"/>
-            <w:vAlign w:val="center"/>
-          </w:tcPr>
-          <w:p>
-            <w:pPr>
-              <w:jc w:val="center"/>
-            </w:pPr>
-            <w:r>
-              <w:rPr>
-                <w:rFonts w:ascii="DejaVu Sans" w:hAnsi="DejaVu Sans"/>
-                <w:sz w:val="12"/>
-              </w:rPr>
-              <w:t>isaid_small_vehicle</w:t>
-            </w:r>
-          </w:p>
-        </w:tc>
-        <w:tc>
-          <w:tcPr>
-            <w:tcW w:type="dxa" w:w="2410"/>
-            <w:vAlign w:val="center"/>
-          </w:tcPr>
-          <w:p>
-            <w:pPr>
-              <w:jc w:val="center"/>
-            </w:pPr>
-            <w:r>
-              <w:rPr>
-                <w:rFonts w:ascii="DejaVu Sans" w:hAnsi="DejaVu Sans"/>
-                <w:sz w:val="12"/>
-              </w:rPr>
-              <w:t>SAM1</w:t>
-            </w:r>
-          </w:p>
-        </w:tc>
-        <w:tc>
-          <w:tcPr>
-            <w:tcW w:type="dxa" w:w="2410"/>
-            <w:vAlign w:val="center"/>
-          </w:tcPr>
-          <w:p>
-            <w:pPr>
-              <w:jc w:val="center"/>
-            </w:pPr>
-            <w:r>
-              <w:rPr>
-                <w:rFonts w:ascii="DejaVu Sans" w:hAnsi="DejaVu Sans"/>
-                <w:sz w:val="12"/>
-              </w:rPr>
-              <w:t>SAM1 pseudo</w:t>
-            </w:r>
-          </w:p>
-        </w:tc>
-        <w:tc>
-          <w:tcPr>
-            <w:tcW w:type="dxa" w:w="2410"/>
-            <w:vAlign w:val="center"/>
-            <w:shd w:fill="FFE583"/>
-          </w:tcPr>
-          <w:p>
-            <w:pPr>
-              <w:jc w:val="center"/>
-            </w:pPr>
-            <w:r>
-              <w:rPr>
-                <w:rFonts w:ascii="DejaVu Sans" w:hAnsi="DejaVu Sans"/>
-                <w:sz w:val="12"/>
-              </w:rPr>
-              <w:t>0.478</w:t>
-            </w:r>
-          </w:p>
-        </w:tc>
-        <w:tc>
-          <w:tcPr>
-            <w:tcW w:type="dxa" w:w="2410"/>
-            <w:vAlign w:val="center"/>
-            <w:shd w:fill="CFDD81"/>
-          </w:tcPr>
-          <w:p>
-            <w:pPr>
-              <w:jc w:val="center"/>
-            </w:pPr>
-            <w:r>
-              <w:rPr>
-                <w:rFonts w:ascii="DejaVu Sans" w:hAnsi="DejaVu Sans"/>
-                <w:sz w:val="12"/>
-              </w:rPr>
-              <w:t>0.654</w:t>
-            </w:r>
-          </w:p>
-        </w:tc>
-        <w:tc>
-          <w:tcPr>
-            <w:tcW w:type="dxa" w:w="2410"/>
-            <w:vAlign w:val="center"/>
-          </w:tcPr>
-          <w:p>
-            <w:pPr>
-              <w:jc w:val="center"/>
-            </w:pPr>
-            <w:r>
-              <w:rPr>
-                <w:rFonts w:ascii="DejaVu Sans" w:hAnsi="DejaVu Sans"/>
-                <w:sz w:val="12"/>
-              </w:rPr>
-              <w:t>+0.176 [+0.159, +0.194]</w:t>
-            </w:r>
-          </w:p>
-        </w:tc>
-      </w:tr>
-      <w:tr>
-        <w:tc>
-          <w:tcPr>
-            <w:tcW w:type="dxa" w:w="2410"/>
-            <w:vAlign w:val="center"/>
-          </w:tcPr>
-          <w:p>
-            <w:pPr>
-              <w:jc w:val="center"/>
-            </w:pPr>
-            <w:r>
-              <w:rPr>
-                <w:rFonts w:ascii="DejaVu Sans" w:hAnsi="DejaVu Sans"/>
-                <w:sz w:val="12"/>
-              </w:rPr>
-              <w:t>isaid_small_vehicle</w:t>
-            </w:r>
-          </w:p>
-        </w:tc>
-        <w:tc>
-          <w:tcPr>
-            <w:tcW w:type="dxa" w:w="2410"/>
-            <w:vAlign w:val="center"/>
-          </w:tcPr>
-          <w:p>
-            <w:pPr>
-              <w:jc w:val="center"/>
-            </w:pPr>
-            <w:r>
-              <w:rPr>
-                <w:rFonts w:ascii="DejaVu Sans" w:hAnsi="DejaVu Sans"/>
-                <w:sz w:val="12"/>
-              </w:rPr>
-              <w:t>SAM1</w:t>
-            </w:r>
-          </w:p>
-        </w:tc>
-        <w:tc>
-          <w:tcPr>
-            <w:tcW w:type="dxa" w:w="2410"/>
-            <w:vAlign w:val="center"/>
-          </w:tcPr>
-          <w:p>
-            <w:pPr>
-              <w:jc w:val="center"/>
-            </w:pPr>
-            <w:r>
-              <w:rPr>
-                <w:rFonts w:ascii="DejaVu Sans" w:hAnsi="DejaVu Sans"/>
-                <w:sz w:val="12"/>
-              </w:rPr>
-              <w:t>SAM2 pseudo</w:t>
-            </w:r>
-          </w:p>
-        </w:tc>
-        <w:tc>
-          <w:tcPr>
-            <w:tcW w:type="dxa" w:w="2410"/>
-            <w:vAlign w:val="center"/>
-            <w:shd w:fill="FFE583"/>
-          </w:tcPr>
-          <w:p>
-            <w:pPr>
-              <w:jc w:val="center"/>
-            </w:pPr>
-            <w:r>
-              <w:rPr>
-                <w:rFonts w:ascii="DejaVu Sans" w:hAnsi="DejaVu Sans"/>
-                <w:sz w:val="12"/>
-              </w:rPr>
-              <w:t>0.478</w:t>
-            </w:r>
-          </w:p>
-        </w:tc>
-        <w:tc>
-          <w:tcPr>
-            <w:tcW w:type="dxa" w:w="2410"/>
-            <w:vAlign w:val="center"/>
-            <w:shd w:fill="EFE683"/>
-          </w:tcPr>
-          <w:p>
-            <w:pPr>
-              <w:jc w:val="center"/>
-            </w:pPr>
-            <w:r>
-              <w:rPr>
-                <w:rFonts w:ascii="DejaVu Sans" w:hAnsi="DejaVu Sans"/>
-                <w:sz w:val="12"/>
-              </w:rPr>
-              <w:t>0.551</w:t>
-            </w:r>
-          </w:p>
-        </w:tc>
-        <w:tc>
-          <w:tcPr>
-            <w:tcW w:type="dxa" w:w="2410"/>
-            <w:vAlign w:val="center"/>
-          </w:tcPr>
-          <w:p>
-            <w:pPr>
-              <w:jc w:val="center"/>
-            </w:pPr>
-            <w:r>
-              <w:rPr>
-                <w:rFonts w:ascii="DejaVu Sans" w:hAnsi="DejaVu Sans"/>
-                <w:sz w:val="12"/>
-              </w:rPr>
-              <w:t>+0.073 [+0.058, +0.087]</w:t>
-            </w:r>
-          </w:p>
-        </w:tc>
-      </w:tr>
-      <w:tr>
-        <w:tc>
-          <w:tcPr>
-            <w:tcW w:type="dxa" w:w="2410"/>
-            <w:vAlign w:val="center"/>
-          </w:tcPr>
-          <w:p>
-            <w:pPr>
-              <w:jc w:val="center"/>
-            </w:pPr>
-            <w:r>
-              <w:rPr>
-                <w:rFonts w:ascii="DejaVu Sans" w:hAnsi="DejaVu Sans"/>
-                <w:sz w:val="12"/>
-              </w:rPr>
-              <w:t>isaid_small_vehicle</w:t>
-            </w:r>
-          </w:p>
-        </w:tc>
-        <w:tc>
-          <w:tcPr>
-            <w:tcW w:type="dxa" w:w="2410"/>
-            <w:vAlign w:val="center"/>
-          </w:tcPr>
-          <w:p>
-            <w:pPr>
-              <w:jc w:val="center"/>
-            </w:pPr>
-            <w:r>
-              <w:rPr>
-                <w:rFonts w:ascii="DejaVu Sans" w:hAnsi="DejaVu Sans"/>
-                <w:sz w:val="12"/>
-              </w:rPr>
-              <w:t>SAM1</w:t>
-            </w:r>
-          </w:p>
-        </w:tc>
-        <w:tc>
-          <w:tcPr>
-            <w:tcW w:type="dxa" w:w="2410"/>
-            <w:vAlign w:val="center"/>
-          </w:tcPr>
-          <w:p>
-            <w:pPr>
-              <w:jc w:val="center"/>
-            </w:pPr>
-            <w:r>
-              <w:rPr>
-                <w:rFonts w:ascii="DejaVu Sans" w:hAnsi="DejaVu Sans"/>
-                <w:sz w:val="12"/>
-              </w:rPr>
-              <w:t>SAM3 pseudo</w:t>
-            </w:r>
-          </w:p>
-        </w:tc>
-        <w:tc>
-          <w:tcPr>
-            <w:tcW w:type="dxa" w:w="2410"/>
-            <w:vAlign w:val="center"/>
-            <w:shd w:fill="FFE583"/>
-          </w:tcPr>
-          <w:p>
-            <w:pPr>
-              <w:jc w:val="center"/>
-            </w:pPr>
-            <w:r>
-              <w:rPr>
-                <w:rFonts w:ascii="DejaVu Sans" w:hAnsi="DejaVu Sans"/>
-                <w:sz w:val="12"/>
-              </w:rPr>
-              <w:t>0.478</w:t>
-            </w:r>
-          </w:p>
-        </w:tc>
-        <w:tc>
-          <w:tcPr>
-            <w:tcW w:type="dxa" w:w="2410"/>
-            <w:vAlign w:val="center"/>
-            <w:shd w:fill="ECE683"/>
-          </w:tcPr>
-          <w:p>
-            <w:pPr>
-              <w:jc w:val="center"/>
-            </w:pPr>
-            <w:r>
-              <w:rPr>
-                <w:rFonts w:ascii="DejaVu Sans" w:hAnsi="DejaVu Sans"/>
-                <w:sz w:val="12"/>
-              </w:rPr>
-              <w:t>0.560</w:t>
-            </w:r>
-          </w:p>
-        </w:tc>
-        <w:tc>
-          <w:tcPr>
-            <w:tcW w:type="dxa" w:w="2410"/>
-            <w:vAlign w:val="center"/>
-          </w:tcPr>
-          <w:p>
-            <w:pPr>
-              <w:jc w:val="center"/>
-            </w:pPr>
-            <w:r>
-              <w:rPr>
-                <w:rFonts w:ascii="DejaVu Sans" w:hAnsi="DejaVu Sans"/>
-                <w:sz w:val="12"/>
-              </w:rPr>
-              <w:t>+0.082 [+0.072, +0.093]</w:t>
-            </w:r>
-          </w:p>
-        </w:tc>
-      </w:tr>
-      <w:tr>
-        <w:tc>
-          <w:tcPr>
-            <w:tcW w:type="dxa" w:w="2410"/>
-            <w:vAlign w:val="center"/>
-          </w:tcPr>
-          <w:p>
-            <w:pPr>
-              <w:jc w:val="center"/>
-            </w:pPr>
-            <w:r>
-              <w:rPr>
-                <w:rFonts w:ascii="DejaVu Sans" w:hAnsi="DejaVu Sans"/>
-                <w:sz w:val="12"/>
-              </w:rPr>
-              <w:t>isaid_small_vehicle</w:t>
-            </w:r>
-          </w:p>
-        </w:tc>
-        <w:tc>
-          <w:tcPr>
-            <w:tcW w:type="dxa" w:w="2410"/>
-            <w:vAlign w:val="center"/>
-          </w:tcPr>
-          <w:p>
-            <w:pPr>
-              <w:jc w:val="center"/>
-            </w:pPr>
-            <w:r>
-              <w:rPr>
-                <w:rFonts w:ascii="DejaVu Sans" w:hAnsi="DejaVu Sans"/>
-                <w:sz w:val="12"/>
-              </w:rPr>
-              <w:t>SAM2</w:t>
-            </w:r>
-          </w:p>
-        </w:tc>
-        <w:tc>
-          <w:tcPr>
-            <w:tcW w:type="dxa" w:w="2410"/>
-            <w:vAlign w:val="center"/>
-          </w:tcPr>
-          <w:p>
-            <w:pPr>
-              <w:jc w:val="center"/>
-            </w:pPr>
-            <w:r>
-              <w:rPr>
-                <w:rFonts w:ascii="DejaVu Sans" w:hAnsi="DejaVu Sans"/>
-                <w:sz w:val="12"/>
-              </w:rPr>
-              <w:t>SAM1 pseudo</w:t>
-            </w:r>
-          </w:p>
-        </w:tc>
-        <w:tc>
-          <w:tcPr>
-            <w:tcW w:type="dxa" w:w="2410"/>
-            <w:vAlign w:val="center"/>
-            <w:shd w:fill="FEE182"/>
-          </w:tcPr>
-          <w:p>
-            <w:pPr>
-              <w:jc w:val="center"/>
-            </w:pPr>
-            <w:r>
-              <w:rPr>
-                <w:rFonts w:ascii="DejaVu Sans" w:hAnsi="DejaVu Sans"/>
-                <w:sz w:val="12"/>
-              </w:rPr>
-              <w:t>0.461</w:t>
-            </w:r>
-          </w:p>
-        </w:tc>
-        <w:tc>
-          <w:tcPr>
-            <w:tcW w:type="dxa" w:w="2410"/>
-            <w:vAlign w:val="center"/>
-            <w:shd w:fill="F0E783"/>
-          </w:tcPr>
-          <w:p>
-            <w:pPr>
-              <w:jc w:val="center"/>
-            </w:pPr>
-            <w:r>
-              <w:rPr>
-                <w:rFonts w:ascii="DejaVu Sans" w:hAnsi="DejaVu Sans"/>
-                <w:sz w:val="12"/>
-              </w:rPr>
-              <w:t>0.549</w:t>
-            </w:r>
-          </w:p>
-        </w:tc>
-        <w:tc>
-          <w:tcPr>
-            <w:tcW w:type="dxa" w:w="2410"/>
-            <w:vAlign w:val="center"/>
-          </w:tcPr>
-          <w:p>
-            <w:pPr>
-              <w:jc w:val="center"/>
-            </w:pPr>
-            <w:r>
-              <w:rPr>
-                <w:rFonts w:ascii="DejaVu Sans" w:hAnsi="DejaVu Sans"/>
-                <w:sz w:val="12"/>
-              </w:rPr>
-              <w:t>+0.088 [+0.076, +0.099]</w:t>
-            </w:r>
-          </w:p>
-        </w:tc>
-      </w:tr>
-      <w:tr>
-        <w:tc>
-          <w:tcPr>
-            <w:tcW w:type="dxa" w:w="2410"/>
-            <w:vAlign w:val="center"/>
-          </w:tcPr>
-          <w:p>
-            <w:pPr>
-              <w:jc w:val="center"/>
-            </w:pPr>
-            <w:r>
-              <w:rPr>
-                <w:rFonts w:ascii="DejaVu Sans" w:hAnsi="DejaVu Sans"/>
-                <w:sz w:val="12"/>
-              </w:rPr>
-              <w:t>isaid_small_vehicle</w:t>
-            </w:r>
-          </w:p>
-        </w:tc>
-        <w:tc>
-          <w:tcPr>
-            <w:tcW w:type="dxa" w:w="2410"/>
-            <w:vAlign w:val="center"/>
-          </w:tcPr>
-          <w:p>
-            <w:pPr>
-              <w:jc w:val="center"/>
-            </w:pPr>
-            <w:r>
-              <w:rPr>
-                <w:rFonts w:ascii="DejaVu Sans" w:hAnsi="DejaVu Sans"/>
-                <w:sz w:val="12"/>
-              </w:rPr>
-              <w:t>SAM2</w:t>
-            </w:r>
-          </w:p>
-        </w:tc>
-        <w:tc>
-          <w:tcPr>
-            <w:tcW w:type="dxa" w:w="2410"/>
-            <w:vAlign w:val="center"/>
-          </w:tcPr>
-          <w:p>
-            <w:pPr>
-              <w:jc w:val="center"/>
-            </w:pPr>
-            <w:r>
-              <w:rPr>
-                <w:rFonts w:ascii="DejaVu Sans" w:hAnsi="DejaVu Sans"/>
-                <w:sz w:val="12"/>
-              </w:rPr>
-              <w:t>SAM2 pseudo</w:t>
-            </w:r>
-          </w:p>
-        </w:tc>
-        <w:tc>
-          <w:tcPr>
-            <w:tcW w:type="dxa" w:w="2410"/>
-            <w:vAlign w:val="center"/>
-            <w:shd w:fill="FEE182"/>
-          </w:tcPr>
-          <w:p>
-            <w:pPr>
-              <w:jc w:val="center"/>
-            </w:pPr>
-            <w:r>
-              <w:rPr>
-                <w:rFonts w:ascii="DejaVu Sans" w:hAnsi="DejaVu Sans"/>
-                <w:sz w:val="12"/>
-              </w:rPr>
-              <w:t>0.461</w:t>
-            </w:r>
-          </w:p>
-        </w:tc>
-        <w:tc>
-          <w:tcPr>
-            <w:tcW w:type="dxa" w:w="2410"/>
-            <w:vAlign w:val="center"/>
-            <w:shd w:fill="D8E082"/>
-          </w:tcPr>
-          <w:p>
-            <w:pPr>
-              <w:jc w:val="center"/>
-            </w:pPr>
-            <w:r>
-              <w:rPr>
-                <w:rFonts w:ascii="DejaVu Sans" w:hAnsi="DejaVu Sans"/>
-                <w:sz w:val="12"/>
-              </w:rPr>
-              <w:t>0.624</w:t>
-            </w:r>
-          </w:p>
-        </w:tc>
-        <w:tc>
-          <w:tcPr>
-            <w:tcW w:type="dxa" w:w="2410"/>
-            <w:vAlign w:val="center"/>
-          </w:tcPr>
-          <w:p>
-            <w:pPr>
-              <w:jc w:val="center"/>
-            </w:pPr>
-            <w:r>
-              <w:rPr>
-                <w:rFonts w:ascii="DejaVu Sans" w:hAnsi="DejaVu Sans"/>
-                <w:sz w:val="12"/>
-              </w:rPr>
-              <w:t>+0.163 [+0.143, +0.180]</w:t>
-            </w:r>
-          </w:p>
-        </w:tc>
-      </w:tr>
-      <w:tr>
-        <w:tc>
-          <w:tcPr>
-            <w:tcW w:type="dxa" w:w="2410"/>
-            <w:vAlign w:val="center"/>
-          </w:tcPr>
-          <w:p>
-            <w:pPr>
-              <w:jc w:val="center"/>
-            </w:pPr>
-            <w:r>
-              <w:rPr>
-                <w:rFonts w:ascii="DejaVu Sans" w:hAnsi="DejaVu Sans"/>
-                <w:sz w:val="12"/>
-              </w:rPr>
-              <w:t>isaid_small_vehicle</w:t>
-            </w:r>
-          </w:p>
-        </w:tc>
-        <w:tc>
-          <w:tcPr>
-            <w:tcW w:type="dxa" w:w="2410"/>
-            <w:vAlign w:val="center"/>
-          </w:tcPr>
-          <w:p>
-            <w:pPr>
-              <w:jc w:val="center"/>
-            </w:pPr>
-            <w:r>
-              <w:rPr>
-                <w:rFonts w:ascii="DejaVu Sans" w:hAnsi="DejaVu Sans"/>
-                <w:sz w:val="12"/>
-              </w:rPr>
-              <w:t>SAM2</w:t>
-            </w:r>
-          </w:p>
-        </w:tc>
-        <w:tc>
-          <w:tcPr>
-            <w:tcW w:type="dxa" w:w="2410"/>
-            <w:vAlign w:val="center"/>
-          </w:tcPr>
-          <w:p>
-            <w:pPr>
-              <w:jc w:val="center"/>
-            </w:pPr>
-            <w:r>
-              <w:rPr>
-                <w:rFonts w:ascii="DejaVu Sans" w:hAnsi="DejaVu Sans"/>
-                <w:sz w:val="12"/>
-              </w:rPr>
-              <w:t>SAM3 pseudo</w:t>
-            </w:r>
-          </w:p>
-        </w:tc>
-        <w:tc>
-          <w:tcPr>
-            <w:tcW w:type="dxa" w:w="2410"/>
-            <w:vAlign w:val="center"/>
-            <w:shd w:fill="FEE182"/>
-          </w:tcPr>
-          <w:p>
-            <w:pPr>
-              <w:jc w:val="center"/>
-            </w:pPr>
-            <w:r>
-              <w:rPr>
-                <w:rFonts w:ascii="DejaVu Sans" w:hAnsi="DejaVu Sans"/>
-                <w:sz w:val="12"/>
-              </w:rPr>
-              <w:t>0.461</w:t>
-            </w:r>
-          </w:p>
-        </w:tc>
-        <w:tc>
-          <w:tcPr>
-            <w:tcW w:type="dxa" w:w="2410"/>
-            <w:vAlign w:val="center"/>
-            <w:shd w:fill="EFE683"/>
-          </w:tcPr>
-          <w:p>
-            <w:pPr>
-              <w:jc w:val="center"/>
-            </w:pPr>
-            <w:r>
-              <w:rPr>
-                <w:rFonts w:ascii="DejaVu Sans" w:hAnsi="DejaVu Sans"/>
-                <w:sz w:val="12"/>
-              </w:rPr>
-              <w:t>0.551</w:t>
-            </w:r>
-          </w:p>
-        </w:tc>
-        <w:tc>
-          <w:tcPr>
-            <w:tcW w:type="dxa" w:w="2410"/>
-            <w:vAlign w:val="center"/>
-          </w:tcPr>
-          <w:p>
-            <w:pPr>
-              <w:jc w:val="center"/>
-            </w:pPr>
-            <w:r>
-              <w:rPr>
-                <w:rFonts w:ascii="DejaVu Sans" w:hAnsi="DejaVu Sans"/>
-                <w:sz w:val="12"/>
-              </w:rPr>
-              <w:t>+0.090 [+0.079, +0.101]</w:t>
-            </w:r>
-          </w:p>
-        </w:tc>
-      </w:tr>
-      <w:tr>
-        <w:tc>
-          <w:tcPr>
-            <w:tcW w:type="dxa" w:w="2410"/>
-            <w:vAlign w:val="center"/>
-          </w:tcPr>
-          <w:p>
-            <w:pPr>
-              <w:jc w:val="center"/>
-            </w:pPr>
-            <w:r>
-              <w:rPr>
-                <w:rFonts w:ascii="DejaVu Sans" w:hAnsi="DejaVu Sans"/>
-                <w:sz w:val="12"/>
-              </w:rPr>
-              <w:t>isaid_small_vehicle</w:t>
-            </w:r>
-          </w:p>
-        </w:tc>
-        <w:tc>
-          <w:tcPr>
-            <w:tcW w:type="dxa" w:w="2410"/>
-            <w:vAlign w:val="center"/>
-          </w:tcPr>
-          <w:p>
-            <w:pPr>
-              <w:jc w:val="center"/>
-            </w:pPr>
-            <w:r>
-              <w:rPr>
-                <w:rFonts w:ascii="DejaVu Sans" w:hAnsi="DejaVu Sans"/>
-                <w:sz w:val="12"/>
-              </w:rPr>
-              <w:t>SAM3</w:t>
-            </w:r>
-          </w:p>
-        </w:tc>
-        <w:tc>
-          <w:tcPr>
-            <w:tcW w:type="dxa" w:w="2410"/>
-            <w:vAlign w:val="center"/>
-          </w:tcPr>
-          <w:p>
-            <w:pPr>
-              <w:jc w:val="center"/>
-            </w:pPr>
-            <w:r>
-              <w:rPr>
-                <w:rFonts w:ascii="DejaVu Sans" w:hAnsi="DejaVu Sans"/>
-                <w:sz w:val="12"/>
-              </w:rPr>
-              <w:t>SAM1 pseudo</w:t>
-            </w:r>
-          </w:p>
-        </w:tc>
-        <w:tc>
-          <w:tcPr>
-            <w:tcW w:type="dxa" w:w="2410"/>
-            <w:vAlign w:val="center"/>
-            <w:shd w:fill="FFE984"/>
-          </w:tcPr>
-          <w:p>
-            <w:pPr>
-              <w:jc w:val="center"/>
-            </w:pPr>
-            <w:r>
-              <w:rPr>
-                <w:rFonts w:ascii="DejaVu Sans" w:hAnsi="DejaVu Sans"/>
-                <w:sz w:val="12"/>
-              </w:rPr>
-              <w:t>0.491</w:t>
-            </w:r>
-          </w:p>
-        </w:tc>
-        <w:tc>
-          <w:tcPr>
-            <w:tcW w:type="dxa" w:w="2410"/>
-            <w:vAlign w:val="center"/>
-            <w:shd w:fill="ECE583"/>
-          </w:tcPr>
-          <w:p>
-            <w:pPr>
-              <w:jc w:val="center"/>
-            </w:pPr>
-            <w:r>
-              <w:rPr>
-                <w:rFonts w:ascii="DejaVu Sans" w:hAnsi="DejaVu Sans"/>
-                <w:sz w:val="12"/>
-              </w:rPr>
-              <w:t>0.562</w:t>
-            </w:r>
-          </w:p>
-        </w:tc>
-        <w:tc>
-          <w:tcPr>
-            <w:tcW w:type="dxa" w:w="2410"/>
-            <w:vAlign w:val="center"/>
-          </w:tcPr>
-          <w:p>
-            <w:pPr>
-              <w:jc w:val="center"/>
-            </w:pPr>
-            <w:r>
-              <w:rPr>
-                <w:rFonts w:ascii="DejaVu Sans" w:hAnsi="DejaVu Sans"/>
-                <w:sz w:val="12"/>
-              </w:rPr>
-              <w:t>+0.071 [+0.060, +0.083]</w:t>
-            </w:r>
-          </w:p>
-        </w:tc>
-      </w:tr>
-      <w:tr>
-        <w:tc>
-          <w:tcPr>
-            <w:tcW w:type="dxa" w:w="2410"/>
-            <w:vAlign w:val="center"/>
-          </w:tcPr>
-          <w:p>
-            <w:pPr>
-              <w:jc w:val="center"/>
-            </w:pPr>
-            <w:r>
-              <w:rPr>
-                <w:rFonts w:ascii="DejaVu Sans" w:hAnsi="DejaVu Sans"/>
-                <w:sz w:val="12"/>
-              </w:rPr>
-              <w:t>isaid_small_vehicle</w:t>
-            </w:r>
-          </w:p>
-        </w:tc>
-        <w:tc>
-          <w:tcPr>
-            <w:tcW w:type="dxa" w:w="2410"/>
-            <w:vAlign w:val="center"/>
-          </w:tcPr>
-          <w:p>
-            <w:pPr>
-              <w:jc w:val="center"/>
-            </w:pPr>
-            <w:r>
-              <w:rPr>
-                <w:rFonts w:ascii="DejaVu Sans" w:hAnsi="DejaVu Sans"/>
-                <w:sz w:val="12"/>
-              </w:rPr>
-              <w:t>SAM3</w:t>
-            </w:r>
-          </w:p>
-        </w:tc>
-        <w:tc>
-          <w:tcPr>
-            <w:tcW w:type="dxa" w:w="2410"/>
-            <w:vAlign w:val="center"/>
-          </w:tcPr>
-          <w:p>
-            <w:pPr>
-              <w:jc w:val="center"/>
-            </w:pPr>
-            <w:r>
-              <w:rPr>
-                <w:rFonts w:ascii="DejaVu Sans" w:hAnsi="DejaVu Sans"/>
-                <w:sz w:val="12"/>
-              </w:rPr>
-              <w:t>SAM2 pseudo</w:t>
-            </w:r>
-          </w:p>
-        </w:tc>
-        <w:tc>
-          <w:tcPr>
-            <w:tcW w:type="dxa" w:w="2410"/>
-            <w:vAlign w:val="center"/>
-            <w:shd w:fill="FFE984"/>
-          </w:tcPr>
-          <w:p>
-            <w:pPr>
-              <w:jc w:val="center"/>
-            </w:pPr>
-            <w:r>
-              <w:rPr>
-                <w:rFonts w:ascii="DejaVu Sans" w:hAnsi="DejaVu Sans"/>
-                <w:sz w:val="12"/>
-              </w:rPr>
-              <w:t>0.491</w:t>
-            </w:r>
-          </w:p>
-        </w:tc>
-        <w:tc>
-          <w:tcPr>
-            <w:tcW w:type="dxa" w:w="2410"/>
-            <w:vAlign w:val="center"/>
-            <w:shd w:fill="EEE683"/>
-          </w:tcPr>
-          <w:p>
-            <w:pPr>
-              <w:jc w:val="center"/>
-            </w:pPr>
-            <w:r>
-              <w:rPr>
-                <w:rFonts w:ascii="DejaVu Sans" w:hAnsi="DejaVu Sans"/>
-                <w:sz w:val="12"/>
-              </w:rPr>
-              <w:t>0.555</w:t>
-            </w:r>
-          </w:p>
-        </w:tc>
-        <w:tc>
-          <w:tcPr>
-            <w:tcW w:type="dxa" w:w="2410"/>
-            <w:vAlign w:val="center"/>
-          </w:tcPr>
-          <w:p>
-            <w:pPr>
-              <w:jc w:val="center"/>
-            </w:pPr>
-            <w:r>
-              <w:rPr>
-                <w:rFonts w:ascii="DejaVu Sans" w:hAnsi="DejaVu Sans"/>
-                <w:sz w:val="12"/>
-              </w:rPr>
-              <w:t>+0.064 [+0.049, +0.077]</w:t>
-            </w:r>
-          </w:p>
-        </w:tc>
-      </w:tr>
-      <w:tr>
-        <w:tc>
-          <w:tcPr>
-            <w:tcW w:type="dxa" w:w="2410"/>
-            <w:vAlign w:val="center"/>
-          </w:tcPr>
-          <w:p>
-            <w:pPr>
-              <w:jc w:val="center"/>
-            </w:pPr>
-            <w:r>
-              <w:rPr>
-                <w:rFonts w:ascii="DejaVu Sans" w:hAnsi="DejaVu Sans"/>
-                <w:sz w:val="12"/>
-              </w:rPr>
-              <w:t>isaid_small_vehicle</w:t>
-            </w:r>
-          </w:p>
-        </w:tc>
-        <w:tc>
-          <w:tcPr>
-            <w:tcW w:type="dxa" w:w="2410"/>
-            <w:vAlign w:val="center"/>
-          </w:tcPr>
-          <w:p>
-            <w:pPr>
-              <w:jc w:val="center"/>
-            </w:pPr>
-            <w:r>
-              <w:rPr>
-                <w:rFonts w:ascii="DejaVu Sans" w:hAnsi="DejaVu Sans"/>
-                <w:sz w:val="12"/>
-              </w:rPr>
-              <w:t>SAM3</w:t>
-            </w:r>
-          </w:p>
-        </w:tc>
-        <w:tc>
-          <w:tcPr>
-            <w:tcW w:type="dxa" w:w="2410"/>
-            <w:vAlign w:val="center"/>
-          </w:tcPr>
-          <w:p>
-            <w:pPr>
-              <w:jc w:val="center"/>
-            </w:pPr>
-            <w:r>
-              <w:rPr>
-                <w:rFonts w:ascii="DejaVu Sans" w:hAnsi="DejaVu Sans"/>
-                <w:sz w:val="12"/>
-              </w:rPr>
-              <w:t>SAM3 pseudo</w:t>
-            </w:r>
-          </w:p>
-        </w:tc>
-        <w:tc>
-          <w:tcPr>
-            <w:tcW w:type="dxa" w:w="2410"/>
-            <w:vAlign w:val="center"/>
-            <w:shd w:fill="FFE984"/>
-          </w:tcPr>
-          <w:p>
-            <w:pPr>
-              <w:jc w:val="center"/>
-            </w:pPr>
-            <w:r>
-              <w:rPr>
-                <w:rFonts w:ascii="DejaVu Sans" w:hAnsi="DejaVu Sans"/>
-                <w:sz w:val="12"/>
-              </w:rPr>
-              <w:t>0.491</w:t>
-            </w:r>
-          </w:p>
-        </w:tc>
-        <w:tc>
-          <w:tcPr>
-            <w:tcW w:type="dxa" w:w="2410"/>
-            <w:vAlign w:val="center"/>
-            <w:shd w:fill="D6DF82"/>
-          </w:tcPr>
-          <w:p>
-            <w:pPr>
-              <w:jc w:val="center"/>
-            </w:pPr>
-            <w:r>
-              <w:rPr>
-                <w:rFonts w:ascii="DejaVu Sans" w:hAnsi="DejaVu Sans"/>
-                <w:sz w:val="12"/>
-              </w:rPr>
-              <w:t>0.633</w:t>
-            </w:r>
-          </w:p>
-        </w:tc>
-        <w:tc>
-          <w:tcPr>
-            <w:tcW w:type="dxa" w:w="2410"/>
-            <w:vAlign w:val="center"/>
-          </w:tcPr>
-          <w:p>
-            <w:pPr>
-              <w:jc w:val="center"/>
-            </w:pPr>
-            <w:r>
-              <w:rPr>
-                <w:rFonts w:ascii="DejaVu Sans" w:hAnsi="DejaVu Sans"/>
-                <w:sz w:val="12"/>
-              </w:rPr>
-              <w:t>+0.142 [+0.128, +0.158]</w:t>
-            </w:r>
-          </w:p>
-        </w:tc>
-      </w:tr>
-      <w:tr>
-        <w:tc>
-          <w:tcPr>
-            <w:tcW w:type="dxa" w:w="2410"/>
-            <w:vAlign w:val="center"/>
-          </w:tcPr>
-          <w:p>
-            <w:pPr>
-              <w:jc w:val="center"/>
-            </w:pPr>
-            <w:r>
-              <w:rPr>
-                <w:rFonts w:ascii="DejaVu Sans" w:hAnsi="DejaVu Sans"/>
-                <w:sz w:val="12"/>
-              </w:rPr>
-              <w:t>samrs_plane</w:t>
-            </w:r>
-          </w:p>
-        </w:tc>
-        <w:tc>
-          <w:tcPr>
-            <w:tcW w:type="dxa" w:w="2410"/>
-            <w:vAlign w:val="center"/>
-          </w:tcPr>
-          <w:p>
-            <w:pPr>
-              <w:jc w:val="center"/>
-            </w:pPr>
-            <w:r>
-              <w:rPr>
-                <w:rFonts w:ascii="DejaVu Sans" w:hAnsi="DejaVu Sans"/>
-                <w:sz w:val="12"/>
-              </w:rPr>
-              <w:t>SAM1</w:t>
-            </w:r>
-          </w:p>
-        </w:tc>
-        <w:tc>
-          <w:tcPr>
-            <w:tcW w:type="dxa" w:w="2410"/>
-            <w:vAlign w:val="center"/>
-          </w:tcPr>
-          <w:p>
-            <w:pPr>
-              <w:jc w:val="center"/>
-            </w:pPr>
-            <w:r>
-              <w:rPr>
-                <w:rFonts w:ascii="DejaVu Sans" w:hAnsi="DejaVu Sans"/>
-                <w:sz w:val="12"/>
-              </w:rPr>
-              <w:t>SAM2 pseudo</w:t>
-            </w:r>
-          </w:p>
-        </w:tc>
-        <w:tc>
-          <w:tcPr>
-            <w:tcW w:type="dxa" w:w="2410"/>
-            <w:vAlign w:val="center"/>
-            <w:shd w:fill="9DCF7E"/>
-          </w:tcPr>
-          <w:p>
-            <w:pPr>
-              <w:jc w:val="center"/>
-            </w:pPr>
-            <w:r>
-              <w:rPr>
-                <w:rFonts w:ascii="DejaVu Sans" w:hAnsi="DejaVu Sans"/>
-                <w:sz w:val="12"/>
-              </w:rPr>
-              <w:t>0.813</w:t>
-            </w:r>
-          </w:p>
-        </w:tc>
-        <w:tc>
-          <w:tcPr>
-            <w:tcW w:type="dxa" w:w="2410"/>
-            <w:vAlign w:val="center"/>
-            <w:shd w:fill="C8DB81"/>
-          </w:tcPr>
-          <w:p>
-            <w:pPr>
-              <w:jc w:val="center"/>
-            </w:pPr>
-            <w:r>
-              <w:rPr>
-                <w:rFonts w:ascii="DejaVu Sans" w:hAnsi="DejaVu Sans"/>
-                <w:sz w:val="12"/>
-              </w:rPr>
-              <w:t>0.676</w:t>
-            </w:r>
-          </w:p>
-        </w:tc>
-        <w:tc>
-          <w:tcPr>
-            <w:tcW w:type="dxa" w:w="2410"/>
-            <w:vAlign w:val="center"/>
-          </w:tcPr>
-          <w:p>
-            <w:pPr>
-              <w:jc w:val="center"/>
-            </w:pPr>
-            <w:r>
-              <w:rPr>
-                <w:rFonts w:ascii="DejaVu Sans" w:hAnsi="DejaVu Sans"/>
-                <w:sz w:val="12"/>
-              </w:rPr>
-              <w:t>-0.137 [-0.167, -0.114]</w:t>
-            </w:r>
-          </w:p>
-        </w:tc>
-      </w:tr>
-      <w:tr>
-        <w:tc>
-          <w:tcPr>
-            <w:tcW w:type="dxa" w:w="2410"/>
-            <w:vAlign w:val="center"/>
-          </w:tcPr>
-          <w:p>
-            <w:pPr>
-              <w:jc w:val="center"/>
-            </w:pPr>
-            <w:r>
-              <w:rPr>
-                <w:rFonts w:ascii="DejaVu Sans" w:hAnsi="DejaVu Sans"/>
-                <w:sz w:val="12"/>
-              </w:rPr>
-              <w:t>samrs_plane</w:t>
-            </w:r>
-          </w:p>
-        </w:tc>
-        <w:tc>
-          <w:tcPr>
-            <w:tcW w:type="dxa" w:w="2410"/>
-            <w:vAlign w:val="center"/>
-          </w:tcPr>
-          <w:p>
-            <w:pPr>
-              <w:jc w:val="center"/>
-            </w:pPr>
-            <w:r>
-              <w:rPr>
-                <w:rFonts w:ascii="DejaVu Sans" w:hAnsi="DejaVu Sans"/>
-                <w:sz w:val="12"/>
-              </w:rPr>
-              <w:t>SAM1</w:t>
-            </w:r>
-          </w:p>
-        </w:tc>
-        <w:tc>
-          <w:tcPr>
-            <w:tcW w:type="dxa" w:w="2410"/>
-            <w:vAlign w:val="center"/>
-          </w:tcPr>
-          <w:p>
-            <w:pPr>
-              <w:jc w:val="center"/>
-            </w:pPr>
-            <w:r>
-              <w:rPr>
-                <w:rFonts w:ascii="DejaVu Sans" w:hAnsi="DejaVu Sans"/>
-                <w:sz w:val="12"/>
-              </w:rPr>
-              <w:t>SAM3 pseudo</w:t>
-            </w:r>
-          </w:p>
-        </w:tc>
-        <w:tc>
-          <w:tcPr>
-            <w:tcW w:type="dxa" w:w="2410"/>
-            <w:vAlign w:val="center"/>
-            <w:shd w:fill="9DCF7E"/>
-          </w:tcPr>
-          <w:p>
-            <w:pPr>
-              <w:jc w:val="center"/>
-            </w:pPr>
-            <w:r>
-              <w:rPr>
-                <w:rFonts w:ascii="DejaVu Sans" w:hAnsi="DejaVu Sans"/>
-                <w:sz w:val="12"/>
-              </w:rPr>
-              <w:t>0.813</w:t>
-            </w:r>
-          </w:p>
-        </w:tc>
-        <w:tc>
-          <w:tcPr>
-            <w:tcW w:type="dxa" w:w="2410"/>
-            <w:vAlign w:val="center"/>
-            <w:shd w:fill="C2D980"/>
-          </w:tcPr>
-          <w:p>
-            <w:pPr>
-              <w:jc w:val="center"/>
-            </w:pPr>
-            <w:r>
-              <w:rPr>
-                <w:rFonts w:ascii="DejaVu Sans" w:hAnsi="DejaVu Sans"/>
-                <w:sz w:val="12"/>
-              </w:rPr>
-              <w:t>0.695</w:t>
-            </w:r>
-          </w:p>
-        </w:tc>
-        <w:tc>
-          <w:tcPr>
-            <w:tcW w:type="dxa" w:w="2410"/>
-            <w:vAlign w:val="center"/>
-          </w:tcPr>
-          <w:p>
-            <w:pPr>
-              <w:jc w:val="center"/>
-            </w:pPr>
-            <w:r>
-              <w:rPr>
-                <w:rFonts w:ascii="DejaVu Sans" w:hAnsi="DejaVu Sans"/>
-                <w:sz w:val="12"/>
-              </w:rPr>
-              <w:t>-0.118 [-0.137, -0.099]</w:t>
-            </w:r>
-          </w:p>
-        </w:tc>
-      </w:tr>
-      <w:tr>
-        <w:tc>
-          <w:tcPr>
-            <w:tcW w:type="dxa" w:w="2410"/>
-            <w:vAlign w:val="center"/>
-          </w:tcPr>
-          <w:p>
-            <w:pPr>
-              <w:jc w:val="center"/>
-            </w:pPr>
-            <w:r>
-              <w:rPr>
-                <w:rFonts w:ascii="DejaVu Sans" w:hAnsi="DejaVu Sans"/>
-                <w:sz w:val="12"/>
-              </w:rPr>
-              <w:t>samrs_plane</w:t>
-            </w:r>
-          </w:p>
-        </w:tc>
-        <w:tc>
-          <w:tcPr>
-            <w:tcW w:type="dxa" w:w="2410"/>
-            <w:vAlign w:val="center"/>
-          </w:tcPr>
-          <w:p>
-            <w:pPr>
-              <w:jc w:val="center"/>
-            </w:pPr>
-            <w:r>
-              <w:rPr>
-                <w:rFonts w:ascii="DejaVu Sans" w:hAnsi="DejaVu Sans"/>
-                <w:sz w:val="12"/>
-              </w:rPr>
-              <w:t>SAM1</w:t>
-            </w:r>
-          </w:p>
-        </w:tc>
-        <w:tc>
-          <w:tcPr>
-            <w:tcW w:type="dxa" w:w="2410"/>
-            <w:vAlign w:val="center"/>
-          </w:tcPr>
-          <w:p>
-            <w:pPr>
-              <w:jc w:val="center"/>
-            </w:pPr>
-            <w:r>
-              <w:rPr>
-                <w:rFonts w:ascii="DejaVu Sans" w:hAnsi="DejaVu Sans"/>
-                <w:sz w:val="12"/>
-              </w:rPr>
-              <w:t>Yeniden SAM1</w:t>
-            </w:r>
-          </w:p>
-        </w:tc>
-        <w:tc>
-          <w:tcPr>
-            <w:tcW w:type="dxa" w:w="2410"/>
-            <w:vAlign w:val="center"/>
-            <w:shd w:fill="9DCF7E"/>
-          </w:tcPr>
-          <w:p>
-            <w:pPr>
-              <w:jc w:val="center"/>
-            </w:pPr>
-            <w:r>
-              <w:rPr>
-                <w:rFonts w:ascii="DejaVu Sans" w:hAnsi="DejaVu Sans"/>
-                <w:sz w:val="12"/>
-              </w:rPr>
-              <w:t>0.813</w:t>
-            </w:r>
-          </w:p>
-        </w:tc>
-        <w:tc>
-          <w:tcPr>
-            <w:tcW w:type="dxa" w:w="2410"/>
-            <w:vAlign w:val="center"/>
-            <w:shd w:fill="9CCE7E"/>
-          </w:tcPr>
-          <w:p>
-            <w:pPr>
-              <w:jc w:val="center"/>
-            </w:pPr>
-            <w:r>
-              <w:rPr>
-                <w:rFonts w:ascii="DejaVu Sans" w:hAnsi="DejaVu Sans"/>
-                <w:sz w:val="12"/>
-              </w:rPr>
-              <w:t>0.818</w:t>
-            </w:r>
-          </w:p>
-        </w:tc>
-        <w:tc>
-          <w:tcPr>
-            <w:tcW w:type="dxa" w:w="2410"/>
-            <w:vAlign w:val="center"/>
-          </w:tcPr>
-          <w:p>
-            <w:pPr>
-              <w:jc w:val="center"/>
-            </w:pPr>
-            <w:r>
-              <w:rPr>
-                <w:rFonts w:ascii="DejaVu Sans" w:hAnsi="DejaVu Sans"/>
-                <w:sz w:val="12"/>
-              </w:rPr>
-              <w:t>+0.005 [+0.002, +0.011]</w:t>
-            </w:r>
-          </w:p>
-        </w:tc>
-      </w:tr>
-      <w:tr>
-        <w:tc>
-          <w:tcPr>
-            <w:tcW w:type="dxa" w:w="2410"/>
-            <w:vAlign w:val="center"/>
-          </w:tcPr>
-          <w:p>
-            <w:pPr>
-              <w:jc w:val="center"/>
-            </w:pPr>
-            <w:r>
-              <w:rPr>
-                <w:rFonts w:ascii="DejaVu Sans" w:hAnsi="DejaVu Sans"/>
-                <w:sz w:val="12"/>
-              </w:rPr>
-              <w:t>samrs_plane</w:t>
-            </w:r>
-          </w:p>
-        </w:tc>
-        <w:tc>
-          <w:tcPr>
-            <w:tcW w:type="dxa" w:w="2410"/>
-            <w:vAlign w:val="center"/>
-          </w:tcPr>
-          <w:p>
-            <w:pPr>
-              <w:jc w:val="center"/>
-            </w:pPr>
-            <w:r>
-              <w:rPr>
-                <w:rFonts w:ascii="DejaVu Sans" w:hAnsi="DejaVu Sans"/>
-                <w:sz w:val="12"/>
-              </w:rPr>
-              <w:t>SAM2</w:t>
-            </w:r>
-          </w:p>
-        </w:tc>
-        <w:tc>
-          <w:tcPr>
-            <w:tcW w:type="dxa" w:w="2410"/>
-            <w:vAlign w:val="center"/>
-          </w:tcPr>
-          <w:p>
-            <w:pPr>
-              <w:jc w:val="center"/>
-            </w:pPr>
-            <w:r>
-              <w:rPr>
-                <w:rFonts w:ascii="DejaVu Sans" w:hAnsi="DejaVu Sans"/>
-                <w:sz w:val="12"/>
-              </w:rPr>
-              <w:t>SAM2 pseudo</w:t>
-            </w:r>
-          </w:p>
-        </w:tc>
-        <w:tc>
-          <w:tcPr>
-            <w:tcW w:type="dxa" w:w="2410"/>
-            <w:vAlign w:val="center"/>
-            <w:shd w:fill="C7DB81"/>
-          </w:tcPr>
-          <w:p>
-            <w:pPr>
-              <w:jc w:val="center"/>
-            </w:pPr>
-            <w:r>
-              <w:rPr>
-                <w:rFonts w:ascii="DejaVu Sans" w:hAnsi="DejaVu Sans"/>
-                <w:sz w:val="12"/>
-              </w:rPr>
-              <w:t>0.679</w:t>
-            </w:r>
-          </w:p>
-        </w:tc>
-        <w:tc>
-          <w:tcPr>
-            <w:tcW w:type="dxa" w:w="2410"/>
-            <w:vAlign w:val="center"/>
-            <w:shd w:fill="A6D17F"/>
-          </w:tcPr>
-          <w:p>
-            <w:pPr>
-              <w:jc w:val="center"/>
-            </w:pPr>
-            <w:r>
-              <w:rPr>
-                <w:rFonts w:ascii="DejaVu Sans" w:hAnsi="DejaVu Sans"/>
-                <w:sz w:val="12"/>
-              </w:rPr>
-              <w:t>0.785</w:t>
-            </w:r>
-          </w:p>
-        </w:tc>
-        <w:tc>
-          <w:tcPr>
-            <w:tcW w:type="dxa" w:w="2410"/>
-            <w:vAlign w:val="center"/>
-          </w:tcPr>
-          <w:p>
-            <w:pPr>
-              <w:jc w:val="center"/>
-            </w:pPr>
-            <w:r>
-              <w:rPr>
-                <w:rFonts w:ascii="DejaVu Sans" w:hAnsi="DejaVu Sans"/>
-                <w:sz w:val="12"/>
-              </w:rPr>
-              <w:t>+0.106 [+0.094, +0.123]</w:t>
-            </w:r>
-          </w:p>
-        </w:tc>
-      </w:tr>
-      <w:tr>
-        <w:tc>
-          <w:tcPr>
-            <w:tcW w:type="dxa" w:w="2410"/>
-            <w:vAlign w:val="center"/>
-          </w:tcPr>
-          <w:p>
-            <w:pPr>
-              <w:jc w:val="center"/>
-            </w:pPr>
-            <w:r>
-              <w:rPr>
-                <w:rFonts w:ascii="DejaVu Sans" w:hAnsi="DejaVu Sans"/>
-                <w:sz w:val="12"/>
-              </w:rPr>
-              <w:t>samrs_plane</w:t>
-            </w:r>
-          </w:p>
-        </w:tc>
-        <w:tc>
-          <w:tcPr>
-            <w:tcW w:type="dxa" w:w="2410"/>
-            <w:vAlign w:val="center"/>
-          </w:tcPr>
-          <w:p>
-            <w:pPr>
-              <w:jc w:val="center"/>
-            </w:pPr>
-            <w:r>
-              <w:rPr>
-                <w:rFonts w:ascii="DejaVu Sans" w:hAnsi="DejaVu Sans"/>
-                <w:sz w:val="12"/>
-              </w:rPr>
-              <w:t>SAM2</w:t>
-            </w:r>
-          </w:p>
-        </w:tc>
-        <w:tc>
-          <w:tcPr>
-            <w:tcW w:type="dxa" w:w="2410"/>
-            <w:vAlign w:val="center"/>
-          </w:tcPr>
-          <w:p>
-            <w:pPr>
-              <w:jc w:val="center"/>
-            </w:pPr>
-            <w:r>
-              <w:rPr>
-                <w:rFonts w:ascii="DejaVu Sans" w:hAnsi="DejaVu Sans"/>
-                <w:sz w:val="12"/>
-              </w:rPr>
-              <w:t>SAM3 pseudo</w:t>
-            </w:r>
-          </w:p>
-        </w:tc>
-        <w:tc>
-          <w:tcPr>
-            <w:tcW w:type="dxa" w:w="2410"/>
-            <w:vAlign w:val="center"/>
-            <w:shd w:fill="C7DB81"/>
-          </w:tcPr>
-          <w:p>
-            <w:pPr>
-              <w:jc w:val="center"/>
-            </w:pPr>
-            <w:r>
-              <w:rPr>
-                <w:rFonts w:ascii="DejaVu Sans" w:hAnsi="DejaVu Sans"/>
-                <w:sz w:val="12"/>
-              </w:rPr>
-              <w:t>0.679</w:t>
-            </w:r>
-          </w:p>
-        </w:tc>
-        <w:tc>
-          <w:tcPr>
-            <w:tcW w:type="dxa" w:w="2410"/>
-            <w:vAlign w:val="center"/>
-            <w:shd w:fill="D2DE81"/>
-          </w:tcPr>
-          <w:p>
-            <w:pPr>
-              <w:jc w:val="center"/>
-            </w:pPr>
-            <w:r>
-              <w:rPr>
-                <w:rFonts w:ascii="DejaVu Sans" w:hAnsi="DejaVu Sans"/>
-                <w:sz w:val="12"/>
-              </w:rPr>
-              <w:t>0.643</w:t>
-            </w:r>
-          </w:p>
-        </w:tc>
-        <w:tc>
-          <w:tcPr>
-            <w:tcW w:type="dxa" w:w="2410"/>
-            <w:vAlign w:val="center"/>
-          </w:tcPr>
-          <w:p>
-            <w:pPr>
-              <w:jc w:val="center"/>
-            </w:pPr>
-            <w:r>
-              <w:rPr>
-                <w:rFonts w:ascii="DejaVu Sans" w:hAnsi="DejaVu Sans"/>
-                <w:sz w:val="12"/>
-              </w:rPr>
-              <w:t>-0.035 [-0.048, -0.022]</w:t>
-            </w:r>
-          </w:p>
-        </w:tc>
-      </w:tr>
-      <w:tr>
-        <w:tc>
-          <w:tcPr>
-            <w:tcW w:type="dxa" w:w="2410"/>
-            <w:vAlign w:val="center"/>
-          </w:tcPr>
-          <w:p>
-            <w:pPr>
-              <w:jc w:val="center"/>
-            </w:pPr>
-            <w:r>
-              <w:rPr>
-                <w:rFonts w:ascii="DejaVu Sans" w:hAnsi="DejaVu Sans"/>
-                <w:sz w:val="12"/>
-              </w:rPr>
-              <w:t>samrs_plane</w:t>
-            </w:r>
-          </w:p>
-        </w:tc>
-        <w:tc>
-          <w:tcPr>
-            <w:tcW w:type="dxa" w:w="2410"/>
-            <w:vAlign w:val="center"/>
-          </w:tcPr>
-          <w:p>
-            <w:pPr>
-              <w:jc w:val="center"/>
-            </w:pPr>
-            <w:r>
-              <w:rPr>
-                <w:rFonts w:ascii="DejaVu Sans" w:hAnsi="DejaVu Sans"/>
-                <w:sz w:val="12"/>
-              </w:rPr>
-              <w:t>SAM2</w:t>
-            </w:r>
-          </w:p>
-        </w:tc>
-        <w:tc>
-          <w:tcPr>
-            <w:tcW w:type="dxa" w:w="2410"/>
-            <w:vAlign w:val="center"/>
-          </w:tcPr>
-          <w:p>
-            <w:pPr>
-              <w:jc w:val="center"/>
-            </w:pPr>
-            <w:r>
-              <w:rPr>
-                <w:rFonts w:ascii="DejaVu Sans" w:hAnsi="DejaVu Sans"/>
-                <w:sz w:val="12"/>
-              </w:rPr>
-              <w:t>Yeniden SAM1</w:t>
-            </w:r>
-          </w:p>
-        </w:tc>
-        <w:tc>
-          <w:tcPr>
-            <w:tcW w:type="dxa" w:w="2410"/>
-            <w:vAlign w:val="center"/>
-            <w:shd w:fill="C7DB81"/>
-          </w:tcPr>
-          <w:p>
-            <w:pPr>
-              <w:jc w:val="center"/>
-            </w:pPr>
-            <w:r>
-              <w:rPr>
-                <w:rFonts w:ascii="DejaVu Sans" w:hAnsi="DejaVu Sans"/>
-                <w:sz w:val="12"/>
-              </w:rPr>
-              <w:t>0.679</w:t>
-            </w:r>
-          </w:p>
-        </w:tc>
-        <w:tc>
-          <w:tcPr>
-            <w:tcW w:type="dxa" w:w="2410"/>
-            <w:vAlign w:val="center"/>
-            <w:shd w:fill="C6DB81"/>
-          </w:tcPr>
-          <w:p>
-            <w:pPr>
-              <w:jc w:val="center"/>
-            </w:pPr>
-            <w:r>
-              <w:rPr>
-                <w:rFonts w:ascii="DejaVu Sans" w:hAnsi="DejaVu Sans"/>
-                <w:sz w:val="12"/>
-              </w:rPr>
-              <w:t>0.682</w:t>
-            </w:r>
-          </w:p>
-        </w:tc>
-        <w:tc>
-          <w:tcPr>
-            <w:tcW w:type="dxa" w:w="2410"/>
-            <w:vAlign w:val="center"/>
-          </w:tcPr>
-          <w:p>
-            <w:pPr>
-              <w:jc w:val="center"/>
-            </w:pPr>
-            <w:r>
-              <w:rPr>
-                <w:rFonts w:ascii="DejaVu Sans" w:hAnsi="DejaVu Sans"/>
-                <w:sz w:val="12"/>
-              </w:rPr>
-              <w:t>+0.004 [+0.001, +0.008]</w:t>
-            </w:r>
-          </w:p>
-        </w:tc>
-      </w:tr>
-      <w:tr>
-        <w:tc>
-          <w:tcPr>
-            <w:tcW w:type="dxa" w:w="2410"/>
-            <w:vAlign w:val="center"/>
-          </w:tcPr>
-          <w:p>
-            <w:pPr>
-              <w:jc w:val="center"/>
-            </w:pPr>
-            <w:r>
-              <w:rPr>
-                <w:rFonts w:ascii="DejaVu Sans" w:hAnsi="DejaVu Sans"/>
-                <w:sz w:val="12"/>
-              </w:rPr>
-              <w:t>samrs_plane</w:t>
-            </w:r>
-          </w:p>
-        </w:tc>
-        <w:tc>
-          <w:tcPr>
-            <w:tcW w:type="dxa" w:w="2410"/>
-            <w:vAlign w:val="center"/>
-          </w:tcPr>
-          <w:p>
-            <w:pPr>
-              <w:jc w:val="center"/>
-            </w:pPr>
-            <w:r>
-              <w:rPr>
-                <w:rFonts w:ascii="DejaVu Sans" w:hAnsi="DejaVu Sans"/>
-                <w:sz w:val="12"/>
-              </w:rPr>
-              <w:t>SAM3</w:t>
-            </w:r>
-          </w:p>
-        </w:tc>
-        <w:tc>
-          <w:tcPr>
-            <w:tcW w:type="dxa" w:w="2410"/>
-            <w:vAlign w:val="center"/>
-          </w:tcPr>
-          <w:p>
-            <w:pPr>
-              <w:jc w:val="center"/>
-            </w:pPr>
-            <w:r>
-              <w:rPr>
-                <w:rFonts w:ascii="DejaVu Sans" w:hAnsi="DejaVu Sans"/>
-                <w:sz w:val="12"/>
-              </w:rPr>
-              <w:t>SAM2 pseudo</w:t>
-            </w:r>
-          </w:p>
-        </w:tc>
-        <w:tc>
-          <w:tcPr>
-            <w:tcW w:type="dxa" w:w="2410"/>
-            <w:vAlign w:val="center"/>
-            <w:shd w:fill="C3DA81"/>
-          </w:tcPr>
-          <w:p>
-            <w:pPr>
-              <w:jc w:val="center"/>
-            </w:pPr>
-            <w:r>
-              <w:rPr>
-                <w:rFonts w:ascii="DejaVu Sans" w:hAnsi="DejaVu Sans"/>
-                <w:sz w:val="12"/>
-              </w:rPr>
-              <w:t>0.691</w:t>
-            </w:r>
-          </w:p>
-        </w:tc>
-        <w:tc>
-          <w:tcPr>
-            <w:tcW w:type="dxa" w:w="2410"/>
-            <w:vAlign w:val="center"/>
-            <w:shd w:fill="D4DE81"/>
-          </w:tcPr>
-          <w:p>
-            <w:pPr>
-              <w:jc w:val="center"/>
-            </w:pPr>
-            <w:r>
-              <w:rPr>
-                <w:rFonts w:ascii="DejaVu Sans" w:hAnsi="DejaVu Sans"/>
-                <w:sz w:val="12"/>
-              </w:rPr>
-              <w:t>0.639</w:t>
-            </w:r>
-          </w:p>
-        </w:tc>
-        <w:tc>
-          <w:tcPr>
-            <w:tcW w:type="dxa" w:w="2410"/>
-            <w:vAlign w:val="center"/>
-          </w:tcPr>
-          <w:p>
-            <w:pPr>
-              <w:jc w:val="center"/>
-            </w:pPr>
-            <w:r>
-              <w:rPr>
-                <w:rFonts w:ascii="DejaVu Sans" w:hAnsi="DejaVu Sans"/>
-                <w:sz w:val="12"/>
-              </w:rPr>
-              <w:t>-0.052 [-0.073, -0.035]</w:t>
-            </w:r>
-          </w:p>
-        </w:tc>
-      </w:tr>
-      <w:tr>
-        <w:tc>
-          <w:tcPr>
-            <w:tcW w:type="dxa" w:w="2410"/>
-            <w:vAlign w:val="center"/>
-          </w:tcPr>
-          <w:p>
-            <w:pPr>
-              <w:jc w:val="center"/>
-            </w:pPr>
-            <w:r>
-              <w:rPr>
-                <w:rFonts w:ascii="DejaVu Sans" w:hAnsi="DejaVu Sans"/>
-                <w:sz w:val="12"/>
-              </w:rPr>
-              <w:t>samrs_plane</w:t>
-            </w:r>
-          </w:p>
-        </w:tc>
-        <w:tc>
-          <w:tcPr>
-            <w:tcW w:type="dxa" w:w="2410"/>
-            <w:vAlign w:val="center"/>
-          </w:tcPr>
-          <w:p>
-            <w:pPr>
-              <w:jc w:val="center"/>
-            </w:pPr>
-            <w:r>
-              <w:rPr>
-                <w:rFonts w:ascii="DejaVu Sans" w:hAnsi="DejaVu Sans"/>
-                <w:sz w:val="12"/>
-              </w:rPr>
-              <w:t>SAM3</w:t>
-            </w:r>
-          </w:p>
-        </w:tc>
-        <w:tc>
-          <w:tcPr>
-            <w:tcW w:type="dxa" w:w="2410"/>
-            <w:vAlign w:val="center"/>
-          </w:tcPr>
-          <w:p>
-            <w:pPr>
-              <w:jc w:val="center"/>
-            </w:pPr>
-            <w:r>
-              <w:rPr>
-                <w:rFonts w:ascii="DejaVu Sans" w:hAnsi="DejaVu Sans"/>
-                <w:sz w:val="12"/>
-              </w:rPr>
-              <w:t>SAM3 pseudo</w:t>
-            </w:r>
-          </w:p>
-        </w:tc>
-        <w:tc>
-          <w:tcPr>
-            <w:tcW w:type="dxa" w:w="2410"/>
-            <w:vAlign w:val="center"/>
-            <w:shd w:fill="C3DA81"/>
-          </w:tcPr>
-          <w:p>
-            <w:pPr>
-              <w:jc w:val="center"/>
-            </w:pPr>
-            <w:r>
-              <w:rPr>
-                <w:rFonts w:ascii="DejaVu Sans" w:hAnsi="DejaVu Sans"/>
-                <w:sz w:val="12"/>
-              </w:rPr>
-              <w:t>0.691</w:t>
-            </w:r>
-          </w:p>
-        </w:tc>
-        <w:tc>
-          <w:tcPr>
-            <w:tcW w:type="dxa" w:w="2410"/>
-            <w:vAlign w:val="center"/>
-            <w:shd w:fill="A2D07F"/>
-          </w:tcPr>
-          <w:p>
-            <w:pPr>
-              <w:jc w:val="center"/>
-            </w:pPr>
-            <w:r>
-              <w:rPr>
-                <w:rFonts w:ascii="DejaVu Sans" w:hAnsi="DejaVu Sans"/>
-                <w:sz w:val="12"/>
-              </w:rPr>
-              <w:t>0.799</w:t>
-            </w:r>
-          </w:p>
-        </w:tc>
-        <w:tc>
-          <w:tcPr>
-            <w:tcW w:type="dxa" w:w="2410"/>
-            <w:vAlign w:val="center"/>
-          </w:tcPr>
-          <w:p>
-            <w:pPr>
-              <w:jc w:val="center"/>
-            </w:pPr>
-            <w:r>
-              <w:rPr>
-                <w:rFonts w:ascii="DejaVu Sans" w:hAnsi="DejaVu Sans"/>
-                <w:sz w:val="12"/>
-              </w:rPr>
-              <w:t>+0.108 [+0.091, +0.128]</w:t>
-            </w:r>
-          </w:p>
-        </w:tc>
-      </w:tr>
-      <w:tr>
-        <w:tc>
-          <w:tcPr>
-            <w:tcW w:type="dxa" w:w="2410"/>
-            <w:vAlign w:val="center"/>
-          </w:tcPr>
-          <w:p>
-            <w:pPr>
-              <w:jc w:val="center"/>
-            </w:pPr>
-            <w:r>
-              <w:rPr>
-                <w:rFonts w:ascii="DejaVu Sans" w:hAnsi="DejaVu Sans"/>
-                <w:sz w:val="12"/>
-              </w:rPr>
-              <w:t>samrs_plane</w:t>
-            </w:r>
-          </w:p>
-        </w:tc>
-        <w:tc>
-          <w:tcPr>
-            <w:tcW w:type="dxa" w:w="2410"/>
-            <w:vAlign w:val="center"/>
-          </w:tcPr>
-          <w:p>
-            <w:pPr>
-              <w:jc w:val="center"/>
-            </w:pPr>
-            <w:r>
-              <w:rPr>
-                <w:rFonts w:ascii="DejaVu Sans" w:hAnsi="DejaVu Sans"/>
-                <w:sz w:val="12"/>
-              </w:rPr>
-              <w:t>SAM3</w:t>
-            </w:r>
-          </w:p>
-        </w:tc>
-        <w:tc>
-          <w:tcPr>
-            <w:tcW w:type="dxa" w:w="2410"/>
-            <w:vAlign w:val="center"/>
-          </w:tcPr>
-          <w:p>
-            <w:pPr>
-              <w:jc w:val="center"/>
-            </w:pPr>
-            <w:r>
-              <w:rPr>
-                <w:rFonts w:ascii="DejaVu Sans" w:hAnsi="DejaVu Sans"/>
-                <w:sz w:val="12"/>
-              </w:rPr>
-              <w:t>Yeniden SAM1</w:t>
-            </w:r>
-          </w:p>
-        </w:tc>
-        <w:tc>
-          <w:tcPr>
-            <w:tcW w:type="dxa" w:w="2410"/>
-            <w:vAlign w:val="center"/>
-            <w:shd w:fill="C3DA81"/>
-          </w:tcPr>
-          <w:p>
-            <w:pPr>
-              <w:jc w:val="center"/>
-            </w:pPr>
-            <w:r>
-              <w:rPr>
-                <w:rFonts w:ascii="DejaVu Sans" w:hAnsi="DejaVu Sans"/>
-                <w:sz w:val="12"/>
-              </w:rPr>
-              <w:t>0.691</w:t>
-            </w:r>
-          </w:p>
-        </w:tc>
-        <w:tc>
-          <w:tcPr>
-            <w:tcW w:type="dxa" w:w="2410"/>
-            <w:vAlign w:val="center"/>
-            <w:shd w:fill="C2D980"/>
-          </w:tcPr>
-          <w:p>
-            <w:pPr>
-              <w:jc w:val="center"/>
-            </w:pPr>
-            <w:r>
-              <w:rPr>
-                <w:rFonts w:ascii="DejaVu Sans" w:hAnsi="DejaVu Sans"/>
-                <w:sz w:val="12"/>
-              </w:rPr>
-              <w:t>0.695</w:t>
-            </w:r>
-          </w:p>
-        </w:tc>
-        <w:tc>
-          <w:tcPr>
-            <w:tcW w:type="dxa" w:w="2410"/>
-            <w:vAlign w:val="center"/>
-          </w:tcPr>
-          <w:p>
-            <w:pPr>
-              <w:jc w:val="center"/>
-            </w:pPr>
-            <w:r>
-              <w:rPr>
-                <w:rFonts w:ascii="DejaVu Sans" w:hAnsi="DejaVu Sans"/>
-                <w:sz w:val="12"/>
-              </w:rPr>
-              <w:t>+0.004 [+0.002, +0.008]</w:t>
-            </w:r>
-          </w:p>
-        </w:tc>
-      </w:tr>
-      <w:tr>
-        <w:tc>
-          <w:tcPr>
-            <w:tcW w:type="dxa" w:w="2410"/>
-            <w:vAlign w:val="center"/>
-          </w:tcPr>
-          <w:p>
-            <w:pPr>
-              <w:jc w:val="center"/>
-            </w:pPr>
-            <w:r>
-              <w:rPr>
-                <w:rFonts w:ascii="DejaVu Sans" w:hAnsi="DejaVu Sans"/>
-                <w:sz w:val="12"/>
-              </w:rPr>
-              <w:t>samrs_small_vehicle</w:t>
-            </w:r>
-          </w:p>
-        </w:tc>
-        <w:tc>
-          <w:tcPr>
-            <w:tcW w:type="dxa" w:w="2410"/>
-            <w:vAlign w:val="center"/>
-          </w:tcPr>
-          <w:p>
-            <w:pPr>
-              <w:jc w:val="center"/>
-            </w:pPr>
-            <w:r>
-              <w:rPr>
-                <w:rFonts w:ascii="DejaVu Sans" w:hAnsi="DejaVu Sans"/>
-                <w:sz w:val="12"/>
-              </w:rPr>
-              <w:t>SAM1</w:t>
-            </w:r>
-          </w:p>
-        </w:tc>
-        <w:tc>
-          <w:tcPr>
-            <w:tcW w:type="dxa" w:w="2410"/>
-            <w:vAlign w:val="center"/>
-          </w:tcPr>
-          <w:p>
-            <w:pPr>
-              <w:jc w:val="center"/>
-            </w:pPr>
-            <w:r>
-              <w:rPr>
-                <w:rFonts w:ascii="DejaVu Sans" w:hAnsi="DejaVu Sans"/>
-                <w:sz w:val="12"/>
-              </w:rPr>
-              <w:t>SAM2 pseudo</w:t>
-            </w:r>
-          </w:p>
-        </w:tc>
-        <w:tc>
-          <w:tcPr>
-            <w:tcW w:type="dxa" w:w="2410"/>
-            <w:vAlign w:val="center"/>
-            <w:shd w:fill="A7D27F"/>
-          </w:tcPr>
-          <w:p>
-            <w:pPr>
-              <w:jc w:val="center"/>
-            </w:pPr>
-            <w:r>
-              <w:rPr>
-                <w:rFonts w:ascii="DejaVu Sans" w:hAnsi="DejaVu Sans"/>
-                <w:sz w:val="12"/>
-              </w:rPr>
-              <w:t>0.782</w:t>
-            </w:r>
-          </w:p>
-        </w:tc>
-        <w:tc>
-          <w:tcPr>
-            <w:tcW w:type="dxa" w:w="2410"/>
-            <w:vAlign w:val="center"/>
-            <w:shd w:fill="C2D980"/>
-          </w:tcPr>
-          <w:p>
-            <w:pPr>
-              <w:jc w:val="center"/>
-            </w:pPr>
-            <w:r>
-              <w:rPr>
-                <w:rFonts w:ascii="DejaVu Sans" w:hAnsi="DejaVu Sans"/>
-                <w:sz w:val="12"/>
-              </w:rPr>
-              <w:t>0.697</w:t>
-            </w:r>
-          </w:p>
-        </w:tc>
-        <w:tc>
-          <w:tcPr>
-            <w:tcW w:type="dxa" w:w="2410"/>
-            <w:vAlign w:val="center"/>
-          </w:tcPr>
-          <w:p>
-            <w:pPr>
-              <w:jc w:val="center"/>
-            </w:pPr>
-            <w:r>
-              <w:rPr>
-                <w:rFonts w:ascii="DejaVu Sans" w:hAnsi="DejaVu Sans"/>
-                <w:sz w:val="12"/>
-              </w:rPr>
-              <w:t>-0.085 [-0.106, -0.060]</w:t>
-            </w:r>
-          </w:p>
-        </w:tc>
-      </w:tr>
-      <w:tr>
-        <w:tc>
-          <w:tcPr>
-            <w:tcW w:type="dxa" w:w="2410"/>
-            <w:vAlign w:val="center"/>
-          </w:tcPr>
-          <w:p>
-            <w:pPr>
-              <w:jc w:val="center"/>
-            </w:pPr>
-            <w:r>
-              <w:rPr>
-                <w:rFonts w:ascii="DejaVu Sans" w:hAnsi="DejaVu Sans"/>
-                <w:sz w:val="12"/>
-              </w:rPr>
-              <w:t>samrs_small_vehicle</w:t>
-            </w:r>
-          </w:p>
-        </w:tc>
-        <w:tc>
-          <w:tcPr>
-            <w:tcW w:type="dxa" w:w="2410"/>
-            <w:vAlign w:val="center"/>
-          </w:tcPr>
-          <w:p>
-            <w:pPr>
-              <w:jc w:val="center"/>
-            </w:pPr>
-            <w:r>
-              <w:rPr>
-                <w:rFonts w:ascii="DejaVu Sans" w:hAnsi="DejaVu Sans"/>
-                <w:sz w:val="12"/>
-              </w:rPr>
-              <w:t>SAM1</w:t>
-            </w:r>
-          </w:p>
-        </w:tc>
-        <w:tc>
-          <w:tcPr>
-            <w:tcW w:type="dxa" w:w="2410"/>
-            <w:vAlign w:val="center"/>
-          </w:tcPr>
-          <w:p>
-            <w:pPr>
-              <w:jc w:val="center"/>
-            </w:pPr>
-            <w:r>
-              <w:rPr>
-                <w:rFonts w:ascii="DejaVu Sans" w:hAnsi="DejaVu Sans"/>
-                <w:sz w:val="12"/>
-              </w:rPr>
-              <w:t>SAM3 pseudo</w:t>
-            </w:r>
-          </w:p>
-        </w:tc>
-        <w:tc>
-          <w:tcPr>
-            <w:tcW w:type="dxa" w:w="2410"/>
-            <w:vAlign w:val="center"/>
-            <w:shd w:fill="A7D27F"/>
-          </w:tcPr>
-          <w:p>
-            <w:pPr>
-              <w:jc w:val="center"/>
-            </w:pPr>
-            <w:r>
-              <w:rPr>
-                <w:rFonts w:ascii="DejaVu Sans" w:hAnsi="DejaVu Sans"/>
-                <w:sz w:val="12"/>
-              </w:rPr>
-              <w:t>0.782</w:t>
-            </w:r>
-          </w:p>
-        </w:tc>
-        <w:tc>
-          <w:tcPr>
-            <w:tcW w:type="dxa" w:w="2410"/>
-            <w:vAlign w:val="center"/>
-            <w:shd w:fill="BFD980"/>
-          </w:tcPr>
-          <w:p>
-            <w:pPr>
-              <w:jc w:val="center"/>
-            </w:pPr>
-            <w:r>
-              <w:rPr>
-                <w:rFonts w:ascii="DejaVu Sans" w:hAnsi="DejaVu Sans"/>
-                <w:sz w:val="12"/>
-              </w:rPr>
-              <w:t>0.705</w:t>
-            </w:r>
-          </w:p>
-        </w:tc>
-        <w:tc>
-          <w:tcPr>
-            <w:tcW w:type="dxa" w:w="2410"/>
-            <w:vAlign w:val="center"/>
-          </w:tcPr>
-          <w:p>
-            <w:pPr>
-              <w:jc w:val="center"/>
-            </w:pPr>
-            <w:r>
-              <w:rPr>
-                <w:rFonts w:ascii="DejaVu Sans" w:hAnsi="DejaVu Sans"/>
-                <w:sz w:val="12"/>
-              </w:rPr>
-              <w:t>-0.077 [-0.092, -0.061]</w:t>
-            </w:r>
-          </w:p>
-        </w:tc>
-      </w:tr>
-      <w:tr>
-        <w:tc>
-          <w:tcPr>
-            <w:tcW w:type="dxa" w:w="2410"/>
-            <w:vAlign w:val="center"/>
-          </w:tcPr>
-          <w:p>
-            <w:pPr>
-              <w:jc w:val="center"/>
-            </w:pPr>
-            <w:r>
-              <w:rPr>
-                <w:rFonts w:ascii="DejaVu Sans" w:hAnsi="DejaVu Sans"/>
-                <w:sz w:val="12"/>
-              </w:rPr>
-              <w:t>samrs_small_vehicle</w:t>
-            </w:r>
-          </w:p>
-        </w:tc>
-        <w:tc>
-          <w:tcPr>
-            <w:tcW w:type="dxa" w:w="2410"/>
-            <w:vAlign w:val="center"/>
-          </w:tcPr>
-          <w:p>
-            <w:pPr>
-              <w:jc w:val="center"/>
-            </w:pPr>
-            <w:r>
-              <w:rPr>
-                <w:rFonts w:ascii="DejaVu Sans" w:hAnsi="DejaVu Sans"/>
-                <w:sz w:val="12"/>
-              </w:rPr>
-              <w:t>SAM1</w:t>
-            </w:r>
-          </w:p>
-        </w:tc>
-        <w:tc>
-          <w:tcPr>
-            <w:tcW w:type="dxa" w:w="2410"/>
-            <w:vAlign w:val="center"/>
-          </w:tcPr>
-          <w:p>
-            <w:pPr>
-              <w:jc w:val="center"/>
-            </w:pPr>
-            <w:r>
-              <w:rPr>
-                <w:rFonts w:ascii="DejaVu Sans" w:hAnsi="DejaVu Sans"/>
-                <w:sz w:val="12"/>
-              </w:rPr>
-              <w:t>Yeniden SAM1</w:t>
-            </w:r>
-          </w:p>
-        </w:tc>
-        <w:tc>
-          <w:tcPr>
-            <w:tcW w:type="dxa" w:w="2410"/>
-            <w:vAlign w:val="center"/>
-            <w:shd w:fill="A7D27F"/>
-          </w:tcPr>
-          <w:p>
-            <w:pPr>
-              <w:jc w:val="center"/>
-            </w:pPr>
-            <w:r>
-              <w:rPr>
-                <w:rFonts w:ascii="DejaVu Sans" w:hAnsi="DejaVu Sans"/>
-                <w:sz w:val="12"/>
-              </w:rPr>
-              <w:t>0.782</w:t>
-            </w:r>
-          </w:p>
-        </w:tc>
-        <w:tc>
-          <w:tcPr>
-            <w:tcW w:type="dxa" w:w="2410"/>
-            <w:vAlign w:val="center"/>
-            <w:shd w:fill="A7D27F"/>
-          </w:tcPr>
-          <w:p>
-            <w:pPr>
-              <w:jc w:val="center"/>
-            </w:pPr>
-            <w:r>
-              <w:rPr>
-                <w:rFonts w:ascii="DejaVu Sans" w:hAnsi="DejaVu Sans"/>
-                <w:sz w:val="12"/>
-              </w:rPr>
-              <w:t>0.782</w:t>
-            </w:r>
-          </w:p>
-        </w:tc>
-        <w:tc>
-          <w:tcPr>
-            <w:tcW w:type="dxa" w:w="2410"/>
-            <w:vAlign w:val="center"/>
-          </w:tcPr>
-          <w:p>
-            <w:pPr>
-              <w:jc w:val="center"/>
-            </w:pPr>
-            <w:r>
-              <w:rPr>
-                <w:rFonts w:ascii="DejaVu Sans" w:hAnsi="DejaVu Sans"/>
-                <w:sz w:val="12"/>
-              </w:rPr>
-              <w:t>+0.000 [+0.000, +0.000]</w:t>
-            </w:r>
-          </w:p>
-        </w:tc>
-      </w:tr>
-      <w:tr>
-        <w:tc>
-          <w:tcPr>
-            <w:tcW w:type="dxa" w:w="2410"/>
-            <w:vAlign w:val="center"/>
-          </w:tcPr>
-          <w:p>
-            <w:pPr>
-              <w:jc w:val="center"/>
-            </w:pPr>
-            <w:r>
-              <w:rPr>
-                <w:rFonts w:ascii="DejaVu Sans" w:hAnsi="DejaVu Sans"/>
-                <w:sz w:val="12"/>
-              </w:rPr>
-              <w:t>samrs_small_vehicle</w:t>
-            </w:r>
-          </w:p>
-        </w:tc>
-        <w:tc>
-          <w:tcPr>
-            <w:tcW w:type="dxa" w:w="2410"/>
-            <w:vAlign w:val="center"/>
-          </w:tcPr>
-          <w:p>
-            <w:pPr>
-              <w:jc w:val="center"/>
-            </w:pPr>
-            <w:r>
-              <w:rPr>
-                <w:rFonts w:ascii="DejaVu Sans" w:hAnsi="DejaVu Sans"/>
-                <w:sz w:val="12"/>
-              </w:rPr>
-              <w:t>SAM2</w:t>
-            </w:r>
-          </w:p>
-        </w:tc>
-        <w:tc>
-          <w:tcPr>
-            <w:tcW w:type="dxa" w:w="2410"/>
-            <w:vAlign w:val="center"/>
-          </w:tcPr>
-          <w:p>
-            <w:pPr>
-              <w:jc w:val="center"/>
-            </w:pPr>
-            <w:r>
-              <w:rPr>
-                <w:rFonts w:ascii="DejaVu Sans" w:hAnsi="DejaVu Sans"/>
-                <w:sz w:val="12"/>
-              </w:rPr>
-              <w:t>SAM2 pseudo</w:t>
-            </w:r>
-          </w:p>
-        </w:tc>
-        <w:tc>
-          <w:tcPr>
-            <w:tcW w:type="dxa" w:w="2410"/>
-            <w:vAlign w:val="center"/>
-            <w:shd w:fill="BED880"/>
-          </w:tcPr>
-          <w:p>
-            <w:pPr>
-              <w:jc w:val="center"/>
-            </w:pPr>
-            <w:r>
-              <w:rPr>
-                <w:rFonts w:ascii="DejaVu Sans" w:hAnsi="DejaVu Sans"/>
-                <w:sz w:val="12"/>
-              </w:rPr>
-              <w:t>0.707</w:t>
-            </w:r>
-          </w:p>
-        </w:tc>
-        <w:tc>
-          <w:tcPr>
-            <w:tcW w:type="dxa" w:w="2410"/>
-            <w:vAlign w:val="center"/>
-            <w:shd w:fill="B1D580"/>
-          </w:tcPr>
-          <w:p>
-            <w:pPr>
-              <w:jc w:val="center"/>
-            </w:pPr>
-            <w:r>
-              <w:rPr>
-                <w:rFonts w:ascii="DejaVu Sans" w:hAnsi="DejaVu Sans"/>
-                <w:sz w:val="12"/>
-              </w:rPr>
-              <w:t>0.749</w:t>
-            </w:r>
-          </w:p>
-        </w:tc>
-        <w:tc>
-          <w:tcPr>
-            <w:tcW w:type="dxa" w:w="2410"/>
-            <w:vAlign w:val="center"/>
-          </w:tcPr>
-          <w:p>
-            <w:pPr>
-              <w:jc w:val="center"/>
-            </w:pPr>
-            <w:r>
-              <w:rPr>
-                <w:rFonts w:ascii="DejaVu Sans" w:hAnsi="DejaVu Sans"/>
-                <w:sz w:val="12"/>
-              </w:rPr>
-              <w:t>+0.042 [+0.030, +0.054]</w:t>
-            </w:r>
-          </w:p>
-        </w:tc>
-      </w:tr>
-      <w:tr>
-        <w:tc>
-          <w:tcPr>
-            <w:tcW w:type="dxa" w:w="2410"/>
-            <w:vAlign w:val="center"/>
-          </w:tcPr>
-          <w:p>
-            <w:pPr>
-              <w:jc w:val="center"/>
-            </w:pPr>
-            <w:r>
-              <w:rPr>
-                <w:rFonts w:ascii="DejaVu Sans" w:hAnsi="DejaVu Sans"/>
-                <w:sz w:val="12"/>
-              </w:rPr>
-              <w:t>samrs_small_vehicle</w:t>
-            </w:r>
-          </w:p>
-        </w:tc>
-        <w:tc>
-          <w:tcPr>
-            <w:tcW w:type="dxa" w:w="2410"/>
-            <w:vAlign w:val="center"/>
-          </w:tcPr>
-          <w:p>
-            <w:pPr>
-              <w:jc w:val="center"/>
-            </w:pPr>
-            <w:r>
-              <w:rPr>
-                <w:rFonts w:ascii="DejaVu Sans" w:hAnsi="DejaVu Sans"/>
-                <w:sz w:val="12"/>
-              </w:rPr>
-              <w:t>SAM2</w:t>
-            </w:r>
-          </w:p>
-        </w:tc>
-        <w:tc>
-          <w:tcPr>
-            <w:tcW w:type="dxa" w:w="2410"/>
-            <w:vAlign w:val="center"/>
-          </w:tcPr>
-          <w:p>
-            <w:pPr>
-              <w:jc w:val="center"/>
-            </w:pPr>
-            <w:r>
-              <w:rPr>
-                <w:rFonts w:ascii="DejaVu Sans" w:hAnsi="DejaVu Sans"/>
-                <w:sz w:val="12"/>
-              </w:rPr>
-              <w:t>SAM3 pseudo</w:t>
-            </w:r>
-          </w:p>
-        </w:tc>
-        <w:tc>
-          <w:tcPr>
-            <w:tcW w:type="dxa" w:w="2410"/>
-            <w:vAlign w:val="center"/>
-            <w:shd w:fill="BED880"/>
-          </w:tcPr>
-          <w:p>
-            <w:pPr>
-              <w:jc w:val="center"/>
-            </w:pPr>
-            <w:r>
-              <w:rPr>
-                <w:rFonts w:ascii="DejaVu Sans" w:hAnsi="DejaVu Sans"/>
-                <w:sz w:val="12"/>
-              </w:rPr>
-              <w:t>0.707</w:t>
-            </w:r>
-          </w:p>
-        </w:tc>
-        <w:tc>
-          <w:tcPr>
-            <w:tcW w:type="dxa" w:w="2410"/>
-            <w:vAlign w:val="center"/>
-            <w:shd w:fill="BFD980"/>
-          </w:tcPr>
-          <w:p>
-            <w:pPr>
-              <w:jc w:val="center"/>
-            </w:pPr>
-            <w:r>
-              <w:rPr>
-                <w:rFonts w:ascii="DejaVu Sans" w:hAnsi="DejaVu Sans"/>
-                <w:sz w:val="12"/>
-              </w:rPr>
-              <w:t>0.705</w:t>
-            </w:r>
-          </w:p>
-        </w:tc>
-        <w:tc>
-          <w:tcPr>
-            <w:tcW w:type="dxa" w:w="2410"/>
-            <w:vAlign w:val="center"/>
-          </w:tcPr>
-          <w:p>
-            <w:pPr>
-              <w:jc w:val="center"/>
-            </w:pPr>
-            <w:r>
-              <w:rPr>
-                <w:rFonts w:ascii="DejaVu Sans" w:hAnsi="DejaVu Sans"/>
-                <w:sz w:val="12"/>
-              </w:rPr>
-              <w:t>-0.002 [-0.010, +0.005]</w:t>
-            </w:r>
-          </w:p>
-        </w:tc>
-      </w:tr>
-      <w:tr>
-        <w:tc>
-          <w:tcPr>
-            <w:tcW w:type="dxa" w:w="2410"/>
-            <w:vAlign w:val="center"/>
-          </w:tcPr>
-          <w:p>
-            <w:pPr>
-              <w:jc w:val="center"/>
-            </w:pPr>
-            <w:r>
-              <w:rPr>
-                <w:rFonts w:ascii="DejaVu Sans" w:hAnsi="DejaVu Sans"/>
-                <w:sz w:val="12"/>
-              </w:rPr>
-              <w:t>samrs_small_vehicle</w:t>
-            </w:r>
-          </w:p>
-        </w:tc>
-        <w:tc>
-          <w:tcPr>
-            <w:tcW w:type="dxa" w:w="2410"/>
-            <w:vAlign w:val="center"/>
-          </w:tcPr>
-          <w:p>
-            <w:pPr>
-              <w:jc w:val="center"/>
-            </w:pPr>
-            <w:r>
-              <w:rPr>
-                <w:rFonts w:ascii="DejaVu Sans" w:hAnsi="DejaVu Sans"/>
-                <w:sz w:val="12"/>
-              </w:rPr>
-              <w:t>SAM2</w:t>
-            </w:r>
-          </w:p>
-        </w:tc>
-        <w:tc>
-          <w:tcPr>
-            <w:tcW w:type="dxa" w:w="2410"/>
-            <w:vAlign w:val="center"/>
-          </w:tcPr>
-          <w:p>
-            <w:pPr>
-              <w:jc w:val="center"/>
-            </w:pPr>
-            <w:r>
-              <w:rPr>
-                <w:rFonts w:ascii="DejaVu Sans" w:hAnsi="DejaVu Sans"/>
-                <w:sz w:val="12"/>
-              </w:rPr>
-              <w:t>Yeniden SAM1</w:t>
-            </w:r>
-          </w:p>
-        </w:tc>
-        <w:tc>
-          <w:tcPr>
-            <w:tcW w:type="dxa" w:w="2410"/>
-            <w:vAlign w:val="center"/>
-            <w:shd w:fill="BED880"/>
-          </w:tcPr>
-          <w:p>
-            <w:pPr>
-              <w:jc w:val="center"/>
-            </w:pPr>
-            <w:r>
-              <w:rPr>
-                <w:rFonts w:ascii="DejaVu Sans" w:hAnsi="DejaVu Sans"/>
-                <w:sz w:val="12"/>
-              </w:rPr>
-              <w:t>0.707</w:t>
-            </w:r>
-          </w:p>
-        </w:tc>
-        <w:tc>
-          <w:tcPr>
-            <w:tcW w:type="dxa" w:w="2410"/>
-            <w:vAlign w:val="center"/>
-            <w:shd w:fill="BED880"/>
           </w:tcPr>
           <w:p>
             <w:pPr>
@@ -5117,7 +1532,124 @@
                 <w:rFonts w:ascii="DejaVu Sans" w:hAnsi="DejaVu Sans"/>
                 <w:sz w:val="12"/>
               </w:rPr>
-              <w:t>-0.000 [-0.000, +0.000]</w:t>
+              <w:t>7659</w:t>
+            </w:r>
+          </w:p>
+        </w:tc>
+      </w:tr>
+    </w:tbl>
+    <w:p>
+      <w:pPr>
+        <w:pStyle w:val="Heading2"/>
+      </w:pPr>
+      <w:r>
+        <w:t>iSAID: Model Kendi Etiketiyle Ne Kadar Ek Puan Alıyor?</w:t>
+      </w:r>
+    </w:p>
+    <w:p>
+      <w:pPr>
+        <w:spacing w:after="80"/>
+      </w:pPr>
+      <w:r>
+        <w:rPr>
+          <w:rFonts w:ascii="DejaVu Sans" w:hAnsi="DejaVu Sans"/>
+          <w:sz w:val="16"/>
+        </w:rPr>
+        <w:t>Ek IoU = kendi etiketindeki IoU − diğer iki SAM etiketindeki ortalama IoU.</w:t>
+      </w:r>
+    </w:p>
+    <w:tbl>
+      <w:tblPr>
+        <w:tblStyle w:val="TableGrid"/>
+        <w:tblW w:type="auto" w:w="0"/>
+        <w:jc w:val="center"/>
+        <w:tblLook w:firstColumn="1" w:firstRow="1" w:lastColumn="0" w:lastRow="0" w:noHBand="0" w:noVBand="1" w:val="04A0"/>
+      </w:tblPr>
+      <w:tblGrid>
+        <w:gridCol w:w="2892"/>
+        <w:gridCol w:w="2892"/>
+        <w:gridCol w:w="2892"/>
+        <w:gridCol w:w="2892"/>
+        <w:gridCol w:w="2892"/>
+      </w:tblGrid>
+      <w:tr>
+        <w:tc>
+          <w:tcPr>
+            <w:tcW w:type="dxa" w:w="2892"/>
+            <w:shd w:fill="1F4E79"/>
+          </w:tcPr>
+          <w:p>
+            <w:r>
+              <w:rPr>
+                <w:b/>
+                <w:color w:val="FFFFFF"/>
+                <w:sz w:val="13"/>
+              </w:rPr>
+              <w:t>Deney</w:t>
+            </w:r>
+          </w:p>
+        </w:tc>
+        <w:tc>
+          <w:tcPr>
+            <w:tcW w:type="dxa" w:w="2892"/>
+            <w:shd w:fill="1F4E79"/>
+          </w:tcPr>
+          <w:p>
+            <w:r>
+              <w:rPr>
+                <w:b/>
+                <w:color w:val="FFFFFF"/>
+                <w:sz w:val="13"/>
+              </w:rPr>
+              <w:t>Model</w:t>
+            </w:r>
+          </w:p>
+        </w:tc>
+        <w:tc>
+          <w:tcPr>
+            <w:tcW w:type="dxa" w:w="2892"/>
+            <w:shd w:fill="1F4E79"/>
+          </w:tcPr>
+          <w:p>
+            <w:r>
+              <w:rPr>
+                <w:b/>
+                <w:color w:val="FFFFFF"/>
+                <w:sz w:val="13"/>
+              </w:rPr>
+              <w:t>Kendi Etiketiyle IoU</w:t>
+            </w:r>
+          </w:p>
+        </w:tc>
+        <w:tc>
+          <w:tcPr>
+            <w:tcW w:type="dxa" w:w="2892"/>
+            <w:shd w:fill="1F4E79"/>
+          </w:tcPr>
+          <w:p>
+            <w:r>
+              <w:rPr>
+                <w:b/>
+                <w:color w:val="FFFFFF"/>
+                <w:sz w:val="13"/>
+              </w:rPr>
+              <w:t>Diğer SAM Etiketleriyle Ortalama IoU</w:t>
+            </w:r>
+          </w:p>
+        </w:tc>
+        <w:tc>
+          <w:tcPr>
+            <w:tcW w:type="dxa" w:w="2892"/>
+            <w:shd w:fill="1F4E79"/>
+          </w:tcPr>
+          <w:p>
+            <w:r>
+              <w:rPr>
+                <w:b/>
+                <w:color w:val="FFFFFF"/>
+                <w:sz w:val="13"/>
+              </w:rPr>
+              <w:t>Ek IoU</w:t>
             </w:r>
           </w:p>
         </w:tc>
@@ -5125,7 +1657,7 @@
       <w:tr>
         <w:tc>
           <w:tcPr>
-            <w:tcW w:type="dxa" w:w="2410"/>
+            <w:tcW w:type="dxa" w:w="2892"/>
             <w:vAlign w:val="center"/>
           </w:tcPr>
           <w:p>
@@ -5137,13 +1669,201 @@
                 <w:rFonts w:ascii="DejaVu Sans" w:hAnsi="DejaVu Sans"/>
                 <w:sz w:val="12"/>
               </w:rPr>
-              <w:t>samrs_small_vehicle</w:t>
+              <w:t>iSAID Plane</w:t>
             </w:r>
           </w:p>
         </w:tc>
         <w:tc>
           <w:tcPr>
-            <w:tcW w:type="dxa" w:w="2410"/>
+            <w:tcW w:type="dxa" w:w="2892"/>
+            <w:vAlign w:val="center"/>
+          </w:tcPr>
+          <w:p>
+            <w:pPr>
+              <w:jc w:val="center"/>
+            </w:pPr>
+            <w:r>
+              <w:rPr>
+                <w:rFonts w:ascii="DejaVu Sans" w:hAnsi="DejaVu Sans"/>
+                <w:sz w:val="12"/>
+              </w:rPr>
+              <w:t>SAM1</w:t>
+            </w:r>
+          </w:p>
+        </w:tc>
+        <w:tc>
+          <w:tcPr>
+            <w:tcW w:type="dxa" w:w="2892"/>
+            <w:vAlign w:val="center"/>
+            <w:shd w:fill="8BC97D"/>
+          </w:tcPr>
+          <w:p>
+            <w:pPr>
+              <w:jc w:val="center"/>
+            </w:pPr>
+            <w:r>
+              <w:rPr>
+                <w:rFonts w:ascii="DejaVu Sans" w:hAnsi="DejaVu Sans"/>
+                <w:sz w:val="12"/>
+              </w:rPr>
+              <w:t>0.873</w:t>
+            </w:r>
+          </w:p>
+        </w:tc>
+        <w:tc>
+          <w:tcPr>
+            <w:tcW w:type="dxa" w:w="2892"/>
+            <w:vAlign w:val="center"/>
+            <w:shd w:fill="B3D580"/>
+          </w:tcPr>
+          <w:p>
+            <w:pPr>
+              <w:jc w:val="center"/>
+            </w:pPr>
+            <w:r>
+              <w:rPr>
+                <w:rFonts w:ascii="DejaVu Sans" w:hAnsi="DejaVu Sans"/>
+                <w:sz w:val="12"/>
+              </w:rPr>
+              <w:t>0.745</w:t>
+            </w:r>
+          </w:p>
+        </w:tc>
+        <w:tc>
+          <w:tcPr>
+            <w:tcW w:type="dxa" w:w="2892"/>
+            <w:vAlign w:val="center"/>
+          </w:tcPr>
+          <w:p>
+            <w:pPr>
+              <w:jc w:val="center"/>
+            </w:pPr>
+            <w:r>
+              <w:rPr>
+                <w:rFonts w:ascii="DejaVu Sans" w:hAnsi="DejaVu Sans"/>
+                <w:sz w:val="12"/>
+              </w:rPr>
+              <w:t>+0.128</w:t>
+            </w:r>
+          </w:p>
+        </w:tc>
+      </w:tr>
+      <w:tr>
+        <w:tc>
+          <w:tcPr>
+            <w:tcW w:type="dxa" w:w="2892"/>
+            <w:vAlign w:val="center"/>
+          </w:tcPr>
+          <w:p>
+            <w:pPr>
+              <w:jc w:val="center"/>
+            </w:pPr>
+            <w:r>
+              <w:rPr>
+                <w:rFonts w:ascii="DejaVu Sans" w:hAnsi="DejaVu Sans"/>
+                <w:sz w:val="12"/>
+              </w:rPr>
+              <w:t>iSAID Plane</w:t>
+            </w:r>
+          </w:p>
+        </w:tc>
+        <w:tc>
+          <w:tcPr>
+            <w:tcW w:type="dxa" w:w="2892"/>
+            <w:vAlign w:val="center"/>
+          </w:tcPr>
+          <w:p>
+            <w:pPr>
+              <w:jc w:val="center"/>
+            </w:pPr>
+            <w:r>
+              <w:rPr>
+                <w:rFonts w:ascii="DejaVu Sans" w:hAnsi="DejaVu Sans"/>
+                <w:sz w:val="12"/>
+              </w:rPr>
+              <w:t>SAM2</w:t>
+            </w:r>
+          </w:p>
+        </w:tc>
+        <w:tc>
+          <w:tcPr>
+            <w:tcW w:type="dxa" w:w="2892"/>
+            <w:vAlign w:val="center"/>
+            <w:shd w:fill="91CB7E"/>
+          </w:tcPr>
+          <w:p>
+            <w:pPr>
+              <w:jc w:val="center"/>
+            </w:pPr>
+            <w:r>
+              <w:rPr>
+                <w:rFonts w:ascii="DejaVu Sans" w:hAnsi="DejaVu Sans"/>
+                <w:sz w:val="12"/>
+              </w:rPr>
+              <w:t>0.853</w:t>
+            </w:r>
+          </w:p>
+        </w:tc>
+        <w:tc>
+          <w:tcPr>
+            <w:tcW w:type="dxa" w:w="2892"/>
+            <w:vAlign w:val="center"/>
+            <w:shd w:fill="B8D680"/>
+          </w:tcPr>
+          <w:p>
+            <w:pPr>
+              <w:jc w:val="center"/>
+            </w:pPr>
+            <w:r>
+              <w:rPr>
+                <w:rFonts w:ascii="DejaVu Sans" w:hAnsi="DejaVu Sans"/>
+                <w:sz w:val="12"/>
+              </w:rPr>
+              <w:t>0.728</w:t>
+            </w:r>
+          </w:p>
+        </w:tc>
+        <w:tc>
+          <w:tcPr>
+            <w:tcW w:type="dxa" w:w="2892"/>
+            <w:vAlign w:val="center"/>
+          </w:tcPr>
+          <w:p>
+            <w:pPr>
+              <w:jc w:val="center"/>
+            </w:pPr>
+            <w:r>
+              <w:rPr>
+                <w:rFonts w:ascii="DejaVu Sans" w:hAnsi="DejaVu Sans"/>
+                <w:sz w:val="12"/>
+              </w:rPr>
+              <w:t>+0.124</w:t>
+            </w:r>
+          </w:p>
+        </w:tc>
+      </w:tr>
+      <w:tr>
+        <w:tc>
+          <w:tcPr>
+            <w:tcW w:type="dxa" w:w="2892"/>
+            <w:vAlign w:val="center"/>
+          </w:tcPr>
+          <w:p>
+            <w:pPr>
+              <w:jc w:val="center"/>
+            </w:pPr>
+            <w:r>
+              <w:rPr>
+                <w:rFonts w:ascii="DejaVu Sans" w:hAnsi="DejaVu Sans"/>
+                <w:sz w:val="12"/>
+              </w:rPr>
+              <w:t>iSAID Plane</w:t>
+            </w:r>
+          </w:p>
+        </w:tc>
+        <w:tc>
+          <w:tcPr>
+            <w:tcW w:type="dxa" w:w="2892"/>
             <w:vAlign w:val="center"/>
           </w:tcPr>
           <w:p>
@@ -5161,7 +1881,45 @@
         </w:tc>
         <w:tc>
           <w:tcPr>
-            <w:tcW w:type="dxa" w:w="2410"/>
+            <w:tcW w:type="dxa" w:w="2892"/>
+            <w:vAlign w:val="center"/>
+            <w:shd w:fill="8ECA7D"/>
+          </w:tcPr>
+          <w:p>
+            <w:pPr>
+              <w:jc w:val="center"/>
+            </w:pPr>
+            <w:r>
+              <w:rPr>
+                <w:rFonts w:ascii="DejaVu Sans" w:hAnsi="DejaVu Sans"/>
+                <w:sz w:val="12"/>
+              </w:rPr>
+              <w:t>0.863</w:t>
+            </w:r>
+          </w:p>
+        </w:tc>
+        <w:tc>
+          <w:tcPr>
+            <w:tcW w:type="dxa" w:w="2892"/>
+            <w:vAlign w:val="center"/>
+            <w:shd w:fill="BAD780"/>
+          </w:tcPr>
+          <w:p>
+            <w:pPr>
+              <w:jc w:val="center"/>
+            </w:pPr>
+            <w:r>
+              <w:rPr>
+                <w:rFonts w:ascii="DejaVu Sans" w:hAnsi="DejaVu Sans"/>
+                <w:sz w:val="12"/>
+              </w:rPr>
+              <w:t>0.722</w:t>
+            </w:r>
+          </w:p>
+        </w:tc>
+        <w:tc>
+          <w:tcPr>
+            <w:tcW w:type="dxa" w:w="2892"/>
             <w:vAlign w:val="center"/>
           </w:tcPr>
           <w:p>
@@ -5173,51 +1931,15 @@
                 <w:rFonts w:ascii="DejaVu Sans" w:hAnsi="DejaVu Sans"/>
                 <w:sz w:val="12"/>
               </w:rPr>
-              <w:t>SAM2 pseudo</w:t>
+              <w:t>+0.141</w:t>
             </w:r>
           </w:p>
         </w:tc>
+      </w:tr>
+      <w:tr>
         <w:tc>
           <w:tcPr>
-            <w:tcW w:type="dxa" w:w="2410"/>
-            <w:vAlign w:val="center"/>
-            <w:shd w:fill="BED880"/>
-          </w:tcPr>
-          <w:p>
-            <w:pPr>
-              <w:jc w:val="center"/>
-            </w:pPr>
-            <w:r>
-              <w:rPr>
-                <w:rFonts w:ascii="DejaVu Sans" w:hAnsi="DejaVu Sans"/>
-                <w:sz w:val="12"/>
-              </w:rPr>
-              <w:t>0.707</w:t>
-            </w:r>
-          </w:p>
-        </w:tc>
-        <w:tc>
-          <w:tcPr>
-            <w:tcW w:type="dxa" w:w="2410"/>
-            <w:vAlign w:val="center"/>
-            <w:shd w:fill="C2DA81"/>
-          </w:tcPr>
-          <w:p>
-            <w:pPr>
-              <w:jc w:val="center"/>
-            </w:pPr>
-            <w:r>
-              <w:rPr>
-                <w:rFonts w:ascii="DejaVu Sans" w:hAnsi="DejaVu Sans"/>
-                <w:sz w:val="12"/>
-              </w:rPr>
-              <w:t>0.694</w:t>
-            </w:r>
-          </w:p>
-        </w:tc>
-        <w:tc>
-          <w:tcPr>
-            <w:tcW w:type="dxa" w:w="2410"/>
+            <w:tcW w:type="dxa" w:w="2892"/>
             <w:vAlign w:val="center"/>
           </w:tcPr>
           <w:p>
@@ -5229,15 +1951,13 @@
                 <w:rFonts w:ascii="DejaVu Sans" w:hAnsi="DejaVu Sans"/>
                 <w:sz w:val="12"/>
               </w:rPr>
-              <w:t>-0.012 [-0.023, -0.001]</w:t>
+              <w:t>iSAID Small Vehicle</w:t>
             </w:r>
           </w:p>
         </w:tc>
-      </w:tr>
-      <w:tr>
         <w:tc>
           <w:tcPr>
-            <w:tcW w:type="dxa" w:w="2410"/>
+            <w:tcW w:type="dxa" w:w="2892"/>
             <w:vAlign w:val="center"/>
           </w:tcPr>
           <w:p>
@@ -5249,13 +1969,183 @@
                 <w:rFonts w:ascii="DejaVu Sans" w:hAnsi="DejaVu Sans"/>
                 <w:sz w:val="12"/>
               </w:rPr>
-              <w:t>samrs_small_vehicle</w:t>
+              <w:t>SAM1</w:t>
             </w:r>
           </w:p>
         </w:tc>
         <w:tc>
           <w:tcPr>
-            <w:tcW w:type="dxa" w:w="2410"/>
+            <w:tcW w:type="dxa" w:w="2892"/>
+            <w:vAlign w:val="center"/>
+            <w:shd w:fill="CFDD81"/>
+          </w:tcPr>
+          <w:p>
+            <w:pPr>
+              <w:jc w:val="center"/>
+            </w:pPr>
+            <w:r>
+              <w:rPr>
+                <w:rFonts w:ascii="DejaVu Sans" w:hAnsi="DejaVu Sans"/>
+                <w:sz w:val="12"/>
+              </w:rPr>
+              <w:t>0.654</w:t>
+            </w:r>
+          </w:p>
+        </w:tc>
+        <w:tc>
+          <w:tcPr>
+            <w:tcW w:type="dxa" w:w="2892"/>
+            <w:vAlign w:val="center"/>
+            <w:shd w:fill="EEE683"/>
+          </w:tcPr>
+          <w:p>
+            <w:pPr>
+              <w:jc w:val="center"/>
+            </w:pPr>
+            <w:r>
+              <w:rPr>
+                <w:rFonts w:ascii="DejaVu Sans" w:hAnsi="DejaVu Sans"/>
+                <w:sz w:val="12"/>
+              </w:rPr>
+              <w:t>0.556</w:t>
+            </w:r>
+          </w:p>
+        </w:tc>
+        <w:tc>
+          <w:tcPr>
+            <w:tcW w:type="dxa" w:w="2892"/>
+            <w:vAlign w:val="center"/>
+          </w:tcPr>
+          <w:p>
+            <w:pPr>
+              <w:jc w:val="center"/>
+            </w:pPr>
+            <w:r>
+              <w:rPr>
+                <w:rFonts w:ascii="DejaVu Sans" w:hAnsi="DejaVu Sans"/>
+                <w:sz w:val="12"/>
+              </w:rPr>
+              <w:t>+0.098</w:t>
+            </w:r>
+          </w:p>
+        </w:tc>
+      </w:tr>
+      <w:tr>
+        <w:tc>
+          <w:tcPr>
+            <w:tcW w:type="dxa" w:w="2892"/>
+            <w:vAlign w:val="center"/>
+          </w:tcPr>
+          <w:p>
+            <w:pPr>
+              <w:jc w:val="center"/>
+            </w:pPr>
+            <w:r>
+              <w:rPr>
+                <w:rFonts w:ascii="DejaVu Sans" w:hAnsi="DejaVu Sans"/>
+                <w:sz w:val="12"/>
+              </w:rPr>
+              <w:t>iSAID Small Vehicle</w:t>
+            </w:r>
+          </w:p>
+        </w:tc>
+        <w:tc>
+          <w:tcPr>
+            <w:tcW w:type="dxa" w:w="2892"/>
+            <w:vAlign w:val="center"/>
+          </w:tcPr>
+          <w:p>
+            <w:pPr>
+              <w:jc w:val="center"/>
+            </w:pPr>
+            <w:r>
+              <w:rPr>
+                <w:rFonts w:ascii="DejaVu Sans" w:hAnsi="DejaVu Sans"/>
+                <w:sz w:val="12"/>
+              </w:rPr>
+              <w:t>SAM2</w:t>
+            </w:r>
+          </w:p>
+        </w:tc>
+        <w:tc>
+          <w:tcPr>
+            <w:tcW w:type="dxa" w:w="2892"/>
+            <w:vAlign w:val="center"/>
+            <w:shd w:fill="D8E082"/>
+          </w:tcPr>
+          <w:p>
+            <w:pPr>
+              <w:jc w:val="center"/>
+            </w:pPr>
+            <w:r>
+              <w:rPr>
+                <w:rFonts w:ascii="DejaVu Sans" w:hAnsi="DejaVu Sans"/>
+                <w:sz w:val="12"/>
+              </w:rPr>
+              <w:t>0.624</w:t>
+            </w:r>
+          </w:p>
+        </w:tc>
+        <w:tc>
+          <w:tcPr>
+            <w:tcW w:type="dxa" w:w="2892"/>
+            <w:vAlign w:val="center"/>
+            <w:shd w:fill="EFE683"/>
+          </w:tcPr>
+          <w:p>
+            <w:pPr>
+              <w:jc w:val="center"/>
+            </w:pPr>
+            <w:r>
+              <w:rPr>
+                <w:rFonts w:ascii="DejaVu Sans" w:hAnsi="DejaVu Sans"/>
+                <w:sz w:val="12"/>
+              </w:rPr>
+              <w:t>0.550</w:t>
+            </w:r>
+          </w:p>
+        </w:tc>
+        <w:tc>
+          <w:tcPr>
+            <w:tcW w:type="dxa" w:w="2892"/>
+            <w:vAlign w:val="center"/>
+          </w:tcPr>
+          <w:p>
+            <w:pPr>
+              <w:jc w:val="center"/>
+            </w:pPr>
+            <w:r>
+              <w:rPr>
+                <w:rFonts w:ascii="DejaVu Sans" w:hAnsi="DejaVu Sans"/>
+                <w:sz w:val="12"/>
+              </w:rPr>
+              <w:t>+0.074</w:t>
+            </w:r>
+          </w:p>
+        </w:tc>
+      </w:tr>
+      <w:tr>
+        <w:tc>
+          <w:tcPr>
+            <w:tcW w:type="dxa" w:w="2892"/>
+            <w:vAlign w:val="center"/>
+          </w:tcPr>
+          <w:p>
+            <w:pPr>
+              <w:jc w:val="center"/>
+            </w:pPr>
+            <w:r>
+              <w:rPr>
+                <w:rFonts w:ascii="DejaVu Sans" w:hAnsi="DejaVu Sans"/>
+                <w:sz w:val="12"/>
+              </w:rPr>
+              <w:t>iSAID Small Vehicle</w:t>
+            </w:r>
+          </w:p>
+        </w:tc>
+        <w:tc>
+          <w:tcPr>
+            <w:tcW w:type="dxa" w:w="2892"/>
             <w:vAlign w:val="center"/>
           </w:tcPr>
           <w:p>
@@ -5273,7 +2163,45 @@
         </w:tc>
         <w:tc>
           <w:tcPr>
-            <w:tcW w:type="dxa" w:w="2410"/>
+            <w:tcW w:type="dxa" w:w="2892"/>
+            <w:vAlign w:val="center"/>
+            <w:shd w:fill="D6DF82"/>
+          </w:tcPr>
+          <w:p>
+            <w:pPr>
+              <w:jc w:val="center"/>
+            </w:pPr>
+            <w:r>
+              <w:rPr>
+                <w:rFonts w:ascii="DejaVu Sans" w:hAnsi="DejaVu Sans"/>
+                <w:sz w:val="12"/>
+              </w:rPr>
+              <w:t>0.633</w:t>
+            </w:r>
+          </w:p>
+        </w:tc>
+        <w:tc>
+          <w:tcPr>
+            <w:tcW w:type="dxa" w:w="2892"/>
+            <w:vAlign w:val="center"/>
+            <w:shd w:fill="EDE683"/>
+          </w:tcPr>
+          <w:p>
+            <w:pPr>
+              <w:jc w:val="center"/>
+            </w:pPr>
+            <w:r>
+              <w:rPr>
+                <w:rFonts w:ascii="DejaVu Sans" w:hAnsi="DejaVu Sans"/>
+                <w:sz w:val="12"/>
+              </w:rPr>
+              <w:t>0.559</w:t>
+            </w:r>
+          </w:p>
+        </w:tc>
+        <w:tc>
+          <w:tcPr>
+            <w:tcW w:type="dxa" w:w="2892"/>
             <w:vAlign w:val="center"/>
           </w:tcPr>
           <w:p>
@@ -5285,15 +2213,133 @@
                 <w:rFonts w:ascii="DejaVu Sans" w:hAnsi="DejaVu Sans"/>
                 <w:sz w:val="12"/>
               </w:rPr>
-              <w:t>SAM3 pseudo</w:t>
+              <w:t>+0.075</w:t>
+            </w:r>
+          </w:p>
+        </w:tc>
+      </w:tr>
+    </w:tbl>
+    <w:p>
+      <w:pPr>
+        <w:pStyle w:val="Heading2"/>
+      </w:pPr>
+      <w:r>
+        <w:t>iSAID: İnsan Etiketinden Kendi Etiketine Geçince Ne Değişiyor?</w:t>
+      </w:r>
+    </w:p>
+    <w:p>
+      <w:pPr>
+        <w:spacing w:after="80"/>
+      </w:pPr>
+      <w:r>
+        <w:rPr>
+          <w:rFonts w:ascii="DejaVu Sans" w:hAnsi="DejaVu Sans"/>
+          <w:sz w:val="16"/>
+        </w:rPr>
+        <w:t>Aynı tahmin sabit tutulur; yalnız puanın hesaplandığı referans maske değişir.</w:t>
+      </w:r>
+    </w:p>
+    <w:tbl>
+      <w:tblPr>
+        <w:tblStyle w:val="TableGrid"/>
+        <w:tblW w:type="auto" w:w="0"/>
+        <w:jc w:val="center"/>
+        <w:tblLook w:firstColumn="1" w:firstRow="1" w:lastColumn="0" w:lastRow="0" w:noHBand="0" w:noVBand="1" w:val="04A0"/>
+      </w:tblPr>
+      <w:tblGrid>
+        <w:gridCol w:w="2892"/>
+        <w:gridCol w:w="2892"/>
+        <w:gridCol w:w="2892"/>
+        <w:gridCol w:w="2892"/>
+        <w:gridCol w:w="2892"/>
+      </w:tblGrid>
+      <w:tr>
+        <w:tc>
+          <w:tcPr>
+            <w:tcW w:type="dxa" w:w="2892"/>
+            <w:shd w:fill="1F4E79"/>
+          </w:tcPr>
+          <w:p>
+            <w:r>
+              <w:rPr>
+                <w:b/>
+                <w:color w:val="FFFFFF"/>
+                <w:sz w:val="13"/>
+              </w:rPr>
+              <w:t>Deney</w:t>
             </w:r>
           </w:p>
         </w:tc>
         <w:tc>
           <w:tcPr>
-            <w:tcW w:type="dxa" w:w="2410"/>
+            <w:tcW w:type="dxa" w:w="2892"/>
+            <w:shd w:fill="1F4E79"/>
+          </w:tcPr>
+          <w:p>
+            <w:r>
+              <w:rPr>
+                <w:b/>
+                <w:color w:val="FFFFFF"/>
+                <w:sz w:val="13"/>
+              </w:rPr>
+              <w:t>Model</w:t>
+            </w:r>
+          </w:p>
+        </w:tc>
+        <w:tc>
+          <w:tcPr>
+            <w:tcW w:type="dxa" w:w="2892"/>
+            <w:shd w:fill="1F4E79"/>
+          </w:tcPr>
+          <w:p>
+            <w:r>
+              <w:rPr>
+                <w:b/>
+                <w:color w:val="FFFFFF"/>
+                <w:sz w:val="13"/>
+              </w:rPr>
+              <w:t>İnsan Etiketiyle IoU</w:t>
+            </w:r>
+          </w:p>
+        </w:tc>
+        <w:tc>
+          <w:tcPr>
+            <w:tcW w:type="dxa" w:w="2892"/>
+            <w:shd w:fill="1F4E79"/>
+          </w:tcPr>
+          <w:p>
+            <w:r>
+              <w:rPr>
+                <w:b/>
+                <w:color w:val="FFFFFF"/>
+                <w:sz w:val="13"/>
+              </w:rPr>
+              <w:t>Kendi Etiketiyle IoU</w:t>
+            </w:r>
+          </w:p>
+        </w:tc>
+        <w:tc>
+          <w:tcPr>
+            <w:tcW w:type="dxa" w:w="2892"/>
+            <w:shd w:fill="1F4E79"/>
+          </w:tcPr>
+          <w:p>
+            <w:r>
+              <w:rPr>
+                <w:b/>
+                <w:color w:val="FFFFFF"/>
+                <w:sz w:val="13"/>
+              </w:rPr>
+              <w:t>Puan Değişimi</w:t>
+            </w:r>
+          </w:p>
+        </w:tc>
+      </w:tr>
+      <w:tr>
+        <w:tc>
+          <w:tcPr>
+            <w:tcW w:type="dxa" w:w="2892"/>
             <w:vAlign w:val="center"/>
-            <w:shd w:fill="BED880"/>
           </w:tcPr>
           <w:p>
             <w:pPr>
@@ -5304,13 +2350,1182 @@
                 <w:rFonts w:ascii="DejaVu Sans" w:hAnsi="DejaVu Sans"/>
                 <w:sz w:val="12"/>
               </w:rPr>
-              <w:t>0.707</w:t>
+              <w:t>iSAID Plane</w:t>
             </w:r>
           </w:p>
         </w:tc>
         <w:tc>
           <w:tcPr>
-            <w:tcW w:type="dxa" w:w="2410"/>
+            <w:tcW w:type="dxa" w:w="2892"/>
+            <w:vAlign w:val="center"/>
+          </w:tcPr>
+          <w:p>
+            <w:pPr>
+              <w:jc w:val="center"/>
+            </w:pPr>
+            <w:r>
+              <w:rPr>
+                <w:rFonts w:ascii="DejaVu Sans" w:hAnsi="DejaVu Sans"/>
+                <w:sz w:val="12"/>
+              </w:rPr>
+              <w:t>SAM1</w:t>
+            </w:r>
+          </w:p>
+        </w:tc>
+        <w:tc>
+          <w:tcPr>
+            <w:tcW w:type="dxa" w:w="2892"/>
+            <w:vAlign w:val="center"/>
+            <w:shd w:fill="E1E282"/>
+          </w:tcPr>
+          <w:p>
+            <w:pPr>
+              <w:jc w:val="center"/>
+            </w:pPr>
+            <w:r>
+              <w:rPr>
+                <w:rFonts w:ascii="DejaVu Sans" w:hAnsi="DejaVu Sans"/>
+                <w:sz w:val="12"/>
+              </w:rPr>
+              <w:t>0.597</w:t>
+            </w:r>
+          </w:p>
+        </w:tc>
+        <w:tc>
+          <w:tcPr>
+            <w:tcW w:type="dxa" w:w="2892"/>
+            <w:vAlign w:val="center"/>
+            <w:shd w:fill="8BC97D"/>
+          </w:tcPr>
+          <w:p>
+            <w:pPr>
+              <w:jc w:val="center"/>
+            </w:pPr>
+            <w:r>
+              <w:rPr>
+                <w:rFonts w:ascii="DejaVu Sans" w:hAnsi="DejaVu Sans"/>
+                <w:sz w:val="12"/>
+              </w:rPr>
+              <w:t>0.873</w:t>
+            </w:r>
+          </w:p>
+        </w:tc>
+        <w:tc>
+          <w:tcPr>
+            <w:tcW w:type="dxa" w:w="2892"/>
+            <w:vAlign w:val="center"/>
+          </w:tcPr>
+          <w:p>
+            <w:pPr>
+              <w:jc w:val="center"/>
+            </w:pPr>
+            <w:r>
+              <w:rPr>
+                <w:rFonts w:ascii="DejaVu Sans" w:hAnsi="DejaVu Sans"/>
+                <w:sz w:val="12"/>
+              </w:rPr>
+              <w:t>+0.276</w:t>
+            </w:r>
+          </w:p>
+        </w:tc>
+      </w:tr>
+      <w:tr>
+        <w:tc>
+          <w:tcPr>
+            <w:tcW w:type="dxa" w:w="2892"/>
+            <w:vAlign w:val="center"/>
+          </w:tcPr>
+          <w:p>
+            <w:pPr>
+              <w:jc w:val="center"/>
+            </w:pPr>
+            <w:r>
+              <w:rPr>
+                <w:rFonts w:ascii="DejaVu Sans" w:hAnsi="DejaVu Sans"/>
+                <w:sz w:val="12"/>
+              </w:rPr>
+              <w:t>iSAID Plane</w:t>
+            </w:r>
+          </w:p>
+        </w:tc>
+        <w:tc>
+          <w:tcPr>
+            <w:tcW w:type="dxa" w:w="2892"/>
+            <w:vAlign w:val="center"/>
+          </w:tcPr>
+          <w:p>
+            <w:pPr>
+              <w:jc w:val="center"/>
+            </w:pPr>
+            <w:r>
+              <w:rPr>
+                <w:rFonts w:ascii="DejaVu Sans" w:hAnsi="DejaVu Sans"/>
+                <w:sz w:val="12"/>
+              </w:rPr>
+              <w:t>SAM2</w:t>
+            </w:r>
+          </w:p>
+        </w:tc>
+        <w:tc>
+          <w:tcPr>
+            <w:tcW w:type="dxa" w:w="2892"/>
+            <w:vAlign w:val="center"/>
+            <w:shd w:fill="E8E483"/>
+          </w:tcPr>
+          <w:p>
+            <w:pPr>
+              <w:jc w:val="center"/>
+            </w:pPr>
+            <w:r>
+              <w:rPr>
+                <w:rFonts w:ascii="DejaVu Sans" w:hAnsi="DejaVu Sans"/>
+                <w:sz w:val="12"/>
+              </w:rPr>
+              <w:t>0.574</w:t>
+            </w:r>
+          </w:p>
+        </w:tc>
+        <w:tc>
+          <w:tcPr>
+            <w:tcW w:type="dxa" w:w="2892"/>
+            <w:vAlign w:val="center"/>
+            <w:shd w:fill="91CB7E"/>
+          </w:tcPr>
+          <w:p>
+            <w:pPr>
+              <w:jc w:val="center"/>
+            </w:pPr>
+            <w:r>
+              <w:rPr>
+                <w:rFonts w:ascii="DejaVu Sans" w:hAnsi="DejaVu Sans"/>
+                <w:sz w:val="12"/>
+              </w:rPr>
+              <w:t>0.853</w:t>
+            </w:r>
+          </w:p>
+        </w:tc>
+        <w:tc>
+          <w:tcPr>
+            <w:tcW w:type="dxa" w:w="2892"/>
+            <w:vAlign w:val="center"/>
+          </w:tcPr>
+          <w:p>
+            <w:pPr>
+              <w:jc w:val="center"/>
+            </w:pPr>
+            <w:r>
+              <w:rPr>
+                <w:rFonts w:ascii="DejaVu Sans" w:hAnsi="DejaVu Sans"/>
+                <w:sz w:val="12"/>
+              </w:rPr>
+              <w:t>+0.279</w:t>
+            </w:r>
+          </w:p>
+        </w:tc>
+      </w:tr>
+      <w:tr>
+        <w:tc>
+          <w:tcPr>
+            <w:tcW w:type="dxa" w:w="2892"/>
+            <w:vAlign w:val="center"/>
+          </w:tcPr>
+          <w:p>
+            <w:pPr>
+              <w:jc w:val="center"/>
+            </w:pPr>
+            <w:r>
+              <w:rPr>
+                <w:rFonts w:ascii="DejaVu Sans" w:hAnsi="DejaVu Sans"/>
+                <w:sz w:val="12"/>
+              </w:rPr>
+              <w:t>iSAID Plane</w:t>
+            </w:r>
+          </w:p>
+        </w:tc>
+        <w:tc>
+          <w:tcPr>
+            <w:tcW w:type="dxa" w:w="2892"/>
+            <w:vAlign w:val="center"/>
+          </w:tcPr>
+          <w:p>
+            <w:pPr>
+              <w:jc w:val="center"/>
+            </w:pPr>
+            <w:r>
+              <w:rPr>
+                <w:rFonts w:ascii="DejaVu Sans" w:hAnsi="DejaVu Sans"/>
+                <w:sz w:val="12"/>
+              </w:rPr>
+              <w:t>SAM3</w:t>
+            </w:r>
+          </w:p>
+        </w:tc>
+        <w:tc>
+          <w:tcPr>
+            <w:tcW w:type="dxa" w:w="2892"/>
+            <w:vAlign w:val="center"/>
+            <w:shd w:fill="D4DF82"/>
+          </w:tcPr>
+          <w:p>
+            <w:pPr>
+              <w:jc w:val="center"/>
+            </w:pPr>
+            <w:r>
+              <w:rPr>
+                <w:rFonts w:ascii="DejaVu Sans" w:hAnsi="DejaVu Sans"/>
+                <w:sz w:val="12"/>
+              </w:rPr>
+              <w:t>0.638</w:t>
+            </w:r>
+          </w:p>
+        </w:tc>
+        <w:tc>
+          <w:tcPr>
+            <w:tcW w:type="dxa" w:w="2892"/>
+            <w:vAlign w:val="center"/>
+            <w:shd w:fill="8ECA7D"/>
+          </w:tcPr>
+          <w:p>
+            <w:pPr>
+              <w:jc w:val="center"/>
+            </w:pPr>
+            <w:r>
+              <w:rPr>
+                <w:rFonts w:ascii="DejaVu Sans" w:hAnsi="DejaVu Sans"/>
+                <w:sz w:val="12"/>
+              </w:rPr>
+              <w:t>0.863</w:t>
+            </w:r>
+          </w:p>
+        </w:tc>
+        <w:tc>
+          <w:tcPr>
+            <w:tcW w:type="dxa" w:w="2892"/>
+            <w:vAlign w:val="center"/>
+          </w:tcPr>
+          <w:p>
+            <w:pPr>
+              <w:jc w:val="center"/>
+            </w:pPr>
+            <w:r>
+              <w:rPr>
+                <w:rFonts w:ascii="DejaVu Sans" w:hAnsi="DejaVu Sans"/>
+                <w:sz w:val="12"/>
+              </w:rPr>
+              <w:t>+0.224</w:t>
+            </w:r>
+          </w:p>
+        </w:tc>
+      </w:tr>
+      <w:tr>
+        <w:tc>
+          <w:tcPr>
+            <w:tcW w:type="dxa" w:w="2892"/>
+            <w:vAlign w:val="center"/>
+          </w:tcPr>
+          <w:p>
+            <w:pPr>
+              <w:jc w:val="center"/>
+            </w:pPr>
+            <w:r>
+              <w:rPr>
+                <w:rFonts w:ascii="DejaVu Sans" w:hAnsi="DejaVu Sans"/>
+                <w:sz w:val="12"/>
+              </w:rPr>
+              <w:t>iSAID Small Vehicle</w:t>
+            </w:r>
+          </w:p>
+        </w:tc>
+        <w:tc>
+          <w:tcPr>
+            <w:tcW w:type="dxa" w:w="2892"/>
+            <w:vAlign w:val="center"/>
+          </w:tcPr>
+          <w:p>
+            <w:pPr>
+              <w:jc w:val="center"/>
+            </w:pPr>
+            <w:r>
+              <w:rPr>
+                <w:rFonts w:ascii="DejaVu Sans" w:hAnsi="DejaVu Sans"/>
+                <w:sz w:val="12"/>
+              </w:rPr>
+              <w:t>SAM1</w:t>
+            </w:r>
+          </w:p>
+        </w:tc>
+        <w:tc>
+          <w:tcPr>
+            <w:tcW w:type="dxa" w:w="2892"/>
+            <w:vAlign w:val="center"/>
+            <w:shd w:fill="FFE583"/>
+          </w:tcPr>
+          <w:p>
+            <w:pPr>
+              <w:jc w:val="center"/>
+            </w:pPr>
+            <w:r>
+              <w:rPr>
+                <w:rFonts w:ascii="DejaVu Sans" w:hAnsi="DejaVu Sans"/>
+                <w:sz w:val="12"/>
+              </w:rPr>
+              <w:t>0.478</w:t>
+            </w:r>
+          </w:p>
+        </w:tc>
+        <w:tc>
+          <w:tcPr>
+            <w:tcW w:type="dxa" w:w="2892"/>
+            <w:vAlign w:val="center"/>
+            <w:shd w:fill="CFDD81"/>
+          </w:tcPr>
+          <w:p>
+            <w:pPr>
+              <w:jc w:val="center"/>
+            </w:pPr>
+            <w:r>
+              <w:rPr>
+                <w:rFonts w:ascii="DejaVu Sans" w:hAnsi="DejaVu Sans"/>
+                <w:sz w:val="12"/>
+              </w:rPr>
+              <w:t>0.654</w:t>
+            </w:r>
+          </w:p>
+        </w:tc>
+        <w:tc>
+          <w:tcPr>
+            <w:tcW w:type="dxa" w:w="2892"/>
+            <w:vAlign w:val="center"/>
+          </w:tcPr>
+          <w:p>
+            <w:pPr>
+              <w:jc w:val="center"/>
+            </w:pPr>
+            <w:r>
+              <w:rPr>
+                <w:rFonts w:ascii="DejaVu Sans" w:hAnsi="DejaVu Sans"/>
+                <w:sz w:val="12"/>
+              </w:rPr>
+              <w:t>+0.176</w:t>
+            </w:r>
+          </w:p>
+        </w:tc>
+      </w:tr>
+      <w:tr>
+        <w:tc>
+          <w:tcPr>
+            <w:tcW w:type="dxa" w:w="2892"/>
+            <w:vAlign w:val="center"/>
+          </w:tcPr>
+          <w:p>
+            <w:pPr>
+              <w:jc w:val="center"/>
+            </w:pPr>
+            <w:r>
+              <w:rPr>
+                <w:rFonts w:ascii="DejaVu Sans" w:hAnsi="DejaVu Sans"/>
+                <w:sz w:val="12"/>
+              </w:rPr>
+              <w:t>iSAID Small Vehicle</w:t>
+            </w:r>
+          </w:p>
+        </w:tc>
+        <w:tc>
+          <w:tcPr>
+            <w:tcW w:type="dxa" w:w="2892"/>
+            <w:vAlign w:val="center"/>
+          </w:tcPr>
+          <w:p>
+            <w:pPr>
+              <w:jc w:val="center"/>
+            </w:pPr>
+            <w:r>
+              <w:rPr>
+                <w:rFonts w:ascii="DejaVu Sans" w:hAnsi="DejaVu Sans"/>
+                <w:sz w:val="12"/>
+              </w:rPr>
+              <w:t>SAM2</w:t>
+            </w:r>
+          </w:p>
+        </w:tc>
+        <w:tc>
+          <w:tcPr>
+            <w:tcW w:type="dxa" w:w="2892"/>
+            <w:vAlign w:val="center"/>
+            <w:shd w:fill="FEE182"/>
+          </w:tcPr>
+          <w:p>
+            <w:pPr>
+              <w:jc w:val="center"/>
+            </w:pPr>
+            <w:r>
+              <w:rPr>
+                <w:rFonts w:ascii="DejaVu Sans" w:hAnsi="DejaVu Sans"/>
+                <w:sz w:val="12"/>
+              </w:rPr>
+              <w:t>0.461</w:t>
+            </w:r>
+          </w:p>
+        </w:tc>
+        <w:tc>
+          <w:tcPr>
+            <w:tcW w:type="dxa" w:w="2892"/>
+            <w:vAlign w:val="center"/>
+            <w:shd w:fill="D8E082"/>
+          </w:tcPr>
+          <w:p>
+            <w:pPr>
+              <w:jc w:val="center"/>
+            </w:pPr>
+            <w:r>
+              <w:rPr>
+                <w:rFonts w:ascii="DejaVu Sans" w:hAnsi="DejaVu Sans"/>
+                <w:sz w:val="12"/>
+              </w:rPr>
+              <w:t>0.624</w:t>
+            </w:r>
+          </w:p>
+        </w:tc>
+        <w:tc>
+          <w:tcPr>
+            <w:tcW w:type="dxa" w:w="2892"/>
+            <w:vAlign w:val="center"/>
+          </w:tcPr>
+          <w:p>
+            <w:pPr>
+              <w:jc w:val="center"/>
+            </w:pPr>
+            <w:r>
+              <w:rPr>
+                <w:rFonts w:ascii="DejaVu Sans" w:hAnsi="DejaVu Sans"/>
+                <w:sz w:val="12"/>
+              </w:rPr>
+              <w:t>+0.163</w:t>
+            </w:r>
+          </w:p>
+        </w:tc>
+      </w:tr>
+      <w:tr>
+        <w:tc>
+          <w:tcPr>
+            <w:tcW w:type="dxa" w:w="2892"/>
+            <w:vAlign w:val="center"/>
+          </w:tcPr>
+          <w:p>
+            <w:pPr>
+              <w:jc w:val="center"/>
+            </w:pPr>
+            <w:r>
+              <w:rPr>
+                <w:rFonts w:ascii="DejaVu Sans" w:hAnsi="DejaVu Sans"/>
+                <w:sz w:val="12"/>
+              </w:rPr>
+              <w:t>iSAID Small Vehicle</w:t>
+            </w:r>
+          </w:p>
+        </w:tc>
+        <w:tc>
+          <w:tcPr>
+            <w:tcW w:type="dxa" w:w="2892"/>
+            <w:vAlign w:val="center"/>
+          </w:tcPr>
+          <w:p>
+            <w:pPr>
+              <w:jc w:val="center"/>
+            </w:pPr>
+            <w:r>
+              <w:rPr>
+                <w:rFonts w:ascii="DejaVu Sans" w:hAnsi="DejaVu Sans"/>
+                <w:sz w:val="12"/>
+              </w:rPr>
+              <w:t>SAM3</w:t>
+            </w:r>
+          </w:p>
+        </w:tc>
+        <w:tc>
+          <w:tcPr>
+            <w:tcW w:type="dxa" w:w="2892"/>
+            <w:vAlign w:val="center"/>
+            <w:shd w:fill="FFE984"/>
+          </w:tcPr>
+          <w:p>
+            <w:pPr>
+              <w:jc w:val="center"/>
+            </w:pPr>
+            <w:r>
+              <w:rPr>
+                <w:rFonts w:ascii="DejaVu Sans" w:hAnsi="DejaVu Sans"/>
+                <w:sz w:val="12"/>
+              </w:rPr>
+              <w:t>0.491</w:t>
+            </w:r>
+          </w:p>
+        </w:tc>
+        <w:tc>
+          <w:tcPr>
+            <w:tcW w:type="dxa" w:w="2892"/>
+            <w:vAlign w:val="center"/>
+            <w:shd w:fill="D6DF82"/>
+          </w:tcPr>
+          <w:p>
+            <w:pPr>
+              <w:jc w:val="center"/>
+            </w:pPr>
+            <w:r>
+              <w:rPr>
+                <w:rFonts w:ascii="DejaVu Sans" w:hAnsi="DejaVu Sans"/>
+                <w:sz w:val="12"/>
+              </w:rPr>
+              <w:t>0.633</w:t>
+            </w:r>
+          </w:p>
+        </w:tc>
+        <w:tc>
+          <w:tcPr>
+            <w:tcW w:type="dxa" w:w="2892"/>
+            <w:vAlign w:val="center"/>
+          </w:tcPr>
+          <w:p>
+            <w:pPr>
+              <w:jc w:val="center"/>
+            </w:pPr>
+            <w:r>
+              <w:rPr>
+                <w:rFonts w:ascii="DejaVu Sans" w:hAnsi="DejaVu Sans"/>
+                <w:sz w:val="12"/>
+              </w:rPr>
+              <w:t>+0.142</w:t>
+            </w:r>
+          </w:p>
+        </w:tc>
+      </w:tr>
+    </w:tbl>
+    <w:p>
+      <w:pPr>
+        <w:pStyle w:val="Heading2"/>
+      </w:pPr>
+      <w:r>
+        <w:t>SAMRS: Model Kendi Etiketiyle Ne Kadar Ek Puan Alıyor?</w:t>
+      </w:r>
+    </w:p>
+    <w:p>
+      <w:pPr>
+        <w:spacing w:after="80"/>
+      </w:pPr>
+      <w:r>
+        <w:rPr>
+          <w:rFonts w:ascii="DejaVu Sans" w:hAnsi="DejaVu Sans"/>
+          <w:sz w:val="16"/>
+        </w:rPr>
+        <w:t>Ek IoU = kendi etiketindeki IoU − diğer iki SAM etiketindeki ortalama IoU.</w:t>
+      </w:r>
+    </w:p>
+    <w:tbl>
+      <w:tblPr>
+        <w:tblStyle w:val="TableGrid"/>
+        <w:tblW w:type="auto" w:w="0"/>
+        <w:jc w:val="center"/>
+        <w:tblLook w:firstColumn="1" w:firstRow="1" w:lastColumn="0" w:lastRow="0" w:noHBand="0" w:noVBand="1" w:val="04A0"/>
+      </w:tblPr>
+      <w:tblGrid>
+        <w:gridCol w:w="2892"/>
+        <w:gridCol w:w="2892"/>
+        <w:gridCol w:w="2892"/>
+        <w:gridCol w:w="2892"/>
+        <w:gridCol w:w="2892"/>
+      </w:tblGrid>
+      <w:tr>
+        <w:tc>
+          <w:tcPr>
+            <w:tcW w:type="dxa" w:w="2892"/>
+            <w:shd w:fill="1F4E79"/>
+          </w:tcPr>
+          <w:p>
+            <w:r>
+              <w:rPr>
+                <w:b/>
+                <w:color w:val="FFFFFF"/>
+                <w:sz w:val="13"/>
+              </w:rPr>
+              <w:t>Deney</w:t>
+            </w:r>
+          </w:p>
+        </w:tc>
+        <w:tc>
+          <w:tcPr>
+            <w:tcW w:type="dxa" w:w="2892"/>
+            <w:shd w:fill="1F4E79"/>
+          </w:tcPr>
+          <w:p>
+            <w:r>
+              <w:rPr>
+                <w:b/>
+                <w:color w:val="FFFFFF"/>
+                <w:sz w:val="13"/>
+              </w:rPr>
+              <w:t>Model</w:t>
+            </w:r>
+          </w:p>
+        </w:tc>
+        <w:tc>
+          <w:tcPr>
+            <w:tcW w:type="dxa" w:w="2892"/>
+            <w:shd w:fill="1F4E79"/>
+          </w:tcPr>
+          <w:p>
+            <w:r>
+              <w:rPr>
+                <w:b/>
+                <w:color w:val="FFFFFF"/>
+                <w:sz w:val="13"/>
+              </w:rPr>
+              <w:t>Kendi Etiketiyle IoU</w:t>
+            </w:r>
+          </w:p>
+        </w:tc>
+        <w:tc>
+          <w:tcPr>
+            <w:tcW w:type="dxa" w:w="2892"/>
+            <w:shd w:fill="1F4E79"/>
+          </w:tcPr>
+          <w:p>
+            <w:r>
+              <w:rPr>
+                <w:b/>
+                <w:color w:val="FFFFFF"/>
+                <w:sz w:val="13"/>
+              </w:rPr>
+              <w:t>Diğer SAM Etiketleriyle Ortalama IoU</w:t>
+            </w:r>
+          </w:p>
+        </w:tc>
+        <w:tc>
+          <w:tcPr>
+            <w:tcW w:type="dxa" w:w="2892"/>
+            <w:shd w:fill="1F4E79"/>
+          </w:tcPr>
+          <w:p>
+            <w:r>
+              <w:rPr>
+                <w:b/>
+                <w:color w:val="FFFFFF"/>
+                <w:sz w:val="13"/>
+              </w:rPr>
+              <w:t>Ek IoU</w:t>
+            </w:r>
+          </w:p>
+        </w:tc>
+      </w:tr>
+      <w:tr>
+        <w:tc>
+          <w:tcPr>
+            <w:tcW w:type="dxa" w:w="2892"/>
+            <w:vAlign w:val="center"/>
+          </w:tcPr>
+          <w:p>
+            <w:pPr>
+              <w:jc w:val="center"/>
+            </w:pPr>
+            <w:r>
+              <w:rPr>
+                <w:rFonts w:ascii="DejaVu Sans" w:hAnsi="DejaVu Sans"/>
+                <w:sz w:val="12"/>
+              </w:rPr>
+              <w:t>SAMRS SOTA Plane</w:t>
+            </w:r>
+          </w:p>
+        </w:tc>
+        <w:tc>
+          <w:tcPr>
+            <w:tcW w:type="dxa" w:w="2892"/>
+            <w:vAlign w:val="center"/>
+          </w:tcPr>
+          <w:p>
+            <w:pPr>
+              <w:jc w:val="center"/>
+            </w:pPr>
+            <w:r>
+              <w:rPr>
+                <w:rFonts w:ascii="DejaVu Sans" w:hAnsi="DejaVu Sans"/>
+                <w:sz w:val="12"/>
+              </w:rPr>
+              <w:t>SAM1</w:t>
+            </w:r>
+          </w:p>
+        </w:tc>
+        <w:tc>
+          <w:tcPr>
+            <w:tcW w:type="dxa" w:w="2892"/>
+            <w:vAlign w:val="center"/>
+            <w:shd w:fill="9CCE7E"/>
+          </w:tcPr>
+          <w:p>
+            <w:pPr>
+              <w:jc w:val="center"/>
+            </w:pPr>
+            <w:r>
+              <w:rPr>
+                <w:rFonts w:ascii="DejaVu Sans" w:hAnsi="DejaVu Sans"/>
+                <w:sz w:val="12"/>
+              </w:rPr>
+              <w:t>0.818</w:t>
+            </w:r>
+          </w:p>
+        </w:tc>
+        <w:tc>
+          <w:tcPr>
+            <w:tcW w:type="dxa" w:w="2892"/>
+            <w:vAlign w:val="center"/>
+            <w:shd w:fill="C5DA81"/>
+          </w:tcPr>
+          <w:p>
+            <w:pPr>
+              <w:jc w:val="center"/>
+            </w:pPr>
+            <w:r>
+              <w:rPr>
+                <w:rFonts w:ascii="DejaVu Sans" w:hAnsi="DejaVu Sans"/>
+                <w:sz w:val="12"/>
+              </w:rPr>
+              <w:t>0.685</w:t>
+            </w:r>
+          </w:p>
+        </w:tc>
+        <w:tc>
+          <w:tcPr>
+            <w:tcW w:type="dxa" w:w="2892"/>
+            <w:vAlign w:val="center"/>
+          </w:tcPr>
+          <w:p>
+            <w:pPr>
+              <w:jc w:val="center"/>
+            </w:pPr>
+            <w:r>
+              <w:rPr>
+                <w:rFonts w:ascii="DejaVu Sans" w:hAnsi="DejaVu Sans"/>
+                <w:sz w:val="12"/>
+              </w:rPr>
+              <w:t>+0.133</w:t>
+            </w:r>
+          </w:p>
+        </w:tc>
+      </w:tr>
+      <w:tr>
+        <w:tc>
+          <w:tcPr>
+            <w:tcW w:type="dxa" w:w="2892"/>
+            <w:vAlign w:val="center"/>
+          </w:tcPr>
+          <w:p>
+            <w:pPr>
+              <w:jc w:val="center"/>
+            </w:pPr>
+            <w:r>
+              <w:rPr>
+                <w:rFonts w:ascii="DejaVu Sans" w:hAnsi="DejaVu Sans"/>
+                <w:sz w:val="12"/>
+              </w:rPr>
+              <w:t>SAMRS SOTA Plane</w:t>
+            </w:r>
+          </w:p>
+        </w:tc>
+        <w:tc>
+          <w:tcPr>
+            <w:tcW w:type="dxa" w:w="2892"/>
+            <w:vAlign w:val="center"/>
+          </w:tcPr>
+          <w:p>
+            <w:pPr>
+              <w:jc w:val="center"/>
+            </w:pPr>
+            <w:r>
+              <w:rPr>
+                <w:rFonts w:ascii="DejaVu Sans" w:hAnsi="DejaVu Sans"/>
+                <w:sz w:val="12"/>
+              </w:rPr>
+              <w:t>SAM2</w:t>
+            </w:r>
+          </w:p>
+        </w:tc>
+        <w:tc>
+          <w:tcPr>
+            <w:tcW w:type="dxa" w:w="2892"/>
+            <w:vAlign w:val="center"/>
+            <w:shd w:fill="A6D17F"/>
+          </w:tcPr>
+          <w:p>
+            <w:pPr>
+              <w:jc w:val="center"/>
+            </w:pPr>
+            <w:r>
+              <w:rPr>
+                <w:rFonts w:ascii="DejaVu Sans" w:hAnsi="DejaVu Sans"/>
+                <w:sz w:val="12"/>
+              </w:rPr>
+              <w:t>0.785</w:t>
+            </w:r>
+          </w:p>
+        </w:tc>
+        <w:tc>
+          <w:tcPr>
+            <w:tcW w:type="dxa" w:w="2892"/>
+            <w:vAlign w:val="center"/>
+            <w:shd w:fill="CCDC81"/>
+          </w:tcPr>
+          <w:p>
+            <w:pPr>
+              <w:jc w:val="center"/>
+            </w:pPr>
+            <w:r>
+              <w:rPr>
+                <w:rFonts w:ascii="DejaVu Sans" w:hAnsi="DejaVu Sans"/>
+                <w:sz w:val="12"/>
+              </w:rPr>
+              <w:t>0.663</w:t>
+            </w:r>
+          </w:p>
+        </w:tc>
+        <w:tc>
+          <w:tcPr>
+            <w:tcW w:type="dxa" w:w="2892"/>
+            <w:vAlign w:val="center"/>
+          </w:tcPr>
+          <w:p>
+            <w:pPr>
+              <w:jc w:val="center"/>
+            </w:pPr>
+            <w:r>
+              <w:rPr>
+                <w:rFonts w:ascii="DejaVu Sans" w:hAnsi="DejaVu Sans"/>
+                <w:sz w:val="12"/>
+              </w:rPr>
+              <w:t>+0.122</w:t>
+            </w:r>
+          </w:p>
+        </w:tc>
+      </w:tr>
+      <w:tr>
+        <w:tc>
+          <w:tcPr>
+            <w:tcW w:type="dxa" w:w="2892"/>
+            <w:vAlign w:val="center"/>
+          </w:tcPr>
+          <w:p>
+            <w:pPr>
+              <w:jc w:val="center"/>
+            </w:pPr>
+            <w:r>
+              <w:rPr>
+                <w:rFonts w:ascii="DejaVu Sans" w:hAnsi="DejaVu Sans"/>
+                <w:sz w:val="12"/>
+              </w:rPr>
+              <w:t>SAMRS SOTA Plane</w:t>
+            </w:r>
+          </w:p>
+        </w:tc>
+        <w:tc>
+          <w:tcPr>
+            <w:tcW w:type="dxa" w:w="2892"/>
+            <w:vAlign w:val="center"/>
+          </w:tcPr>
+          <w:p>
+            <w:pPr>
+              <w:jc w:val="center"/>
+            </w:pPr>
+            <w:r>
+              <w:rPr>
+                <w:rFonts w:ascii="DejaVu Sans" w:hAnsi="DejaVu Sans"/>
+                <w:sz w:val="12"/>
+              </w:rPr>
+              <w:t>SAM3</w:t>
+            </w:r>
+          </w:p>
+        </w:tc>
+        <w:tc>
+          <w:tcPr>
+            <w:tcW w:type="dxa" w:w="2892"/>
+            <w:vAlign w:val="center"/>
+            <w:shd w:fill="A2D07F"/>
+          </w:tcPr>
+          <w:p>
+            <w:pPr>
+              <w:jc w:val="center"/>
+            </w:pPr>
+            <w:r>
+              <w:rPr>
+                <w:rFonts w:ascii="DejaVu Sans" w:hAnsi="DejaVu Sans"/>
+                <w:sz w:val="12"/>
+              </w:rPr>
+              <w:t>0.799</w:t>
+            </w:r>
+          </w:p>
+        </w:tc>
+        <w:tc>
+          <w:tcPr>
+            <w:tcW w:type="dxa" w:w="2892"/>
+            <w:vAlign w:val="center"/>
+            <w:shd w:fill="CBDC81"/>
+          </w:tcPr>
+          <w:p>
+            <w:pPr>
+              <w:jc w:val="center"/>
+            </w:pPr>
+            <w:r>
+              <w:rPr>
+                <w:rFonts w:ascii="DejaVu Sans" w:hAnsi="DejaVu Sans"/>
+                <w:sz w:val="12"/>
+              </w:rPr>
+              <w:t>0.667</w:t>
+            </w:r>
+          </w:p>
+        </w:tc>
+        <w:tc>
+          <w:tcPr>
+            <w:tcW w:type="dxa" w:w="2892"/>
+            <w:vAlign w:val="center"/>
+          </w:tcPr>
+          <w:p>
+            <w:pPr>
+              <w:jc w:val="center"/>
+            </w:pPr>
+            <w:r>
+              <w:rPr>
+                <w:rFonts w:ascii="DejaVu Sans" w:hAnsi="DejaVu Sans"/>
+                <w:sz w:val="12"/>
+              </w:rPr>
+              <w:t>+0.132</w:t>
+            </w:r>
+          </w:p>
+        </w:tc>
+      </w:tr>
+      <w:tr>
+        <w:tc>
+          <w:tcPr>
+            <w:tcW w:type="dxa" w:w="2892"/>
+            <w:vAlign w:val="center"/>
+          </w:tcPr>
+          <w:p>
+            <w:pPr>
+              <w:jc w:val="center"/>
+            </w:pPr>
+            <w:r>
+              <w:rPr>
+                <w:rFonts w:ascii="DejaVu Sans" w:hAnsi="DejaVu Sans"/>
+                <w:sz w:val="12"/>
+              </w:rPr>
+              <w:t>SAMRS SOTA Small Vehicle</w:t>
+            </w:r>
+          </w:p>
+        </w:tc>
+        <w:tc>
+          <w:tcPr>
+            <w:tcW w:type="dxa" w:w="2892"/>
+            <w:vAlign w:val="center"/>
+          </w:tcPr>
+          <w:p>
+            <w:pPr>
+              <w:jc w:val="center"/>
+            </w:pPr>
+            <w:r>
+              <w:rPr>
+                <w:rFonts w:ascii="DejaVu Sans" w:hAnsi="DejaVu Sans"/>
+                <w:sz w:val="12"/>
+              </w:rPr>
+              <w:t>SAM1</w:t>
+            </w:r>
+          </w:p>
+        </w:tc>
+        <w:tc>
+          <w:tcPr>
+            <w:tcW w:type="dxa" w:w="2892"/>
+            <w:vAlign w:val="center"/>
+            <w:shd w:fill="A7D27F"/>
+          </w:tcPr>
+          <w:p>
+            <w:pPr>
+              <w:jc w:val="center"/>
+            </w:pPr>
+            <w:r>
+              <w:rPr>
+                <w:rFonts w:ascii="DejaVu Sans" w:hAnsi="DejaVu Sans"/>
+                <w:sz w:val="12"/>
+              </w:rPr>
+              <w:t>0.782</w:t>
+            </w:r>
+          </w:p>
+        </w:tc>
+        <w:tc>
+          <w:tcPr>
+            <w:tcW w:type="dxa" w:w="2892"/>
+            <w:vAlign w:val="center"/>
+            <w:shd w:fill="C0D980"/>
+          </w:tcPr>
+          <w:p>
+            <w:pPr>
+              <w:jc w:val="center"/>
+            </w:pPr>
+            <w:r>
+              <w:rPr>
+                <w:rFonts w:ascii="DejaVu Sans" w:hAnsi="DejaVu Sans"/>
+                <w:sz w:val="12"/>
+              </w:rPr>
+              <w:t>0.701</w:t>
+            </w:r>
+          </w:p>
+        </w:tc>
+        <w:tc>
+          <w:tcPr>
+            <w:tcW w:type="dxa" w:w="2892"/>
+            <w:vAlign w:val="center"/>
+          </w:tcPr>
+          <w:p>
+            <w:pPr>
+              <w:jc w:val="center"/>
+            </w:pPr>
+            <w:r>
+              <w:rPr>
+                <w:rFonts w:ascii="DejaVu Sans" w:hAnsi="DejaVu Sans"/>
+                <w:sz w:val="12"/>
+              </w:rPr>
+              <w:t>+0.081</w:t>
+            </w:r>
+          </w:p>
+        </w:tc>
+      </w:tr>
+      <w:tr>
+        <w:tc>
+          <w:tcPr>
+            <w:tcW w:type="dxa" w:w="2892"/>
+            <w:vAlign w:val="center"/>
+          </w:tcPr>
+          <w:p>
+            <w:pPr>
+              <w:jc w:val="center"/>
+            </w:pPr>
+            <w:r>
+              <w:rPr>
+                <w:rFonts w:ascii="DejaVu Sans" w:hAnsi="DejaVu Sans"/>
+                <w:sz w:val="12"/>
+              </w:rPr>
+              <w:t>SAMRS SOTA Small Vehicle</w:t>
+            </w:r>
+          </w:p>
+        </w:tc>
+        <w:tc>
+          <w:tcPr>
+            <w:tcW w:type="dxa" w:w="2892"/>
+            <w:vAlign w:val="center"/>
+          </w:tcPr>
+          <w:p>
+            <w:pPr>
+              <w:jc w:val="center"/>
+            </w:pPr>
+            <w:r>
+              <w:rPr>
+                <w:rFonts w:ascii="DejaVu Sans" w:hAnsi="DejaVu Sans"/>
+                <w:sz w:val="12"/>
+              </w:rPr>
+              <w:t>SAM2</w:t>
+            </w:r>
+          </w:p>
+        </w:tc>
+        <w:tc>
+          <w:tcPr>
+            <w:tcW w:type="dxa" w:w="2892"/>
+            <w:vAlign w:val="center"/>
+            <w:shd w:fill="B1D580"/>
+          </w:tcPr>
+          <w:p>
+            <w:pPr>
+              <w:jc w:val="center"/>
+            </w:pPr>
+            <w:r>
+              <w:rPr>
+                <w:rFonts w:ascii="DejaVu Sans" w:hAnsi="DejaVu Sans"/>
+                <w:sz w:val="12"/>
+              </w:rPr>
+              <w:t>0.749</w:t>
+            </w:r>
+          </w:p>
+        </w:tc>
+        <w:tc>
+          <w:tcPr>
+            <w:tcW w:type="dxa" w:w="2892"/>
+            <w:vAlign w:val="center"/>
+            <w:shd w:fill="BFD880"/>
+          </w:tcPr>
+          <w:p>
+            <w:pPr>
+              <w:jc w:val="center"/>
+            </w:pPr>
+            <w:r>
+              <w:rPr>
+                <w:rFonts w:ascii="DejaVu Sans" w:hAnsi="DejaVu Sans"/>
+                <w:sz w:val="12"/>
+              </w:rPr>
+              <w:t>0.706</w:t>
+            </w:r>
+          </w:p>
+        </w:tc>
+        <w:tc>
+          <w:tcPr>
+            <w:tcW w:type="dxa" w:w="2892"/>
+            <w:vAlign w:val="center"/>
+          </w:tcPr>
+          <w:p>
+            <w:pPr>
+              <w:jc w:val="center"/>
+            </w:pPr>
+            <w:r>
+              <w:rPr>
+                <w:rFonts w:ascii="DejaVu Sans" w:hAnsi="DejaVu Sans"/>
+                <w:sz w:val="12"/>
+              </w:rPr>
+              <w:t>+0.043</w:t>
+            </w:r>
+          </w:p>
+        </w:tc>
+      </w:tr>
+      <w:tr>
+        <w:tc>
+          <w:tcPr>
+            <w:tcW w:type="dxa" w:w="2892"/>
+            <w:vAlign w:val="center"/>
+          </w:tcPr>
+          <w:p>
+            <w:pPr>
+              <w:jc w:val="center"/>
+            </w:pPr>
+            <w:r>
+              <w:rPr>
+                <w:rFonts w:ascii="DejaVu Sans" w:hAnsi="DejaVu Sans"/>
+                <w:sz w:val="12"/>
+              </w:rPr>
+              <w:t>SAMRS SOTA Small Vehicle</w:t>
+            </w:r>
+          </w:p>
+        </w:tc>
+        <w:tc>
+          <w:tcPr>
+            <w:tcW w:type="dxa" w:w="2892"/>
+            <w:vAlign w:val="center"/>
+          </w:tcPr>
+          <w:p>
+            <w:pPr>
+              <w:jc w:val="center"/>
+            </w:pPr>
+            <w:r>
+              <w:rPr>
+                <w:rFonts w:ascii="DejaVu Sans" w:hAnsi="DejaVu Sans"/>
+                <w:sz w:val="12"/>
+              </w:rPr>
+              <w:t>SAM3</w:t>
+            </w:r>
+          </w:p>
+        </w:tc>
+        <w:tc>
+          <w:tcPr>
+            <w:tcW w:type="dxa" w:w="2892"/>
             <w:vAlign w:val="center"/>
             <w:shd w:fill="AED47F"/>
           </w:tcPr>
@@ -5329,7 +3544,26 @@
         </w:tc>
         <w:tc>
           <w:tcPr>
-            <w:tcW w:type="dxa" w:w="2410"/>
+            <w:tcW w:type="dxa" w:w="2892"/>
+            <w:vAlign w:val="center"/>
+            <w:shd w:fill="C1D980"/>
+          </w:tcPr>
+          <w:p>
+            <w:pPr>
+              <w:jc w:val="center"/>
+            </w:pPr>
+            <w:r>
+              <w:rPr>
+                <w:rFonts w:ascii="DejaVu Sans" w:hAnsi="DejaVu Sans"/>
+                <w:sz w:val="12"/>
+              </w:rPr>
+              <w:t>0.700</w:t>
+            </w:r>
+          </w:p>
+        </w:tc>
+        <w:tc>
+          <w:tcPr>
+            <w:tcW w:type="dxa" w:w="2892"/>
             <w:vAlign w:val="center"/>
           </w:tcPr>
           <w:p>
@@ -5341,119 +3575,7 @@
                 <w:rFonts w:ascii="DejaVu Sans" w:hAnsi="DejaVu Sans"/>
                 <w:sz w:val="12"/>
               </w:rPr>
-              <w:t>+0.054 [+0.044, +0.063]</w:t>
-            </w:r>
-          </w:p>
-        </w:tc>
-      </w:tr>
-      <w:tr>
-        <w:tc>
-          <w:tcPr>
-            <w:tcW w:type="dxa" w:w="2410"/>
-            <w:vAlign w:val="center"/>
-          </w:tcPr>
-          <w:p>
-            <w:pPr>
-              <w:jc w:val="center"/>
-            </w:pPr>
-            <w:r>
-              <w:rPr>
-                <w:rFonts w:ascii="DejaVu Sans" w:hAnsi="DejaVu Sans"/>
-                <w:sz w:val="12"/>
-              </w:rPr>
-              <w:t>samrs_small_vehicle</w:t>
-            </w:r>
-          </w:p>
-        </w:tc>
-        <w:tc>
-          <w:tcPr>
-            <w:tcW w:type="dxa" w:w="2410"/>
-            <w:vAlign w:val="center"/>
-          </w:tcPr>
-          <w:p>
-            <w:pPr>
-              <w:jc w:val="center"/>
-            </w:pPr>
-            <w:r>
-              <w:rPr>
-                <w:rFonts w:ascii="DejaVu Sans" w:hAnsi="DejaVu Sans"/>
-                <w:sz w:val="12"/>
-              </w:rPr>
-              <w:t>SAM3</w:t>
-            </w:r>
-          </w:p>
-        </w:tc>
-        <w:tc>
-          <w:tcPr>
-            <w:tcW w:type="dxa" w:w="2410"/>
-            <w:vAlign w:val="center"/>
-          </w:tcPr>
-          <w:p>
-            <w:pPr>
-              <w:jc w:val="center"/>
-            </w:pPr>
-            <w:r>
-              <w:rPr>
-                <w:rFonts w:ascii="DejaVu Sans" w:hAnsi="DejaVu Sans"/>
-                <w:sz w:val="12"/>
-              </w:rPr>
-              <w:t>Yeniden SAM1</w:t>
-            </w:r>
-          </w:p>
-        </w:tc>
-        <w:tc>
-          <w:tcPr>
-            <w:tcW w:type="dxa" w:w="2410"/>
-            <w:vAlign w:val="center"/>
-            <w:shd w:fill="BED880"/>
-          </w:tcPr>
-          <w:p>
-            <w:pPr>
-              <w:jc w:val="center"/>
-            </w:pPr>
-            <w:r>
-              <w:rPr>
-                <w:rFonts w:ascii="DejaVu Sans" w:hAnsi="DejaVu Sans"/>
-                <w:sz w:val="12"/>
-              </w:rPr>
-              <w:t>0.707</w:t>
-            </w:r>
-          </w:p>
-        </w:tc>
-        <w:tc>
-          <w:tcPr>
-            <w:tcW w:type="dxa" w:w="2410"/>
-            <w:vAlign w:val="center"/>
-            <w:shd w:fill="BED880"/>
-          </w:tcPr>
-          <w:p>
-            <w:pPr>
-              <w:jc w:val="center"/>
-            </w:pPr>
-            <w:r>
-              <w:rPr>
-                <w:rFonts w:ascii="DejaVu Sans" w:hAnsi="DejaVu Sans"/>
-                <w:sz w:val="12"/>
-              </w:rPr>
-              <w:t>0.707</w:t>
-            </w:r>
-          </w:p>
-        </w:tc>
-        <w:tc>
-          <w:tcPr>
-            <w:tcW w:type="dxa" w:w="2410"/>
-            <w:vAlign w:val="center"/>
-          </w:tcPr>
-          <w:p>
-            <w:pPr>
-              <w:jc w:val="center"/>
-            </w:pPr>
-            <w:r>
-              <w:rPr>
-                <w:rFonts w:ascii="DejaVu Sans" w:hAnsi="DejaVu Sans"/>
-                <w:sz w:val="12"/>
-              </w:rPr>
-              <w:t>+0.000 [-0.000, +0.000]</w:t>
+              <w:t>+0.060</w:t>
             </w:r>
           </w:p>
         </w:tc>
@@ -5541,7 +3663,7 @@
                 <w:color w:val="FFFFFF"/>
                 <w:sz w:val="13"/>
               </w:rPr>
-              <w:t>Instance</w:t>
+              <w:t>Nesne Sayısı</w:t>
             </w:r>
           </w:p>
         </w:tc>
@@ -5561,7 +3683,7 @@
                 <w:rFonts w:ascii="DejaVu Sans" w:hAnsi="DejaVu Sans"/>
                 <w:sz w:val="12"/>
               </w:rPr>
-              <w:t>samrs_plane</w:t>
+              <w:t>SAMRS SOTA Plane</w:t>
             </w:r>
           </w:p>
         </w:tc>
@@ -5636,7 +3758,7 @@
                 <w:rFonts w:ascii="DejaVu Sans" w:hAnsi="DejaVu Sans"/>
                 <w:sz w:val="12"/>
               </w:rPr>
-              <w:t>samrs_small_vehicle</w:t>
+              <w:t>SAMRS SOTA Small Vehicle</w:t>
             </w:r>
           </w:p>
         </w:tc>
@@ -5715,7 +3837,20 @@
           <w:rFonts w:ascii="DejaVu Sans" w:hAnsi="DejaVu Sans"/>
           <w:sz w:val="18"/>
         </w:rPr>
-        <w:t>Çalışma iki remote-sensing veri ailesi ve iki hedef sınıfla sınırlıdır.</w:t>
+        <w:t>Çalışma iki DOTA kökenli anotasyon ürünü ve iki hedef sınıfla sınırlıdır; dört deney bağımsız veri replikasyonları değildir.</w:t>
+      </w:r>
+    </w:p>
+    <w:p>
+      <w:pPr>
+        <w:pStyle w:val="ListBullet"/>
+        <w:spacing w:after="60"/>
+      </w:pPr>
+      <w:r>
+        <w:rPr>
+          <w:rFonts w:ascii="DejaVu Sans" w:hAnsi="DejaVu Sans"/>
+          <w:sz w:val="18"/>
+        </w:rPr>
+        <w:t>512 görüntülük testlerin tamamı hedef-pozitif olarak seçilmiştir. Detector AP değerleri resmi, negatif görüntüler de içeren benchmark AP'si değil bu seçilmiş pozitif test kapsamının kontrol metriğidir.</w:t>
       </w:r>
     </w:p>
     <w:p>
@@ -5741,7 +3876,7 @@
           <w:rFonts w:ascii="DejaVu Sans" w:hAnsi="DejaVu Sans"/>
           <w:sz w:val="18"/>
         </w:rPr>
-        <w:t>Pseudo referanslar GT bbox ile üretildiği için localization hatası teacher tarafında kontrol edilmiştir; bu, yalnız maske sınırı kaynaklı affinity etkisini izole eder.</w:t>
+        <w:t>Pseudo referanslar insan/yayımlanmış anotasyon kutularından gelen GT bbox ile, YOLO aday maskeleri ise tahmin kutularıyla üretilmiştir. Bu nedenle ölçülen fark yalnız sınır stilini izole etmez; checkpoint kimliği, GT/YOLO kutu farkı, prompt hassasiyeti ve maske biçiminin ortak etkileşimidir. Deney tam otomatik pseudo-etiketleme hattı değildir.</w:t>
       </w:r>
     </w:p>
     <w:p>
@@ -5754,7 +3889,46 @@
           <w:rFonts w:ascii="DejaVu Sans" w:hAnsi="DejaVu Sans"/>
           <w:sz w:val="18"/>
         </w:rPr>
-        <w:t>YOLO yanlış pozitifleri detector mAP/precision/recall tablosunda ölçülür; instance maske ortalamasına sahte bir GT örneği olarak eklenmez.</w:t>
+        <w:t>Ana kendi-etiketi karşılaştırmaları ilk sonuçlar görüldükten sonra geliştirilmiş destekleyici analizlerdir; önceden kaydedilmiş doğrulayıcı test değildir ve çoklu karşılaştırma düzeltmesi uygulanmamıştır.</w:t>
+      </w:r>
+    </w:p>
+    <w:p>
+      <w:pPr>
+        <w:pStyle w:val="ListBullet"/>
+        <w:spacing w:after="60"/>
+      </w:pPr>
+      <w:r>
+        <w:rPr>
+          <w:rFonts w:ascii="DejaVu Sans" w:hAnsi="DejaVu Sans"/>
+          <w:sz w:val="18"/>
+        </w:rPr>
+        <w:t>Aynı-üretici etkisi aynı dondurulmuş SAM1/2/3 checkpoint'leri için ölçülmüştür. Farklı seed/checkpoint veya model ailesi düzeyinde genelleme bu çalışmada test edilmemiştir.</w:t>
+      </w:r>
+    </w:p>
+    <w:p>
+      <w:pPr>
+        <w:pStyle w:val="ListBullet"/>
+        <w:spacing w:after="60"/>
+      </w:pPr>
+      <w:r>
+        <w:rPr>
+          <w:rFonts w:ascii="DejaVu Sans" w:hAnsi="DejaVu Sans"/>
+          <w:sz w:val="18"/>
+        </w:rPr>
+        <w:t>YOLO yanlış pozitifleri detector mAP/precision/recall tablosunda ölçülür; instance maske ortalamasına sahte bir GT örneği olarak eklenmez. Bu nedenle maske tabloları tam uçtan uca instance-segmentation AP'si değildir.</w:t>
+      </w:r>
+    </w:p>
+    <w:p>
+      <w:pPr>
+        <w:pStyle w:val="ListBullet"/>
+        <w:spacing w:after="60"/>
+      </w:pPr>
+      <w:r>
+        <w:rPr>
+          <w:rFonts w:ascii="DejaVu Sans" w:hAnsi="DejaVu Sans"/>
+          <w:sz w:val="18"/>
+        </w:rPr>
+        <w:t>Her detector tek hedef sınıflıdır; bu nedenle detector mAP değeri o tek sınıfın AP değerine eşittir.</w:t>
       </w:r>
     </w:p>
     <w:sectPr>
